--- a/Aula4/Apostila_ES6_ECMAScript6.docx
+++ b/Aula4/Apostila_ES6_ECMAScript6.docx
@@ -351,6 +351,166 @@
             </w:rPr>
             <w:fldChar w:fldCharType="separate"/>
           </w:r>
+          <w:hyperlink w:anchor="__RefHeading___Toc1793_3484147082">
+            <w:r>
+              <w:rPr>
+                <w:rStyle w:val="Vnculodendice"/>
+              </w:rPr>
+              <w:t>0. Introdução ao JavaScript</w:t>
+              <w:tab/>
+              <w:t>3</w:t>
+            </w:r>
+          </w:hyperlink>
+        </w:p>
+        <w:p>
+          <w:pPr>
+            <w:pStyle w:val="TOC2"/>
+            <w:tabs>
+              <w:tab w:val="clear" w:pos="9063"/>
+              <w:tab w:val="right" w:pos="9345" w:leader="dot"/>
+            </w:tabs>
+            <w:rPr/>
+          </w:pPr>
+          <w:hyperlink w:anchor="__RefHeading___Toc1795_3484147082">
+            <w:r>
+              <w:rPr>
+                <w:rStyle w:val="Vnculodendice"/>
+              </w:rPr>
+              <w:t>0.1. O que é JavaScript?</w:t>
+              <w:tab/>
+              <w:t>3</w:t>
+            </w:r>
+          </w:hyperlink>
+        </w:p>
+        <w:p>
+          <w:pPr>
+            <w:pStyle w:val="TOC2"/>
+            <w:tabs>
+              <w:tab w:val="clear" w:pos="9063"/>
+              <w:tab w:val="right" w:pos="9345" w:leader="dot"/>
+            </w:tabs>
+            <w:rPr/>
+          </w:pPr>
+          <w:hyperlink w:anchor="__RefHeading___Toc1797_3484147082">
+            <w:r>
+              <w:rPr>
+                <w:rStyle w:val="Vnculodendice"/>
+              </w:rPr>
+              <w:t>0.2. Para que serve o JavaScript?</w:t>
+              <w:tab/>
+              <w:t>3</w:t>
+            </w:r>
+          </w:hyperlink>
+        </w:p>
+        <w:p>
+          <w:pPr>
+            <w:pStyle w:val="TOC2"/>
+            <w:tabs>
+              <w:tab w:val="clear" w:pos="9063"/>
+              <w:tab w:val="right" w:pos="9345" w:leader="dot"/>
+            </w:tabs>
+            <w:rPr/>
+          </w:pPr>
+          <w:hyperlink w:anchor="__RefHeading___Toc1799_3484147082">
+            <w:r>
+              <w:rPr>
+                <w:rStyle w:val="Vnculodendice"/>
+              </w:rPr>
+              <w:t>0.3. Como o JavaScript funciona no browser?</w:t>
+              <w:tab/>
+              <w:t>4</w:t>
+            </w:r>
+          </w:hyperlink>
+        </w:p>
+        <w:p>
+          <w:pPr>
+            <w:pStyle w:val="TOC2"/>
+            <w:tabs>
+              <w:tab w:val="clear" w:pos="9063"/>
+              <w:tab w:val="right" w:pos="9345" w:leader="dot"/>
+            </w:tabs>
+            <w:rPr/>
+          </w:pPr>
+          <w:hyperlink w:anchor="__RefHeading___Toc1801_3484147082">
+            <w:r>
+              <w:rPr>
+                <w:rStyle w:val="Vnculodendice"/>
+              </w:rPr>
+              <w:t>0.4. Tipos de dados básicos</w:t>
+              <w:tab/>
+              <w:t>4</w:t>
+            </w:r>
+          </w:hyperlink>
+        </w:p>
+        <w:p>
+          <w:pPr>
+            <w:pStyle w:val="TOC2"/>
+            <w:tabs>
+              <w:tab w:val="clear" w:pos="9063"/>
+              <w:tab w:val="right" w:pos="9345" w:leader="dot"/>
+            </w:tabs>
+            <w:rPr/>
+          </w:pPr>
+          <w:hyperlink w:anchor="__RefHeading___Toc1803_3484147082">
+            <w:r>
+              <w:rPr>
+                <w:rStyle w:val="Vnculodendice"/>
+              </w:rPr>
+              <w:t>0.5. Funções — o coração do JavaScript</w:t>
+              <w:tab/>
+              <w:t>5</w:t>
+            </w:r>
+          </w:hyperlink>
+        </w:p>
+        <w:p>
+          <w:pPr>
+            <w:pStyle w:val="TOC2"/>
+            <w:tabs>
+              <w:tab w:val="clear" w:pos="9063"/>
+              <w:tab w:val="right" w:pos="9345" w:leader="dot"/>
+            </w:tabs>
+            <w:rPr/>
+          </w:pPr>
+          <w:hyperlink w:anchor="__RefHeading___Toc1805_3484147082">
+            <w:r>
+              <w:rPr>
+                <w:rStyle w:val="Vnculodendice"/>
+              </w:rPr>
+              <w:t>0.6. Escopo — onde as variáveis vivem</w:t>
+              <w:tab/>
+              <w:t>5</w:t>
+            </w:r>
+          </w:hyperlink>
+        </w:p>
+        <w:p>
+          <w:pPr>
+            <w:pStyle w:val="TOC2"/>
+            <w:tabs>
+              <w:tab w:val="clear" w:pos="9063"/>
+              <w:tab w:val="right" w:pos="9345" w:leader="dot"/>
+            </w:tabs>
+            <w:rPr/>
+          </w:pPr>
+          <w:hyperlink w:anchor="__RefHeading___Toc1807_3484147082">
+            <w:r>
+              <w:rPr>
+                <w:rStyle w:val="Vnculodendice"/>
+              </w:rPr>
+              <w:t>0.7. JavaScript no contexto do projeto Tech Store</w:t>
+              <w:tab/>
+              <w:t>6</w:t>
+            </w:r>
+          </w:hyperlink>
+        </w:p>
+        <w:p>
+          <w:pPr>
+            <w:pStyle w:val="TOC1"/>
+            <w:tabs>
+              <w:tab w:val="clear" w:pos="9346"/>
+              <w:tab w:val="right" w:pos="9345" w:leader="dot"/>
+            </w:tabs>
+            <w:rPr/>
+          </w:pPr>
           <w:hyperlink w:anchor="__RefHeading___Toc3524_503637031">
             <w:r>
               <w:rPr>
@@ -358,7 +518,7 @@
               </w:rPr>
               <w:t>1. O que é ECMAScript?</w:t>
               <w:tab/>
-              <w:t>3</w:t>
+              <w:t>7</w:t>
             </w:r>
           </w:hyperlink>
         </w:p>
@@ -378,7 +538,7 @@
               </w:rPr>
               <w:t>2. Histórico e Evolução do JavaScript</w:t>
               <w:tab/>
-              <w:t>3</w:t>
+              <w:t>7</w:t>
             </w:r>
           </w:hyperlink>
         </w:p>
@@ -398,7 +558,7 @@
               </w:rPr>
               <w:t>3. Por que o ES6 foi um marco?</w:t>
               <w:tab/>
-              <w:t>4</w:t>
+              <w:t>8</w:t>
             </w:r>
           </w:hyperlink>
         </w:p>
@@ -418,7 +578,7 @@
               </w:rPr>
               <w:t>4. Let e Const — Declaração de Variáveis</w:t>
               <w:tab/>
-              <w:t>5</w:t>
+              <w:t>9</w:t>
             </w:r>
           </w:hyperlink>
         </w:p>
@@ -438,7 +598,7 @@
               </w:rPr>
               <w:t>4.1. O Problema do var</w:t>
               <w:tab/>
-              <w:t>5</w:t>
+              <w:t>9</w:t>
             </w:r>
           </w:hyperlink>
         </w:p>
@@ -458,7 +618,7 @@
               </w:rPr>
               <w:t>4.2. Usando let</w:t>
               <w:tab/>
-              <w:t>5</w:t>
+              <w:t>9</w:t>
             </w:r>
           </w:hyperlink>
         </w:p>
@@ -478,7 +638,7 @@
               </w:rPr>
               <w:t>4.3. Usando const</w:t>
               <w:tab/>
-              <w:t>5</w:t>
+              <w:t>9</w:t>
             </w:r>
           </w:hyperlink>
         </w:p>
@@ -498,7 +658,7 @@
               </w:rPr>
               <w:t>5. Arrow Functions</w:t>
               <w:tab/>
-              <w:t>7</w:t>
+              <w:t>11</w:t>
             </w:r>
           </w:hyperlink>
         </w:p>
@@ -518,7 +678,7 @@
               </w:rPr>
               <w:t>5.1. Sintaxe</w:t>
               <w:tab/>
-              <w:t>7</w:t>
+              <w:t>11</w:t>
             </w:r>
           </w:hyperlink>
         </w:p>
@@ -538,7 +698,7 @@
               </w:rPr>
               <w:t>5.2. Diferença do this</w:t>
               <w:tab/>
-              <w:t>7</w:t>
+              <w:t>11</w:t>
             </w:r>
           </w:hyperlink>
         </w:p>
@@ -558,7 +718,7 @@
               </w:rPr>
               <w:t>5.3. Arrow Functions com Arrays</w:t>
               <w:tab/>
-              <w:t>8</w:t>
+              <w:t>12</w:t>
             </w:r>
           </w:hyperlink>
         </w:p>
@@ -578,7 +738,7 @@
               </w:rPr>
               <w:t>6. Template Literals</w:t>
               <w:tab/>
-              <w:t>9</w:t>
+              <w:t>13</w:t>
             </w:r>
           </w:hyperlink>
         </w:p>
@@ -598,7 +758,7 @@
               </w:rPr>
               <w:t>7. Desestruturação (Destructuring)</w:t>
               <w:tab/>
-              <w:t>10</w:t>
+              <w:t>14</w:t>
             </w:r>
           </w:hyperlink>
         </w:p>
@@ -618,7 +778,7 @@
               </w:rPr>
               <w:t>7.1. Desestruturação de Objetos</w:t>
               <w:tab/>
-              <w:t>10</w:t>
+              <w:t>14</w:t>
             </w:r>
           </w:hyperlink>
         </w:p>
@@ -638,7 +798,7 @@
               </w:rPr>
               <w:t>7.2. Desestruturação de Arrays</w:t>
               <w:tab/>
-              <w:t>10</w:t>
+              <w:t>14</w:t>
             </w:r>
           </w:hyperlink>
         </w:p>
@@ -658,7 +818,7 @@
               </w:rPr>
               <w:t>8. Parâmetros Padrão (Default Parameters)</w:t>
               <w:tab/>
-              <w:t>12</w:t>
+              <w:t>16</w:t>
             </w:r>
           </w:hyperlink>
         </w:p>
@@ -678,7 +838,7 @@
               </w:rPr>
               <w:t>9. Operador Rest e Spread</w:t>
               <w:tab/>
-              <w:t>12</w:t>
+              <w:t>16</w:t>
             </w:r>
           </w:hyperlink>
         </w:p>
@@ -698,7 +858,7 @@
               </w:rPr>
               <w:t>9.1. Rest Parameters</w:t>
               <w:tab/>
-              <w:t>12</w:t>
+              <w:t>16</w:t>
             </w:r>
           </w:hyperlink>
         </w:p>
@@ -718,7 +878,7 @@
               </w:rPr>
               <w:t>9.2. Spread Operator</w:t>
               <w:tab/>
-              <w:t>13</w:t>
+              <w:t>17</w:t>
             </w:r>
           </w:hyperlink>
         </w:p>
@@ -738,7 +898,7 @@
               </w:rPr>
               <w:t>10. Módulos (import / export)</w:t>
               <w:tab/>
-              <w:t>14</w:t>
+              <w:t>18</w:t>
             </w:r>
           </w:hyperlink>
         </w:p>
@@ -758,7 +918,7 @@
               </w:rPr>
               <w:t>10.1. Exportando</w:t>
               <w:tab/>
-              <w:t>14</w:t>
+              <w:t>18</w:t>
             </w:r>
           </w:hyperlink>
         </w:p>
@@ -778,7 +938,7 @@
               </w:rPr>
               <w:t>10.2. Importando</w:t>
               <w:tab/>
-              <w:t>14</w:t>
+              <w:t>18</w:t>
             </w:r>
           </w:hyperlink>
         </w:p>
@@ -798,7 +958,7 @@
               </w:rPr>
               <w:t>11. Classes</w:t>
               <w:tab/>
-              <w:t>16</w:t>
+              <w:t>20</w:t>
             </w:r>
           </w:hyperlink>
         </w:p>
@@ -818,7 +978,7 @@
               </w:rPr>
               <w:t>12. Promises</w:t>
               <w:tab/>
-              <w:t>18</w:t>
+              <w:t>22</w:t>
             </w:r>
           </w:hyperlink>
         </w:p>
@@ -838,7 +998,7 @@
               </w:rPr>
               <w:t>12.1. Estados de uma Promise</w:t>
               <w:tab/>
-              <w:t>18</w:t>
+              <w:t>22</w:t>
             </w:r>
           </w:hyperlink>
         </w:p>
@@ -858,7 +1018,7 @@
               </w:rPr>
               <w:t>12.2. Criando e Consumindo Promises</w:t>
               <w:tab/>
-              <w:t>18</w:t>
+              <w:t>22</w:t>
             </w:r>
           </w:hyperlink>
         </w:p>
@@ -878,7 +1038,7 @@
               </w:rPr>
               <w:t>12.3. Async / Await (ES2017 — baseado em Promises)</w:t>
               <w:tab/>
-              <w:t>19</w:t>
+              <w:t>23</w:t>
             </w:r>
           </w:hyperlink>
         </w:p>
@@ -898,7 +1058,7 @@
               </w:rPr>
               <w:t>13. Iteradores e Generators</w:t>
               <w:tab/>
-              <w:t>20</w:t>
+              <w:t>24</w:t>
             </w:r>
           </w:hyperlink>
         </w:p>
@@ -918,7 +1078,7 @@
               </w:rPr>
               <w:t>13.1. for...of</w:t>
               <w:tab/>
-              <w:t>20</w:t>
+              <w:t>24</w:t>
             </w:r>
           </w:hyperlink>
         </w:p>
@@ -938,7 +1098,7 @@
               </w:rPr>
               <w:t>13.2. Generator Functions</w:t>
               <w:tab/>
-              <w:t>20</w:t>
+              <w:t>24</w:t>
             </w:r>
           </w:hyperlink>
         </w:p>
@@ -958,7 +1118,7 @@
               </w:rPr>
               <w:t>14. Map e Set</w:t>
               <w:tab/>
-              <w:t>21</w:t>
+              <w:t>25</w:t>
             </w:r>
           </w:hyperlink>
         </w:p>
@@ -978,7 +1138,7 @@
               </w:rPr>
               <w:t>14.1. Map</w:t>
               <w:tab/>
-              <w:t>21</w:t>
+              <w:t>25</w:t>
             </w:r>
           </w:hyperlink>
         </w:p>
@@ -998,7 +1158,7 @@
               </w:rPr>
               <w:t>14.2. Set</w:t>
               <w:tab/>
-              <w:t>21</w:t>
+              <w:t>25</w:t>
             </w:r>
           </w:hyperlink>
         </w:p>
@@ -1018,7 +1178,7 @@
               </w:rPr>
               <w:t>15. Symbol</w:t>
               <w:tab/>
-              <w:t>23</w:t>
+              <w:t>27</w:t>
             </w:r>
           </w:hyperlink>
         </w:p>
@@ -1038,7 +1198,7 @@
               </w:rPr>
               <w:t>16. Proxy e Reflect</w:t>
               <w:tab/>
-              <w:t>23</w:t>
+              <w:t>27</w:t>
             </w:r>
           </w:hyperlink>
         </w:p>
@@ -1058,7 +1218,7 @@
               </w:rPr>
               <w:t>18. Exercícios Práticos</w:t>
               <w:tab/>
-              <w:t>25</w:t>
+              <w:t>29</w:t>
             </w:r>
           </w:hyperlink>
         </w:p>
@@ -1078,7 +1238,7 @@
               </w:rPr>
               <w:t>20. Referências e Leituras Complementares</w:t>
               <w:tab/>
-              <w:t>26</w:t>
+              <w:t>30</w:t>
             </w:r>
           </w:hyperlink>
         </w:p>
@@ -1098,7 +1258,7 @@
               </w:rPr>
               <w:t>Documentação Oficial</w:t>
               <w:tab/>
-              <w:t>26</w:t>
+              <w:t>30</w:t>
             </w:r>
           </w:hyperlink>
         </w:p>
@@ -1118,7 +1278,7 @@
               </w:rPr>
               <w:t>Livros Recomendados</w:t>
               <w:tab/>
-              <w:t>26</w:t>
+              <w:t>30</w:t>
             </w:r>
           </w:hyperlink>
         </w:p>
@@ -1138,7 +1298,7 @@
               </w:rPr>
               <w:t>Ferramentas e Ambientes de Prática</w:t>
               <w:tab/>
-              <w:t>26</w:t>
+              <w:t>30</w:t>
             </w:r>
           </w:hyperlink>
         </w:p>
@@ -1158,7 +1318,7 @@
               </w:rPr>
               <w:t>Cursos e Tutoriais Online</w:t>
               <w:tab/>
-              <w:t>26</w:t>
+              <w:t>30</w:t>
             </w:r>
           </w:hyperlink>
           <w:r>
@@ -1187,6 +1347,2927 @@
         </w:rPr>
       </w:pPr>
       <w:r>
+        <w:rPr>
+          <w:rFonts w:eastAsia="Arial" w:cs="Arial"/>
+          <w:b/>
+          <w:bCs/>
+          <w:color w:val="1A3A5C"/>
+          <w:sz w:val="36"/>
+          <w:szCs w:val="36"/>
+        </w:rPr>
+      </w:r>
+      <w:r>
+        <w:br w:type="page"/>
+      </w:r>
+    </w:p>
+    <w:p>
+      <w:pPr>
+        <w:pStyle w:val="Heading1"/>
+        <w:pBdr>
+          <w:bottom w:val="single" w:sz="8" w:space="4" w:color="2E75B6"/>
+        </w:pBdr>
+        <w:spacing w:before="0" w:after="200"/>
+        <w:rPr/>
+      </w:pPr>
+      <w:bookmarkStart w:id="0" w:name="__RefHeading___Toc1793_3484147082"/>
+      <w:bookmarkEnd w:id="0"/>
+      <w:r>
+        <w:rPr>
+          <w:rFonts w:eastAsia="Arial" w:cs="Arial"/>
+          <w:b/>
+          <w:bCs/>
+          <w:color w:val="1A3A5C"/>
+          <w:sz w:val="36"/>
+          <w:szCs w:val="36"/>
+        </w:rPr>
+        <w:t>0. Introdução ao JavaScript</w:t>
+      </w:r>
+    </w:p>
+    <w:p>
+      <w:pPr>
+        <w:pStyle w:val="Normal"/>
+        <w:spacing w:before="120" w:after="120"/>
+        <w:rPr/>
+      </w:pPr>
+      <w:r>
+        <w:rPr>
+          <w:rFonts w:eastAsia="Arial" w:cs="Arial"/>
+          <w:sz w:val="22"/>
+          <w:szCs w:val="22"/>
+        </w:rPr>
+        <w:t xml:space="preserve">Antes de </w:t>
+      </w:r>
+      <w:r>
+        <w:rPr>
+          <w:rFonts w:eastAsia="Arial" w:cs="Arial"/>
+          <w:sz w:val="22"/>
+          <w:szCs w:val="22"/>
+        </w:rPr>
+        <w:t>ver as novidades do</w:t>
+      </w:r>
+      <w:r>
+        <w:rPr>
+          <w:rFonts w:eastAsia="Arial" w:cs="Arial"/>
+          <w:sz w:val="22"/>
+          <w:szCs w:val="22"/>
+        </w:rPr>
+        <w:t xml:space="preserve"> ECMAScript 6, é essencial entender o que é o JavaScript, como ele funciona e por que se tornou a linguagem mais utilizada no desenvolvimento web moderno.</w:t>
+      </w:r>
+    </w:p>
+    <w:p>
+      <w:pPr>
+        <w:pStyle w:val="Normal"/>
+        <w:spacing w:before="100" w:after="0"/>
+        <w:rPr/>
+      </w:pPr>
+      <w:r>
+        <w:rPr/>
+      </w:r>
+    </w:p>
+    <w:p>
+      <w:pPr>
+        <w:pStyle w:val="Heading2"/>
+        <w:spacing w:before="300" w:after="150"/>
+        <w:rPr/>
+      </w:pPr>
+      <w:bookmarkStart w:id="1" w:name="__RefHeading___Toc1795_3484147082"/>
+      <w:bookmarkEnd w:id="1"/>
+      <w:r>
+        <w:rPr>
+          <w:rFonts w:eastAsia="Arial" w:cs="Arial"/>
+          <w:b/>
+          <w:bCs/>
+          <w:color w:val="2E75B6"/>
+          <w:sz w:val="28"/>
+          <w:szCs w:val="28"/>
+        </w:rPr>
+        <w:t>0.1. O que é JavaScript?</w:t>
+      </w:r>
+    </w:p>
+    <w:p>
+      <w:pPr>
+        <w:pStyle w:val="Normal"/>
+        <w:spacing w:before="120" w:after="120"/>
+        <w:rPr/>
+      </w:pPr>
+      <w:r>
+        <w:rPr>
+          <w:rFonts w:eastAsia="Arial" w:cs="Arial"/>
+          <w:sz w:val="22"/>
+          <w:szCs w:val="22"/>
+        </w:rPr>
+        <w:t>JavaScript é uma linguagem de programação interpretada, de alto nível e dinamicamente tipada, criada originalmente para rodar no navegador e dar interatividade às páginas web. Hoje, com o Node.js, ela também é amplamente usada no lado do servidor.</w:t>
+      </w:r>
+    </w:p>
+    <w:p>
+      <w:pPr>
+        <w:pStyle w:val="Normal"/>
+        <w:spacing w:before="100" w:after="0"/>
+        <w:rPr/>
+      </w:pPr>
+      <w:r>
+        <w:rPr/>
+      </w:r>
+    </w:p>
+    <w:tbl>
+      <w:tblPr>
+        <w:tblW w:w="9026" w:type="dxa"/>
+        <w:jc w:val="left"/>
+        <w:tblInd w:w="0" w:type="dxa"/>
+        <w:tblLayout w:type="fixed"/>
+        <w:tblCellMar>
+          <w:top w:w="80" w:type="dxa"/>
+          <w:left w:w="120" w:type="dxa"/>
+          <w:bottom w:w="80" w:type="dxa"/>
+          <w:right w:w="120" w:type="dxa"/>
+        </w:tblCellMar>
+      </w:tblPr>
+      <w:tblGrid>
+        <w:gridCol w:w="3000"/>
+        <w:gridCol w:w="6025"/>
+      </w:tblGrid>
+      <w:tr>
+        <w:trPr>
+          <w:tblHeader w:val="true"/>
+        </w:trPr>
+        <w:tc>
+          <w:tcPr>
+            <w:tcW w:w="3000" w:type="dxa"/>
+            <w:tcBorders>
+              <w:top w:val="single" w:sz="2" w:space="0" w:color="2E75B6"/>
+              <w:left w:val="single" w:sz="2" w:space="0" w:color="2E75B6"/>
+              <w:bottom w:val="single" w:sz="2" w:space="0" w:color="2E75B6"/>
+              <w:right w:val="single" w:sz="2" w:space="0" w:color="2E75B6"/>
+            </w:tcBorders>
+            <w:shd w:fill="2E75B6" w:val="clear"/>
+          </w:tcPr>
+          <w:p>
+            <w:pPr>
+              <w:pStyle w:val="Normal"/>
+              <w:rPr/>
+            </w:pPr>
+            <w:r>
+              <w:rPr>
+                <w:rFonts w:eastAsia="Arial" w:cs="Arial"/>
+                <w:b/>
+                <w:bCs/>
+                <w:color w:val="FFFFFF"/>
+                <w:sz w:val="22"/>
+                <w:szCs w:val="22"/>
+              </w:rPr>
+              <w:t>Característica</w:t>
+            </w:r>
+          </w:p>
+        </w:tc>
+        <w:tc>
+          <w:tcPr>
+            <w:tcW w:w="6025" w:type="dxa"/>
+            <w:tcBorders>
+              <w:top w:val="single" w:sz="2" w:space="0" w:color="2E75B6"/>
+              <w:left w:val="single" w:sz="2" w:space="0" w:color="2E75B6"/>
+              <w:bottom w:val="single" w:sz="2" w:space="0" w:color="2E75B6"/>
+              <w:right w:val="single" w:sz="2" w:space="0" w:color="2E75B6"/>
+            </w:tcBorders>
+            <w:shd w:fill="2E75B6" w:val="clear"/>
+          </w:tcPr>
+          <w:p>
+            <w:pPr>
+              <w:pStyle w:val="Normal"/>
+              <w:rPr/>
+            </w:pPr>
+            <w:r>
+              <w:rPr>
+                <w:rFonts w:eastAsia="Arial" w:cs="Arial"/>
+                <w:b/>
+                <w:bCs/>
+                <w:color w:val="FFFFFF"/>
+                <w:sz w:val="22"/>
+                <w:szCs w:val="22"/>
+              </w:rPr>
+              <w:t>Descrição</w:t>
+            </w:r>
+          </w:p>
+        </w:tc>
+      </w:tr>
+      <w:tr>
+        <w:trPr/>
+        <w:tc>
+          <w:tcPr>
+            <w:tcW w:w="3000" w:type="dxa"/>
+            <w:tcBorders>
+              <w:top w:val="single" w:sz="2" w:space="0" w:color="2E75B6"/>
+              <w:left w:val="single" w:sz="2" w:space="0" w:color="2E75B6"/>
+              <w:bottom w:val="single" w:sz="2" w:space="0" w:color="2E75B6"/>
+              <w:right w:val="single" w:sz="2" w:space="0" w:color="2E75B6"/>
+            </w:tcBorders>
+            <w:shd w:fill="F5F5F5" w:val="clear"/>
+          </w:tcPr>
+          <w:p>
+            <w:pPr>
+              <w:pStyle w:val="Normal"/>
+              <w:rPr/>
+            </w:pPr>
+            <w:r>
+              <w:rPr>
+                <w:rFonts w:eastAsia="Arial" w:cs="Arial"/>
+                <w:b/>
+                <w:bCs/>
+                <w:sz w:val="22"/>
+                <w:szCs w:val="22"/>
+              </w:rPr>
+              <w:t>Criada em</w:t>
+            </w:r>
+          </w:p>
+        </w:tc>
+        <w:tc>
+          <w:tcPr>
+            <w:tcW w:w="6025" w:type="dxa"/>
+            <w:tcBorders>
+              <w:top w:val="single" w:sz="2" w:space="0" w:color="2E75B6"/>
+              <w:left w:val="single" w:sz="2" w:space="0" w:color="2E75B6"/>
+              <w:bottom w:val="single" w:sz="2" w:space="0" w:color="2E75B6"/>
+              <w:right w:val="single" w:sz="2" w:space="0" w:color="2E75B6"/>
+            </w:tcBorders>
+            <w:shd w:fill="F5F5F5" w:val="clear"/>
+          </w:tcPr>
+          <w:p>
+            <w:pPr>
+              <w:pStyle w:val="Normal"/>
+              <w:rPr/>
+            </w:pPr>
+            <w:r>
+              <w:rPr>
+                <w:rFonts w:eastAsia="Arial" w:cs="Arial"/>
+                <w:sz w:val="22"/>
+                <w:szCs w:val="22"/>
+              </w:rPr>
+              <w:t>1995, por Brendan Eich, na Netscape — em apenas 10 dias</w:t>
+            </w:r>
+          </w:p>
+        </w:tc>
+      </w:tr>
+      <w:tr>
+        <w:trPr/>
+        <w:tc>
+          <w:tcPr>
+            <w:tcW w:w="3000" w:type="dxa"/>
+            <w:tcBorders>
+              <w:top w:val="single" w:sz="2" w:space="0" w:color="2E75B6"/>
+              <w:left w:val="single" w:sz="2" w:space="0" w:color="2E75B6"/>
+              <w:bottom w:val="single" w:sz="2" w:space="0" w:color="2E75B6"/>
+              <w:right w:val="single" w:sz="2" w:space="0" w:color="2E75B6"/>
+            </w:tcBorders>
+            <w:shd w:fill="FFFFFF" w:val="clear"/>
+          </w:tcPr>
+          <w:p>
+            <w:pPr>
+              <w:pStyle w:val="Normal"/>
+              <w:rPr/>
+            </w:pPr>
+            <w:r>
+              <w:rPr>
+                <w:rFonts w:eastAsia="Arial" w:cs="Arial"/>
+                <w:b/>
+                <w:bCs/>
+                <w:sz w:val="22"/>
+                <w:szCs w:val="22"/>
+              </w:rPr>
+              <w:t>Paradigma</w:t>
+            </w:r>
+          </w:p>
+        </w:tc>
+        <w:tc>
+          <w:tcPr>
+            <w:tcW w:w="6025" w:type="dxa"/>
+            <w:tcBorders>
+              <w:top w:val="single" w:sz="2" w:space="0" w:color="2E75B6"/>
+              <w:left w:val="single" w:sz="2" w:space="0" w:color="2E75B6"/>
+              <w:bottom w:val="single" w:sz="2" w:space="0" w:color="2E75B6"/>
+              <w:right w:val="single" w:sz="2" w:space="0" w:color="2E75B6"/>
+            </w:tcBorders>
+            <w:shd w:fill="FFFFFF" w:val="clear"/>
+          </w:tcPr>
+          <w:p>
+            <w:pPr>
+              <w:pStyle w:val="Normal"/>
+              <w:rPr/>
+            </w:pPr>
+            <w:r>
+              <w:rPr>
+                <w:rFonts w:eastAsia="Arial" w:cs="Arial"/>
+                <w:sz w:val="22"/>
+                <w:szCs w:val="22"/>
+              </w:rPr>
+              <w:t>Multi-paradigma: imperativa, orientada a objetos, funcional</w:t>
+            </w:r>
+          </w:p>
+        </w:tc>
+      </w:tr>
+      <w:tr>
+        <w:trPr/>
+        <w:tc>
+          <w:tcPr>
+            <w:tcW w:w="3000" w:type="dxa"/>
+            <w:tcBorders>
+              <w:top w:val="single" w:sz="2" w:space="0" w:color="2E75B6"/>
+              <w:left w:val="single" w:sz="2" w:space="0" w:color="2E75B6"/>
+              <w:bottom w:val="single" w:sz="2" w:space="0" w:color="2E75B6"/>
+              <w:right w:val="single" w:sz="2" w:space="0" w:color="2E75B6"/>
+            </w:tcBorders>
+            <w:shd w:fill="F5F5F5" w:val="clear"/>
+          </w:tcPr>
+          <w:p>
+            <w:pPr>
+              <w:pStyle w:val="Normal"/>
+              <w:rPr/>
+            </w:pPr>
+            <w:r>
+              <w:rPr>
+                <w:rFonts w:eastAsia="Arial" w:cs="Arial"/>
+                <w:b/>
+                <w:bCs/>
+                <w:sz w:val="22"/>
+                <w:szCs w:val="22"/>
+              </w:rPr>
+              <w:t>Tipagem</w:t>
+            </w:r>
+          </w:p>
+        </w:tc>
+        <w:tc>
+          <w:tcPr>
+            <w:tcW w:w="6025" w:type="dxa"/>
+            <w:tcBorders>
+              <w:top w:val="single" w:sz="2" w:space="0" w:color="2E75B6"/>
+              <w:left w:val="single" w:sz="2" w:space="0" w:color="2E75B6"/>
+              <w:bottom w:val="single" w:sz="2" w:space="0" w:color="2E75B6"/>
+              <w:right w:val="single" w:sz="2" w:space="0" w:color="2E75B6"/>
+            </w:tcBorders>
+            <w:shd w:fill="F5F5F5" w:val="clear"/>
+          </w:tcPr>
+          <w:p>
+            <w:pPr>
+              <w:pStyle w:val="Normal"/>
+              <w:rPr/>
+            </w:pPr>
+            <w:r>
+              <w:rPr>
+                <w:rFonts w:eastAsia="Arial" w:cs="Arial"/>
+                <w:sz w:val="22"/>
+                <w:szCs w:val="22"/>
+              </w:rPr>
+              <w:t>Dinâmica e fraca — o tipo da variável pode mudar em tempo de execução</w:t>
+            </w:r>
+          </w:p>
+        </w:tc>
+      </w:tr>
+      <w:tr>
+        <w:trPr/>
+        <w:tc>
+          <w:tcPr>
+            <w:tcW w:w="3000" w:type="dxa"/>
+            <w:tcBorders>
+              <w:top w:val="single" w:sz="2" w:space="0" w:color="2E75B6"/>
+              <w:left w:val="single" w:sz="2" w:space="0" w:color="2E75B6"/>
+              <w:bottom w:val="single" w:sz="2" w:space="0" w:color="2E75B6"/>
+              <w:right w:val="single" w:sz="2" w:space="0" w:color="2E75B6"/>
+            </w:tcBorders>
+            <w:shd w:fill="FFFFFF" w:val="clear"/>
+          </w:tcPr>
+          <w:p>
+            <w:pPr>
+              <w:pStyle w:val="Normal"/>
+              <w:rPr/>
+            </w:pPr>
+            <w:r>
+              <w:rPr>
+                <w:rFonts w:eastAsia="Arial" w:cs="Arial"/>
+                <w:b/>
+                <w:bCs/>
+                <w:sz w:val="22"/>
+                <w:szCs w:val="22"/>
+              </w:rPr>
+              <w:t>Execução</w:t>
+            </w:r>
+          </w:p>
+        </w:tc>
+        <w:tc>
+          <w:tcPr>
+            <w:tcW w:w="6025" w:type="dxa"/>
+            <w:tcBorders>
+              <w:top w:val="single" w:sz="2" w:space="0" w:color="2E75B6"/>
+              <w:left w:val="single" w:sz="2" w:space="0" w:color="2E75B6"/>
+              <w:bottom w:val="single" w:sz="2" w:space="0" w:color="2E75B6"/>
+              <w:right w:val="single" w:sz="2" w:space="0" w:color="2E75B6"/>
+            </w:tcBorders>
+            <w:shd w:fill="FFFFFF" w:val="clear"/>
+          </w:tcPr>
+          <w:p>
+            <w:pPr>
+              <w:pStyle w:val="Normal"/>
+              <w:rPr/>
+            </w:pPr>
+            <w:r>
+              <w:rPr>
+                <w:rFonts w:eastAsia="Arial" w:cs="Arial"/>
+                <w:sz w:val="22"/>
+                <w:szCs w:val="22"/>
+              </w:rPr>
+              <w:t>Interpretada — o browser ou o Node.js executa o código diretamente</w:t>
+            </w:r>
+          </w:p>
+        </w:tc>
+      </w:tr>
+      <w:tr>
+        <w:trPr/>
+        <w:tc>
+          <w:tcPr>
+            <w:tcW w:w="3000" w:type="dxa"/>
+            <w:tcBorders>
+              <w:top w:val="single" w:sz="2" w:space="0" w:color="2E75B6"/>
+              <w:left w:val="single" w:sz="2" w:space="0" w:color="2E75B6"/>
+              <w:bottom w:val="single" w:sz="2" w:space="0" w:color="2E75B6"/>
+              <w:right w:val="single" w:sz="2" w:space="0" w:color="2E75B6"/>
+            </w:tcBorders>
+            <w:shd w:fill="F5F5F5" w:val="clear"/>
+          </w:tcPr>
+          <w:p>
+            <w:pPr>
+              <w:pStyle w:val="Normal"/>
+              <w:rPr/>
+            </w:pPr>
+            <w:r>
+              <w:rPr>
+                <w:rFonts w:eastAsia="Arial" w:cs="Arial"/>
+                <w:b/>
+                <w:bCs/>
+                <w:sz w:val="22"/>
+                <w:szCs w:val="22"/>
+              </w:rPr>
+              <w:t>Ambiente</w:t>
+            </w:r>
+          </w:p>
+        </w:tc>
+        <w:tc>
+          <w:tcPr>
+            <w:tcW w:w="6025" w:type="dxa"/>
+            <w:tcBorders>
+              <w:top w:val="single" w:sz="2" w:space="0" w:color="2E75B6"/>
+              <w:left w:val="single" w:sz="2" w:space="0" w:color="2E75B6"/>
+              <w:bottom w:val="single" w:sz="2" w:space="0" w:color="2E75B6"/>
+              <w:right w:val="single" w:sz="2" w:space="0" w:color="2E75B6"/>
+            </w:tcBorders>
+            <w:shd w:fill="F5F5F5" w:val="clear"/>
+          </w:tcPr>
+          <w:p>
+            <w:pPr>
+              <w:pStyle w:val="Normal"/>
+              <w:rPr/>
+            </w:pPr>
+            <w:r>
+              <w:rPr>
+                <w:rFonts w:eastAsia="Arial" w:cs="Arial"/>
+                <w:sz w:val="22"/>
+                <w:szCs w:val="22"/>
+              </w:rPr>
+              <w:t>Browser (front-end) e servidor via Node.js (back-end)</w:t>
+            </w:r>
+          </w:p>
+        </w:tc>
+      </w:tr>
+      <w:tr>
+        <w:trPr/>
+        <w:tc>
+          <w:tcPr>
+            <w:tcW w:w="3000" w:type="dxa"/>
+            <w:tcBorders>
+              <w:top w:val="single" w:sz="2" w:space="0" w:color="2E75B6"/>
+              <w:left w:val="single" w:sz="2" w:space="0" w:color="2E75B6"/>
+              <w:bottom w:val="single" w:sz="2" w:space="0" w:color="2E75B6"/>
+              <w:right w:val="single" w:sz="2" w:space="0" w:color="2E75B6"/>
+            </w:tcBorders>
+            <w:shd w:fill="FFFFFF" w:val="clear"/>
+          </w:tcPr>
+          <w:p>
+            <w:pPr>
+              <w:pStyle w:val="Normal"/>
+              <w:rPr/>
+            </w:pPr>
+            <w:r>
+              <w:rPr>
+                <w:rFonts w:eastAsia="Arial" w:cs="Arial"/>
+                <w:b/>
+                <w:bCs/>
+                <w:sz w:val="22"/>
+                <w:szCs w:val="22"/>
+              </w:rPr>
+              <w:t>Padronização</w:t>
+            </w:r>
+          </w:p>
+        </w:tc>
+        <w:tc>
+          <w:tcPr>
+            <w:tcW w:w="6025" w:type="dxa"/>
+            <w:tcBorders>
+              <w:top w:val="single" w:sz="2" w:space="0" w:color="2E75B6"/>
+              <w:left w:val="single" w:sz="2" w:space="0" w:color="2E75B6"/>
+              <w:bottom w:val="single" w:sz="2" w:space="0" w:color="2E75B6"/>
+              <w:right w:val="single" w:sz="2" w:space="0" w:color="2E75B6"/>
+            </w:tcBorders>
+            <w:shd w:fill="FFFFFF" w:val="clear"/>
+          </w:tcPr>
+          <w:p>
+            <w:pPr>
+              <w:pStyle w:val="Normal"/>
+              <w:rPr/>
+            </w:pPr>
+            <w:r>
+              <w:rPr>
+                <w:rFonts w:eastAsia="Arial" w:cs="Arial"/>
+                <w:sz w:val="22"/>
+                <w:szCs w:val="22"/>
+              </w:rPr>
+              <w:t>ECMAScript (ECMA-262) — define as regras que o JS deve seguir</w:t>
+            </w:r>
+          </w:p>
+        </w:tc>
+      </w:tr>
+    </w:tbl>
+    <w:p>
+      <w:pPr>
+        <w:pStyle w:val="Normal"/>
+        <w:spacing w:before="200" w:after="0"/>
+        <w:rPr/>
+      </w:pPr>
+      <w:r>
+        <w:rPr/>
+      </w:r>
+    </w:p>
+    <w:tbl>
+      <w:tblPr>
+        <w:tblW w:w="9026" w:type="dxa"/>
+        <w:jc w:val="left"/>
+        <w:tblInd w:w="0" w:type="dxa"/>
+        <w:tblLayout w:type="fixed"/>
+        <w:tblCellMar>
+          <w:top w:w="80" w:type="dxa"/>
+          <w:left w:w="160" w:type="dxa"/>
+          <w:bottom w:w="80" w:type="dxa"/>
+          <w:right w:w="160" w:type="dxa"/>
+        </w:tblCellMar>
+      </w:tblPr>
+      <w:tblGrid>
+        <w:gridCol w:w="9026"/>
+      </w:tblGrid>
+      <w:tr>
+        <w:trPr/>
+        <w:tc>
+          <w:tcPr>
+            <w:tcW w:w="9026" w:type="dxa"/>
+            <w:tcBorders>
+              <w:left w:val="single" w:sz="20" w:space="0" w:color="2E7D32"/>
+            </w:tcBorders>
+            <w:shd w:fill="E8F5E9" w:val="clear"/>
+          </w:tcPr>
+          <w:p>
+            <w:pPr>
+              <w:pStyle w:val="Normal"/>
+              <w:rPr/>
+            </w:pPr>
+            <w:r>
+              <w:rPr>
+                <w:rFonts w:eastAsia="Arial" w:cs="Arial"/>
+                <w:b/>
+                <w:bCs/>
+                <w:color w:val="2E7D32"/>
+                <w:sz w:val="22"/>
+                <w:szCs w:val="22"/>
+              </w:rPr>
+              <w:t xml:space="preserve">💡 </w:t>
+            </w:r>
+            <w:r>
+              <w:rPr>
+                <w:rFonts w:eastAsia="Arial" w:cs="Arial"/>
+                <w:b/>
+                <w:bCs/>
+                <w:color w:val="2E7D32"/>
+                <w:sz w:val="22"/>
+                <w:szCs w:val="22"/>
+              </w:rPr>
+              <w:t xml:space="preserve">Dica: </w:t>
+            </w:r>
+            <w:r>
+              <w:rPr>
+                <w:rFonts w:eastAsia="Arial" w:cs="Arial"/>
+                <w:sz w:val="22"/>
+                <w:szCs w:val="22"/>
+              </w:rPr>
+              <w:t>Não confunda JavaScript com Java. São linguagens completamente diferentes — o nome foi uma jogada de marketing da Netscape para aproveitar a popularidade do Java em 1995. A semelhança é apenas no nome.</w:t>
+            </w:r>
+          </w:p>
+        </w:tc>
+      </w:tr>
+    </w:tbl>
+    <w:p>
+      <w:pPr>
+        <w:pStyle w:val="Normal"/>
+        <w:spacing w:before="200" w:after="0"/>
+        <w:rPr/>
+      </w:pPr>
+      <w:r>
+        <w:rPr/>
+      </w:r>
+    </w:p>
+    <w:p>
+      <w:pPr>
+        <w:pStyle w:val="Heading2"/>
+        <w:spacing w:before="300" w:after="150"/>
+        <w:rPr/>
+      </w:pPr>
+      <w:bookmarkStart w:id="2" w:name="__RefHeading___Toc1797_3484147082"/>
+      <w:bookmarkEnd w:id="2"/>
+      <w:r>
+        <w:rPr>
+          <w:rFonts w:eastAsia="Arial" w:cs="Arial"/>
+          <w:b/>
+          <w:bCs/>
+          <w:color w:val="2E75B6"/>
+          <w:sz w:val="28"/>
+          <w:szCs w:val="28"/>
+        </w:rPr>
+        <w:t>0.2. Para que serve o JavaScript?</w:t>
+      </w:r>
+    </w:p>
+    <w:p>
+      <w:pPr>
+        <w:pStyle w:val="Normal"/>
+        <w:spacing w:before="120" w:after="120"/>
+        <w:rPr/>
+      </w:pPr>
+      <w:r>
+        <w:rPr>
+          <w:rFonts w:eastAsia="Arial" w:cs="Arial"/>
+          <w:sz w:val="22"/>
+          <w:szCs w:val="22"/>
+        </w:rPr>
+        <w:t>O JavaScript é a única linguagem de programação executada nativamente pelo navegador. Isso o torna indispensável para o desenvolvimento front-end — e, com o Node.js, também competitivo no back-end.</w:t>
+      </w:r>
+    </w:p>
+    <w:p>
+      <w:pPr>
+        <w:pStyle w:val="Normal"/>
+        <w:spacing w:before="100" w:after="0"/>
+        <w:rPr/>
+      </w:pPr>
+      <w:r>
+        <w:rPr/>
+      </w:r>
+    </w:p>
+    <w:p>
+      <w:pPr>
+        <w:pStyle w:val="ListParagraph"/>
+        <w:numPr>
+          <w:ilvl w:val="0"/>
+          <w:numId w:val="2"/>
+        </w:numPr>
+        <w:spacing w:before="40" w:after="60"/>
+        <w:rPr/>
+      </w:pPr>
+      <w:r>
+        <w:rPr>
+          <w:rFonts w:eastAsia="Arial" w:cs="Arial"/>
+          <w:sz w:val="22"/>
+          <w:szCs w:val="22"/>
+        </w:rPr>
+        <w:t>Interatividade no browser — responder a cliques, teclas, toques; mostrar e esconder elementos; validar formulários em tempo real.</w:t>
+      </w:r>
+    </w:p>
+    <w:p>
+      <w:pPr>
+        <w:pStyle w:val="ListParagraph"/>
+        <w:numPr>
+          <w:ilvl w:val="0"/>
+          <w:numId w:val="2"/>
+        </w:numPr>
+        <w:spacing w:before="40" w:after="60"/>
+        <w:rPr/>
+      </w:pPr>
+      <w:r>
+        <w:rPr>
+          <w:rFonts w:eastAsia="Arial" w:cs="Arial"/>
+          <w:sz w:val="22"/>
+          <w:szCs w:val="22"/>
+        </w:rPr>
+        <w:t>Manipulação do DOM — modificar a estrutura HTML e os estilos CSS da página sem recarregá-la (ex: atualizar um carrinho de compras dinamicamente).</w:t>
+      </w:r>
+    </w:p>
+    <w:p>
+      <w:pPr>
+        <w:pStyle w:val="ListParagraph"/>
+        <w:numPr>
+          <w:ilvl w:val="0"/>
+          <w:numId w:val="2"/>
+        </w:numPr>
+        <w:spacing w:before="40" w:after="60"/>
+        <w:rPr/>
+      </w:pPr>
+      <w:r>
+        <w:rPr>
+          <w:rFonts w:eastAsia="Arial" w:cs="Arial"/>
+          <w:sz w:val="22"/>
+          <w:szCs w:val="22"/>
+        </w:rPr>
+        <w:t>Comunicação com servidores — buscar dados de APIs via fetch/XMLHttpRequest sem sair da página (AJAX/SPA).</w:t>
+      </w:r>
+    </w:p>
+    <w:p>
+      <w:pPr>
+        <w:pStyle w:val="ListParagraph"/>
+        <w:numPr>
+          <w:ilvl w:val="0"/>
+          <w:numId w:val="2"/>
+        </w:numPr>
+        <w:spacing w:before="40" w:after="60"/>
+        <w:rPr/>
+      </w:pPr>
+      <w:r>
+        <w:rPr>
+          <w:rFonts w:eastAsia="Arial" w:cs="Arial"/>
+          <w:sz w:val="22"/>
+          <w:szCs w:val="22"/>
+        </w:rPr>
+        <w:t>Aplicações completas no browser — frameworks como React, Vue e Angular permitem construir interfaces complexas inteiramente em JavaScript.</w:t>
+      </w:r>
+    </w:p>
+    <w:p>
+      <w:pPr>
+        <w:pStyle w:val="ListParagraph"/>
+        <w:numPr>
+          <w:ilvl w:val="0"/>
+          <w:numId w:val="2"/>
+        </w:numPr>
+        <w:spacing w:before="40" w:after="60"/>
+        <w:rPr/>
+      </w:pPr>
+      <w:r>
+        <w:rPr>
+          <w:rFonts w:eastAsia="Arial" w:cs="Arial"/>
+          <w:sz w:val="22"/>
+          <w:szCs w:val="22"/>
+        </w:rPr>
+        <w:t>Servidor e linha de comando — com Node.js, o mesmo JavaScript roda fora do browser: APIs REST, scripts de automação, ferramentas de build.</w:t>
+      </w:r>
+    </w:p>
+    <w:p>
+      <w:pPr>
+        <w:pStyle w:val="ListParagraph"/>
+        <w:numPr>
+          <w:ilvl w:val="0"/>
+          <w:numId w:val="2"/>
+        </w:numPr>
+        <w:spacing w:before="40" w:after="60"/>
+        <w:rPr/>
+      </w:pPr>
+      <w:r>
+        <w:rPr>
+          <w:rFonts w:eastAsia="Arial" w:cs="Arial"/>
+          <w:sz w:val="22"/>
+          <w:szCs w:val="22"/>
+        </w:rPr>
+        <w:t>Aplicativos mobile e desktop — React Native (mobile) e Electron (desktop) levam o JavaScript para além da web.</w:t>
+      </w:r>
+    </w:p>
+    <w:p>
+      <w:pPr>
+        <w:pStyle w:val="Normal"/>
+        <w:spacing w:before="200" w:after="0"/>
+        <w:rPr/>
+      </w:pPr>
+      <w:r>
+        <w:rPr/>
+      </w:r>
+    </w:p>
+    <w:p>
+      <w:pPr>
+        <w:pStyle w:val="Heading2"/>
+        <w:spacing w:before="300" w:after="150"/>
+        <w:rPr/>
+      </w:pPr>
+      <w:bookmarkStart w:id="3" w:name="__RefHeading___Toc1799_3484147082"/>
+      <w:bookmarkEnd w:id="3"/>
+      <w:r>
+        <w:rPr>
+          <w:rFonts w:eastAsia="Arial" w:cs="Arial"/>
+          <w:b/>
+          <w:bCs/>
+          <w:color w:val="2E75B6"/>
+          <w:sz w:val="28"/>
+          <w:szCs w:val="28"/>
+        </w:rPr>
+        <w:t>0.3. Como o JavaScript funciona no browser?</w:t>
+      </w:r>
+    </w:p>
+    <w:p>
+      <w:pPr>
+        <w:pStyle w:val="Normal"/>
+        <w:spacing w:before="120" w:after="120"/>
+        <w:rPr/>
+      </w:pPr>
+      <w:r>
+        <w:rPr>
+          <w:rFonts w:eastAsia="Arial" w:cs="Arial"/>
+          <w:sz w:val="22"/>
+          <w:szCs w:val="22"/>
+        </w:rPr>
+        <w:t>Quando o browser carrega uma página HTML com um arquivo .js, ele entrega o código ao motor JavaScript (engine) para execução. O motor mais famoso é o V8, usado no Google Chrome e no Node.js.</w:t>
+      </w:r>
+    </w:p>
+    <w:p>
+      <w:pPr>
+        <w:pStyle w:val="Normal"/>
+        <w:spacing w:before="100" w:after="0"/>
+        <w:rPr/>
+      </w:pPr>
+      <w:r>
+        <w:rPr/>
+      </w:r>
+    </w:p>
+    <w:tbl>
+      <w:tblPr>
+        <w:tblW w:w="9026" w:type="dxa"/>
+        <w:jc w:val="left"/>
+        <w:tblInd w:w="0" w:type="dxa"/>
+        <w:tblLayout w:type="fixed"/>
+        <w:tblCellMar>
+          <w:top w:w="120" w:type="dxa"/>
+          <w:left w:w="200" w:type="dxa"/>
+          <w:bottom w:w="120" w:type="dxa"/>
+          <w:right w:w="200" w:type="dxa"/>
+        </w:tblCellMar>
+      </w:tblPr>
+      <w:tblGrid>
+        <w:gridCol w:w="9026"/>
+      </w:tblGrid>
+      <w:tr>
+        <w:trPr/>
+        <w:tc>
+          <w:tcPr>
+            <w:tcW w:w="9026" w:type="dxa"/>
+            <w:tcBorders/>
+            <w:shd w:fill="1E1E1E" w:val="clear"/>
+          </w:tcPr>
+          <w:p>
+            <w:pPr>
+              <w:pStyle w:val="Normal"/>
+              <w:spacing w:before="0" w:after="0"/>
+              <w:rPr/>
+            </w:pPr>
+            <w:r>
+              <w:rPr>
+                <w:rFonts w:eastAsia="Courier New" w:cs="Courier New" w:ascii="Courier New" w:hAnsi="Courier New"/>
+                <w:color w:val="D4D4D4"/>
+                <w:sz w:val="18"/>
+                <w:szCs w:val="18"/>
+              </w:rPr>
+              <w:t>&lt;!-- 1. HTML referencia o arquivo JS --&gt;</w:t>
+            </w:r>
+          </w:p>
+          <w:p>
+            <w:pPr>
+              <w:pStyle w:val="Normal"/>
+              <w:spacing w:before="0" w:after="0"/>
+              <w:rPr/>
+            </w:pPr>
+            <w:r>
+              <w:rPr>
+                <w:rFonts w:eastAsia="Courier New" w:cs="Courier New" w:ascii="Courier New" w:hAnsi="Courier New"/>
+                <w:color w:val="D4D4D4"/>
+                <w:sz w:val="18"/>
+                <w:szCs w:val="18"/>
+              </w:rPr>
+              <w:t>&lt;script src="js/main.js"&gt;&lt;/script&gt;</w:t>
+            </w:r>
+          </w:p>
+          <w:p>
+            <w:pPr>
+              <w:pStyle w:val="Normal"/>
+              <w:spacing w:before="0" w:after="0"/>
+              <w:rPr/>
+            </w:pPr>
+            <w:r>
+              <w:rPr/>
+            </w:r>
+          </w:p>
+          <w:p>
+            <w:pPr>
+              <w:pStyle w:val="Normal"/>
+              <w:spacing w:before="0" w:after="0"/>
+              <w:rPr/>
+            </w:pPr>
+            <w:r>
+              <w:rPr>
+                <w:rFonts w:eastAsia="Courier New" w:cs="Courier New" w:ascii="Courier New" w:hAnsi="Courier New"/>
+                <w:color w:val="D4D4D4"/>
+                <w:sz w:val="18"/>
+                <w:szCs w:val="18"/>
+              </w:rPr>
+              <w:t>// 2. O browser carrega e executa main.js</w:t>
+            </w:r>
+          </w:p>
+          <w:p>
+            <w:pPr>
+              <w:pStyle w:val="Normal"/>
+              <w:spacing w:before="0" w:after="0"/>
+              <w:rPr/>
+            </w:pPr>
+            <w:r>
+              <w:rPr>
+                <w:rFonts w:eastAsia="Courier New" w:cs="Courier New" w:ascii="Courier New" w:hAnsi="Courier New"/>
+                <w:color w:val="D4D4D4"/>
+                <w:sz w:val="18"/>
+                <w:szCs w:val="18"/>
+              </w:rPr>
+              <w:t>// 3. O JS pode então manipular o DOM</w:t>
+            </w:r>
+          </w:p>
+          <w:p>
+            <w:pPr>
+              <w:pStyle w:val="Normal"/>
+              <w:spacing w:before="0" w:after="0"/>
+              <w:rPr/>
+            </w:pPr>
+            <w:r>
+              <w:rPr/>
+            </w:r>
+          </w:p>
+          <w:p>
+            <w:pPr>
+              <w:pStyle w:val="Normal"/>
+              <w:spacing w:before="0" w:after="0"/>
+              <w:rPr/>
+            </w:pPr>
+            <w:r>
+              <w:rPr>
+                <w:rFonts w:eastAsia="Courier New" w:cs="Courier New" w:ascii="Courier New" w:hAnsi="Courier New"/>
+                <w:color w:val="D4D4D4"/>
+                <w:sz w:val="18"/>
+                <w:szCs w:val="18"/>
+              </w:rPr>
+              <w:t>document.getElementById("btnTema")</w:t>
+            </w:r>
+          </w:p>
+          <w:p>
+            <w:pPr>
+              <w:pStyle w:val="Normal"/>
+              <w:spacing w:before="0" w:after="0"/>
+              <w:rPr/>
+            </w:pPr>
+            <w:r>
+              <w:rPr>
+                <w:rFonts w:eastAsia="Courier New" w:cs="Courier New" w:ascii="Courier New" w:hAnsi="Courier New"/>
+                <w:color w:val="D4D4D4"/>
+                <w:sz w:val="18"/>
+                <w:szCs w:val="18"/>
+              </w:rPr>
+              <w:t xml:space="preserve">  </w:t>
+            </w:r>
+            <w:r>
+              <w:rPr>
+                <w:rFonts w:eastAsia="Courier New" w:cs="Courier New" w:ascii="Courier New" w:hAnsi="Courier New"/>
+                <w:color w:val="D4D4D4"/>
+                <w:sz w:val="18"/>
+                <w:szCs w:val="18"/>
+              </w:rPr>
+              <w:t>.addEventListener("click", function() {</w:t>
+            </w:r>
+          </w:p>
+          <w:p>
+            <w:pPr>
+              <w:pStyle w:val="Normal"/>
+              <w:spacing w:before="0" w:after="0"/>
+              <w:rPr/>
+            </w:pPr>
+            <w:r>
+              <w:rPr>
+                <w:rFonts w:eastAsia="Courier New" w:cs="Courier New" w:ascii="Courier New" w:hAnsi="Courier New"/>
+                <w:color w:val="D4D4D4"/>
+                <w:sz w:val="18"/>
+                <w:szCs w:val="18"/>
+              </w:rPr>
+              <w:t xml:space="preserve">    </w:t>
+            </w:r>
+            <w:r>
+              <w:rPr>
+                <w:rFonts w:eastAsia="Courier New" w:cs="Courier New" w:ascii="Courier New" w:hAnsi="Courier New"/>
+                <w:color w:val="D4D4D4"/>
+                <w:sz w:val="18"/>
+                <w:szCs w:val="18"/>
+              </w:rPr>
+              <w:t>document.body.classList.toggle("dark");</w:t>
+            </w:r>
+          </w:p>
+          <w:p>
+            <w:pPr>
+              <w:pStyle w:val="Normal"/>
+              <w:spacing w:before="0" w:after="0"/>
+              <w:rPr/>
+            </w:pPr>
+            <w:r>
+              <w:rPr>
+                <w:rFonts w:eastAsia="Courier New" w:cs="Courier New" w:ascii="Courier New" w:hAnsi="Courier New"/>
+                <w:color w:val="D4D4D4"/>
+                <w:sz w:val="18"/>
+                <w:szCs w:val="18"/>
+              </w:rPr>
+              <w:t xml:space="preserve">  </w:t>
+            </w:r>
+            <w:r>
+              <w:rPr>
+                <w:rFonts w:eastAsia="Courier New" w:cs="Courier New" w:ascii="Courier New" w:hAnsi="Courier New"/>
+                <w:color w:val="D4D4D4"/>
+                <w:sz w:val="18"/>
+                <w:szCs w:val="18"/>
+              </w:rPr>
+              <w:t>});</w:t>
+            </w:r>
+          </w:p>
+        </w:tc>
+      </w:tr>
+    </w:tbl>
+    <w:p>
+      <w:pPr>
+        <w:pStyle w:val="Normal"/>
+        <w:spacing w:before="150" w:after="0"/>
+        <w:rPr/>
+      </w:pPr>
+      <w:r>
+        <w:rPr/>
+      </w:r>
+    </w:p>
+    <w:p>
+      <w:pPr>
+        <w:pStyle w:val="Normal"/>
+        <w:spacing w:before="120" w:after="120"/>
+        <w:rPr/>
+      </w:pPr>
+      <w:r>
+        <w:rPr>
+          <w:rFonts w:eastAsia="Arial" w:cs="Arial"/>
+          <w:sz w:val="22"/>
+          <w:szCs w:val="22"/>
+        </w:rPr>
+        <w:t>O JavaScript é single-threaded — executa uma operação por vez — mas usa um mecanismo chamado Event Loop para lidar com operações assíncronas (como buscar dados de uma API) sem bloquear a interface do usuário.</w:t>
+      </w:r>
+    </w:p>
+    <w:p>
+      <w:pPr>
+        <w:pStyle w:val="Normal"/>
+        <w:spacing w:before="200" w:after="0"/>
+        <w:rPr/>
+      </w:pPr>
+      <w:r>
+        <w:rPr/>
+      </w:r>
+    </w:p>
+    <w:tbl>
+      <w:tblPr>
+        <w:tblW w:w="9026" w:type="dxa"/>
+        <w:jc w:val="left"/>
+        <w:tblInd w:w="0" w:type="dxa"/>
+        <w:tblLayout w:type="fixed"/>
+        <w:tblCellMar>
+          <w:top w:w="80" w:type="dxa"/>
+          <w:left w:w="160" w:type="dxa"/>
+          <w:bottom w:w="80" w:type="dxa"/>
+          <w:right w:w="160" w:type="dxa"/>
+        </w:tblCellMar>
+      </w:tblPr>
+      <w:tblGrid>
+        <w:gridCol w:w="9026"/>
+      </w:tblGrid>
+      <w:tr>
+        <w:trPr/>
+        <w:tc>
+          <w:tcPr>
+            <w:tcW w:w="9026" w:type="dxa"/>
+            <w:tcBorders>
+              <w:left w:val="single" w:sz="20" w:space="0" w:color="2E7D32"/>
+            </w:tcBorders>
+            <w:shd w:fill="E8F5E9" w:val="clear"/>
+          </w:tcPr>
+          <w:p>
+            <w:pPr>
+              <w:pStyle w:val="Normal"/>
+              <w:rPr/>
+            </w:pPr>
+            <w:r>
+              <w:rPr>
+                <w:rFonts w:eastAsia="Arial" w:cs="Arial"/>
+                <w:b/>
+                <w:bCs/>
+                <w:color w:val="2E7D32"/>
+                <w:sz w:val="22"/>
+                <w:szCs w:val="22"/>
+              </w:rPr>
+              <w:t xml:space="preserve">💡 </w:t>
+            </w:r>
+            <w:r>
+              <w:rPr>
+                <w:rFonts w:eastAsia="Arial" w:cs="Arial"/>
+                <w:b/>
+                <w:bCs/>
+                <w:color w:val="2E7D32"/>
+                <w:sz w:val="22"/>
+                <w:szCs w:val="22"/>
+              </w:rPr>
+              <w:t xml:space="preserve">Dica: </w:t>
+            </w:r>
+            <w:r>
+              <w:rPr>
+                <w:rFonts w:eastAsia="Arial" w:cs="Arial"/>
+                <w:sz w:val="22"/>
+                <w:szCs w:val="22"/>
+              </w:rPr>
+              <w:t>O projeto que você está desenvolvendo usa JavaScript exatamente assim: o main.js escuta o clique no botão de tema e altera o atributo data-bs-theme do HTML — uma manipulação de DOM clássica, sem recarregar a página.</w:t>
+            </w:r>
+          </w:p>
+        </w:tc>
+      </w:tr>
+    </w:tbl>
+    <w:p>
+      <w:pPr>
+        <w:pStyle w:val="Normal"/>
+        <w:spacing w:before="200" w:after="0"/>
+        <w:rPr/>
+      </w:pPr>
+      <w:r>
+        <w:rPr/>
+      </w:r>
+    </w:p>
+    <w:p>
+      <w:pPr>
+        <w:pStyle w:val="Heading2"/>
+        <w:spacing w:before="300" w:after="150"/>
+        <w:rPr/>
+      </w:pPr>
+      <w:bookmarkStart w:id="4" w:name="__RefHeading___Toc1801_3484147082"/>
+      <w:bookmarkEnd w:id="4"/>
+      <w:r>
+        <w:rPr>
+          <w:rFonts w:eastAsia="Arial" w:cs="Arial"/>
+          <w:b/>
+          <w:bCs/>
+          <w:color w:val="2E75B6"/>
+          <w:sz w:val="28"/>
+          <w:szCs w:val="28"/>
+        </w:rPr>
+        <w:t>0.4. Tipos de dados básicos</w:t>
+      </w:r>
+    </w:p>
+    <w:p>
+      <w:pPr>
+        <w:pStyle w:val="Normal"/>
+        <w:spacing w:before="120" w:after="120"/>
+        <w:rPr/>
+      </w:pPr>
+      <w:r>
+        <w:rPr>
+          <w:rFonts w:eastAsia="Arial" w:cs="Arial"/>
+          <w:sz w:val="22"/>
+          <w:szCs w:val="22"/>
+        </w:rPr>
+        <w:t>JavaScript possui tipos primitivos e tipos por referência. Entender essa distinção é fundamental para evitar bugs sutis.</w:t>
+      </w:r>
+    </w:p>
+    <w:p>
+      <w:pPr>
+        <w:pStyle w:val="Normal"/>
+        <w:spacing w:before="100" w:after="0"/>
+        <w:rPr/>
+      </w:pPr>
+      <w:r>
+        <w:rPr/>
+      </w:r>
+    </w:p>
+    <w:tbl>
+      <w:tblPr>
+        <w:tblW w:w="9026" w:type="dxa"/>
+        <w:jc w:val="left"/>
+        <w:tblInd w:w="0" w:type="dxa"/>
+        <w:tblLayout w:type="fixed"/>
+        <w:tblCellMar>
+          <w:top w:w="120" w:type="dxa"/>
+          <w:left w:w="200" w:type="dxa"/>
+          <w:bottom w:w="120" w:type="dxa"/>
+          <w:right w:w="200" w:type="dxa"/>
+        </w:tblCellMar>
+      </w:tblPr>
+      <w:tblGrid>
+        <w:gridCol w:w="9026"/>
+      </w:tblGrid>
+      <w:tr>
+        <w:trPr/>
+        <w:tc>
+          <w:tcPr>
+            <w:tcW w:w="9026" w:type="dxa"/>
+            <w:tcBorders/>
+            <w:shd w:fill="1E1E1E" w:val="clear"/>
+          </w:tcPr>
+          <w:p>
+            <w:pPr>
+              <w:pStyle w:val="Normal"/>
+              <w:spacing w:before="0" w:after="0"/>
+              <w:rPr/>
+            </w:pPr>
+            <w:r>
+              <w:rPr>
+                <w:rFonts w:eastAsia="Courier New" w:cs="Courier New" w:ascii="Courier New" w:hAnsi="Courier New"/>
+                <w:color w:val="D4D4D4"/>
+                <w:sz w:val="18"/>
+                <w:szCs w:val="18"/>
+              </w:rPr>
+              <w:t>// ── Tipos primitivos ─────────────────────────────────────────────</w:t>
+            </w:r>
+          </w:p>
+          <w:p>
+            <w:pPr>
+              <w:pStyle w:val="Normal"/>
+              <w:spacing w:before="0" w:after="0"/>
+              <w:rPr/>
+            </w:pPr>
+            <w:r>
+              <w:rPr>
+                <w:rFonts w:eastAsia="Courier New" w:cs="Courier New" w:ascii="Courier New" w:hAnsi="Courier New"/>
+                <w:color w:val="D4D4D4"/>
+                <w:sz w:val="18"/>
+                <w:szCs w:val="18"/>
+              </w:rPr>
+              <w:t>let nome    = "Ana";           // string</w:t>
+            </w:r>
+          </w:p>
+          <w:p>
+            <w:pPr>
+              <w:pStyle w:val="Normal"/>
+              <w:spacing w:before="0" w:after="0"/>
+              <w:rPr/>
+            </w:pPr>
+            <w:r>
+              <w:rPr>
+                <w:rFonts w:eastAsia="Courier New" w:cs="Courier New" w:ascii="Courier New" w:hAnsi="Courier New"/>
+                <w:color w:val="D4D4D4"/>
+                <w:sz w:val="18"/>
+                <w:szCs w:val="18"/>
+              </w:rPr>
+              <w:t>let idade   = 25;              // number (inteiros e decimais)</w:t>
+            </w:r>
+          </w:p>
+          <w:p>
+            <w:pPr>
+              <w:pStyle w:val="Normal"/>
+              <w:spacing w:before="0" w:after="0"/>
+              <w:rPr/>
+            </w:pPr>
+            <w:r>
+              <w:rPr>
+                <w:rFonts w:eastAsia="Courier New" w:cs="Courier New" w:ascii="Courier New" w:hAnsi="Courier New"/>
+                <w:color w:val="D4D4D4"/>
+                <w:sz w:val="18"/>
+                <w:szCs w:val="18"/>
+              </w:rPr>
+              <w:t>let ativo   = true;            // boolean</w:t>
+            </w:r>
+          </w:p>
+          <w:p>
+            <w:pPr>
+              <w:pStyle w:val="Normal"/>
+              <w:spacing w:before="0" w:after="0"/>
+              <w:rPr/>
+            </w:pPr>
+            <w:r>
+              <w:rPr>
+                <w:rFonts w:eastAsia="Courier New" w:cs="Courier New" w:ascii="Courier New" w:hAnsi="Courier New"/>
+                <w:color w:val="D4D4D4"/>
+                <w:sz w:val="18"/>
+                <w:szCs w:val="18"/>
+              </w:rPr>
+              <w:t>let vazio   = null;            // null — ausência intencional de valor</w:t>
+            </w:r>
+          </w:p>
+          <w:p>
+            <w:pPr>
+              <w:pStyle w:val="Normal"/>
+              <w:spacing w:before="0" w:after="0"/>
+              <w:rPr/>
+            </w:pPr>
+            <w:r>
+              <w:rPr>
+                <w:rFonts w:eastAsia="Courier New" w:cs="Courier New" w:ascii="Courier New" w:hAnsi="Courier New"/>
+                <w:color w:val="D4D4D4"/>
+                <w:sz w:val="18"/>
+                <w:szCs w:val="18"/>
+              </w:rPr>
+              <w:t>let indefinido;                // undefined — variável não inicializada</w:t>
+            </w:r>
+          </w:p>
+          <w:p>
+            <w:pPr>
+              <w:pStyle w:val="Normal"/>
+              <w:spacing w:before="0" w:after="0"/>
+              <w:rPr/>
+            </w:pPr>
+            <w:r>
+              <w:rPr>
+                <w:rFonts w:eastAsia="Courier New" w:cs="Courier New" w:ascii="Courier New" w:hAnsi="Courier New"/>
+                <w:color w:val="D4D4D4"/>
+                <w:sz w:val="18"/>
+                <w:szCs w:val="18"/>
+              </w:rPr>
+              <w:t>let id      = Symbol('id');    // symbol — valor único e imutável (ES6)</w:t>
+            </w:r>
+          </w:p>
+          <w:p>
+            <w:pPr>
+              <w:pStyle w:val="Normal"/>
+              <w:spacing w:before="0" w:after="0"/>
+              <w:rPr/>
+            </w:pPr>
+            <w:r>
+              <w:rPr/>
+            </w:r>
+          </w:p>
+          <w:p>
+            <w:pPr>
+              <w:pStyle w:val="Normal"/>
+              <w:spacing w:before="0" w:after="0"/>
+              <w:rPr/>
+            </w:pPr>
+            <w:r>
+              <w:rPr>
+                <w:rFonts w:eastAsia="Courier New" w:cs="Courier New" w:ascii="Courier New" w:hAnsi="Courier New"/>
+                <w:color w:val="D4D4D4"/>
+                <w:sz w:val="18"/>
+                <w:szCs w:val="18"/>
+              </w:rPr>
+              <w:t>// ── Tipos por referência ──────────────────────────────────────────</w:t>
+            </w:r>
+          </w:p>
+          <w:p>
+            <w:pPr>
+              <w:pStyle w:val="Normal"/>
+              <w:spacing w:before="0" w:after="0"/>
+              <w:rPr/>
+            </w:pPr>
+            <w:r>
+              <w:rPr>
+                <w:rFonts w:eastAsia="Courier New" w:cs="Courier New" w:ascii="Courier New" w:hAnsi="Courier New"/>
+                <w:color w:val="D4D4D4"/>
+                <w:sz w:val="18"/>
+                <w:szCs w:val="18"/>
+              </w:rPr>
+              <w:t>let pessoa  = { nome: 'Ana', idade: 25 };  // object</w:t>
+            </w:r>
+          </w:p>
+          <w:p>
+            <w:pPr>
+              <w:pStyle w:val="Normal"/>
+              <w:spacing w:before="0" w:after="0"/>
+              <w:rPr/>
+            </w:pPr>
+            <w:r>
+              <w:rPr>
+                <w:rFonts w:eastAsia="Courier New" w:cs="Courier New" w:ascii="Courier New" w:hAnsi="Courier New"/>
+                <w:color w:val="D4D4D4"/>
+                <w:sz w:val="18"/>
+                <w:szCs w:val="18"/>
+              </w:rPr>
+              <w:t>let frutas  = ['maçã', 'banana', 'uva'];   // array (tipo especial de object)</w:t>
+            </w:r>
+          </w:p>
+          <w:p>
+            <w:pPr>
+              <w:pStyle w:val="Normal"/>
+              <w:spacing w:before="0" w:after="0"/>
+              <w:rPr/>
+            </w:pPr>
+            <w:r>
+              <w:rPr>
+                <w:rFonts w:eastAsia="Courier New" w:cs="Courier New" w:ascii="Courier New" w:hAnsi="Courier New"/>
+                <w:color w:val="D4D4D4"/>
+                <w:sz w:val="18"/>
+                <w:szCs w:val="18"/>
+              </w:rPr>
+              <w:t>let somar   = function(a, b) { return a + b; }; // function</w:t>
+            </w:r>
+          </w:p>
+          <w:p>
+            <w:pPr>
+              <w:pStyle w:val="Normal"/>
+              <w:spacing w:before="0" w:after="0"/>
+              <w:rPr/>
+            </w:pPr>
+            <w:r>
+              <w:rPr/>
+            </w:r>
+          </w:p>
+          <w:p>
+            <w:pPr>
+              <w:pStyle w:val="Normal"/>
+              <w:spacing w:before="0" w:after="0"/>
+              <w:rPr/>
+            </w:pPr>
+            <w:r>
+              <w:rPr>
+                <w:rFonts w:eastAsia="Courier New" w:cs="Courier New" w:ascii="Courier New" w:hAnsi="Courier New"/>
+                <w:color w:val="D4D4D4"/>
+                <w:sz w:val="18"/>
+                <w:szCs w:val="18"/>
+              </w:rPr>
+              <w:t>// Verificar o tipo com typeof</w:t>
+            </w:r>
+          </w:p>
+          <w:p>
+            <w:pPr>
+              <w:pStyle w:val="Normal"/>
+              <w:spacing w:before="0" w:after="0"/>
+              <w:rPr/>
+            </w:pPr>
+            <w:r>
+              <w:rPr>
+                <w:rFonts w:eastAsia="Courier New" w:cs="Courier New" w:ascii="Courier New" w:hAnsi="Courier New"/>
+                <w:color w:val="D4D4D4"/>
+                <w:sz w:val="18"/>
+                <w:szCs w:val="18"/>
+              </w:rPr>
+              <w:t>console.log(typeof nome);    // "string"</w:t>
+            </w:r>
+          </w:p>
+          <w:p>
+            <w:pPr>
+              <w:pStyle w:val="Normal"/>
+              <w:spacing w:before="0" w:after="0"/>
+              <w:rPr/>
+            </w:pPr>
+            <w:r>
+              <w:rPr>
+                <w:rFonts w:eastAsia="Courier New" w:cs="Courier New" w:ascii="Courier New" w:hAnsi="Courier New"/>
+                <w:color w:val="D4D4D4"/>
+                <w:sz w:val="18"/>
+                <w:szCs w:val="18"/>
+              </w:rPr>
+              <w:t>console.log(typeof idade);   // "number"</w:t>
+            </w:r>
+          </w:p>
+          <w:p>
+            <w:pPr>
+              <w:pStyle w:val="Normal"/>
+              <w:spacing w:before="0" w:after="0"/>
+              <w:rPr/>
+            </w:pPr>
+            <w:r>
+              <w:rPr>
+                <w:rFonts w:eastAsia="Courier New" w:cs="Courier New" w:ascii="Courier New" w:hAnsi="Courier New"/>
+                <w:color w:val="D4D4D4"/>
+                <w:sz w:val="18"/>
+                <w:szCs w:val="18"/>
+              </w:rPr>
+              <w:t>console.log(typeof ativo);   // "boolean"</w:t>
+            </w:r>
+          </w:p>
+          <w:p>
+            <w:pPr>
+              <w:pStyle w:val="Normal"/>
+              <w:spacing w:before="0" w:after="0"/>
+              <w:rPr/>
+            </w:pPr>
+            <w:r>
+              <w:rPr>
+                <w:rFonts w:eastAsia="Courier New" w:cs="Courier New" w:ascii="Courier New" w:hAnsi="Courier New"/>
+                <w:color w:val="D4D4D4"/>
+                <w:sz w:val="18"/>
+                <w:szCs w:val="18"/>
+              </w:rPr>
+              <w:t>console.log(typeof pessoa);  // "object"</w:t>
+            </w:r>
+          </w:p>
+          <w:p>
+            <w:pPr>
+              <w:pStyle w:val="Normal"/>
+              <w:spacing w:before="0" w:after="0"/>
+              <w:rPr/>
+            </w:pPr>
+            <w:r>
+              <w:rPr>
+                <w:rFonts w:eastAsia="Courier New" w:cs="Courier New" w:ascii="Courier New" w:hAnsi="Courier New"/>
+                <w:color w:val="D4D4D4"/>
+                <w:sz w:val="18"/>
+                <w:szCs w:val="18"/>
+              </w:rPr>
+              <w:t>console.log(typeof frutas);  // "object" (arrays são objects!)</w:t>
+            </w:r>
+          </w:p>
+        </w:tc>
+      </w:tr>
+    </w:tbl>
+    <w:p>
+      <w:pPr>
+        <w:pStyle w:val="Normal"/>
+        <w:spacing w:before="200" w:after="0"/>
+        <w:rPr/>
+      </w:pPr>
+      <w:r>
+        <w:rPr/>
+      </w:r>
+    </w:p>
+    <w:p>
+      <w:pPr>
+        <w:pStyle w:val="Heading2"/>
+        <w:spacing w:before="300" w:after="150"/>
+        <w:rPr/>
+      </w:pPr>
+      <w:bookmarkStart w:id="5" w:name="__RefHeading___Toc1803_3484147082"/>
+      <w:bookmarkEnd w:id="5"/>
+      <w:r>
+        <w:rPr>
+          <w:rFonts w:eastAsia="Arial" w:cs="Arial"/>
+          <w:b/>
+          <w:bCs/>
+          <w:color w:val="2E75B6"/>
+          <w:sz w:val="28"/>
+          <w:szCs w:val="28"/>
+        </w:rPr>
+        <w:t>0.5. Funções — o coração do JavaScript</w:t>
+      </w:r>
+    </w:p>
+    <w:p>
+      <w:pPr>
+        <w:pStyle w:val="Normal"/>
+        <w:spacing w:before="120" w:after="120"/>
+        <w:rPr/>
+      </w:pPr>
+      <w:r>
+        <w:rPr>
+          <w:rFonts w:eastAsia="Arial" w:cs="Arial"/>
+          <w:sz w:val="22"/>
+          <w:szCs w:val="22"/>
+        </w:rPr>
+        <w:t>Funções são blocos de código reutilizáveis. No JavaScript, funções podem ser atribuídas a variáveis, passadas como parâmetros e retornadas de outras funções.</w:t>
+      </w:r>
+    </w:p>
+    <w:p>
+      <w:pPr>
+        <w:pStyle w:val="Normal"/>
+        <w:spacing w:before="100" w:after="0"/>
+        <w:rPr/>
+      </w:pPr>
+      <w:r>
+        <w:rPr/>
+      </w:r>
+    </w:p>
+    <w:tbl>
+      <w:tblPr>
+        <w:tblW w:w="9026" w:type="dxa"/>
+        <w:jc w:val="left"/>
+        <w:tblInd w:w="0" w:type="dxa"/>
+        <w:tblLayout w:type="fixed"/>
+        <w:tblCellMar>
+          <w:top w:w="120" w:type="dxa"/>
+          <w:left w:w="200" w:type="dxa"/>
+          <w:bottom w:w="120" w:type="dxa"/>
+          <w:right w:w="200" w:type="dxa"/>
+        </w:tblCellMar>
+      </w:tblPr>
+      <w:tblGrid>
+        <w:gridCol w:w="9026"/>
+      </w:tblGrid>
+      <w:tr>
+        <w:trPr/>
+        <w:tc>
+          <w:tcPr>
+            <w:tcW w:w="9026" w:type="dxa"/>
+            <w:tcBorders/>
+            <w:shd w:fill="1E1E1E" w:val="clear"/>
+          </w:tcPr>
+          <w:p>
+            <w:pPr>
+              <w:pStyle w:val="Normal"/>
+              <w:spacing w:before="0" w:after="0"/>
+              <w:rPr/>
+            </w:pPr>
+            <w:r>
+              <w:rPr>
+                <w:rFonts w:eastAsia="Courier New" w:cs="Courier New" w:ascii="Courier New" w:hAnsi="Courier New"/>
+                <w:color w:val="D4D4D4"/>
+                <w:sz w:val="18"/>
+                <w:szCs w:val="18"/>
+              </w:rPr>
+              <w:t>// Declaração de função (function declaration)</w:t>
+            </w:r>
+          </w:p>
+          <w:p>
+            <w:pPr>
+              <w:pStyle w:val="Normal"/>
+              <w:spacing w:before="0" w:after="0"/>
+              <w:rPr/>
+            </w:pPr>
+            <w:r>
+              <w:rPr>
+                <w:rFonts w:eastAsia="Courier New" w:cs="Courier New" w:ascii="Courier New" w:hAnsi="Courier New"/>
+                <w:color w:val="D4D4D4"/>
+                <w:sz w:val="18"/>
+                <w:szCs w:val="18"/>
+              </w:rPr>
+              <w:t>function saudacao(nome) {</w:t>
+            </w:r>
+          </w:p>
+          <w:p>
+            <w:pPr>
+              <w:pStyle w:val="Normal"/>
+              <w:spacing w:before="0" w:after="0"/>
+              <w:rPr/>
+            </w:pPr>
+            <w:r>
+              <w:rPr>
+                <w:rFonts w:eastAsia="Courier New" w:cs="Courier New" w:ascii="Courier New" w:hAnsi="Courier New"/>
+                <w:color w:val="D4D4D4"/>
+                <w:sz w:val="18"/>
+                <w:szCs w:val="18"/>
+              </w:rPr>
+              <w:t xml:space="preserve">  </w:t>
+            </w:r>
+            <w:r>
+              <w:rPr>
+                <w:rFonts w:eastAsia="Courier New" w:cs="Courier New" w:ascii="Courier New" w:hAnsi="Courier New"/>
+                <w:color w:val="D4D4D4"/>
+                <w:sz w:val="18"/>
+                <w:szCs w:val="18"/>
+              </w:rPr>
+              <w:t>return "Olá, " + nome + "!";</w:t>
+            </w:r>
+          </w:p>
+          <w:p>
+            <w:pPr>
+              <w:pStyle w:val="Normal"/>
+              <w:spacing w:before="0" w:after="0"/>
+              <w:rPr/>
+            </w:pPr>
+            <w:r>
+              <w:rPr>
+                <w:rFonts w:eastAsia="Courier New" w:cs="Courier New" w:ascii="Courier New" w:hAnsi="Courier New"/>
+                <w:color w:val="D4D4D4"/>
+                <w:sz w:val="18"/>
+                <w:szCs w:val="18"/>
+              </w:rPr>
+              <w:t>}</w:t>
+            </w:r>
+          </w:p>
+          <w:p>
+            <w:pPr>
+              <w:pStyle w:val="Normal"/>
+              <w:spacing w:before="0" w:after="0"/>
+              <w:rPr/>
+            </w:pPr>
+            <w:r>
+              <w:rPr/>
+            </w:r>
+          </w:p>
+          <w:p>
+            <w:pPr>
+              <w:pStyle w:val="Normal"/>
+              <w:spacing w:before="0" w:after="0"/>
+              <w:rPr/>
+            </w:pPr>
+            <w:r>
+              <w:rPr>
+                <w:rFonts w:eastAsia="Courier New" w:cs="Courier New" w:ascii="Courier New" w:hAnsi="Courier New"/>
+                <w:color w:val="D4D4D4"/>
+                <w:sz w:val="18"/>
+                <w:szCs w:val="18"/>
+              </w:rPr>
+              <w:t>// Expressão de função (function expression)</w:t>
+            </w:r>
+          </w:p>
+          <w:p>
+            <w:pPr>
+              <w:pStyle w:val="Normal"/>
+              <w:spacing w:before="0" w:after="0"/>
+              <w:rPr/>
+            </w:pPr>
+            <w:r>
+              <w:rPr>
+                <w:rFonts w:eastAsia="Courier New" w:cs="Courier New" w:ascii="Courier New" w:hAnsi="Courier New"/>
+                <w:color w:val="D4D4D4"/>
+                <w:sz w:val="18"/>
+                <w:szCs w:val="18"/>
+              </w:rPr>
+              <w:t>const despedida = function(nome) {</w:t>
+            </w:r>
+          </w:p>
+          <w:p>
+            <w:pPr>
+              <w:pStyle w:val="Normal"/>
+              <w:spacing w:before="0" w:after="0"/>
+              <w:rPr/>
+            </w:pPr>
+            <w:r>
+              <w:rPr>
+                <w:rFonts w:eastAsia="Courier New" w:cs="Courier New" w:ascii="Courier New" w:hAnsi="Courier New"/>
+                <w:color w:val="D4D4D4"/>
+                <w:sz w:val="18"/>
+                <w:szCs w:val="18"/>
+              </w:rPr>
+              <w:t xml:space="preserve">  </w:t>
+            </w:r>
+            <w:r>
+              <w:rPr>
+                <w:rFonts w:eastAsia="Courier New" w:cs="Courier New" w:ascii="Courier New" w:hAnsi="Courier New"/>
+                <w:color w:val="D4D4D4"/>
+                <w:sz w:val="18"/>
+                <w:szCs w:val="18"/>
+              </w:rPr>
+              <w:t>return "Tchau, " + nome + "!";</w:t>
+            </w:r>
+          </w:p>
+          <w:p>
+            <w:pPr>
+              <w:pStyle w:val="Normal"/>
+              <w:spacing w:before="0" w:after="0"/>
+              <w:rPr/>
+            </w:pPr>
+            <w:r>
+              <w:rPr>
+                <w:rFonts w:eastAsia="Courier New" w:cs="Courier New" w:ascii="Courier New" w:hAnsi="Courier New"/>
+                <w:color w:val="D4D4D4"/>
+                <w:sz w:val="18"/>
+                <w:szCs w:val="18"/>
+              </w:rPr>
+              <w:t>};</w:t>
+            </w:r>
+          </w:p>
+          <w:p>
+            <w:pPr>
+              <w:pStyle w:val="Normal"/>
+              <w:spacing w:before="0" w:after="0"/>
+              <w:rPr/>
+            </w:pPr>
+            <w:r>
+              <w:rPr/>
+            </w:r>
+          </w:p>
+          <w:p>
+            <w:pPr>
+              <w:pStyle w:val="Normal"/>
+              <w:spacing w:before="0" w:after="0"/>
+              <w:rPr/>
+            </w:pPr>
+            <w:r>
+              <w:rPr>
+                <w:rFonts w:eastAsia="Courier New" w:cs="Courier New" w:ascii="Courier New" w:hAnsi="Courier New"/>
+                <w:color w:val="D4D4D4"/>
+                <w:sz w:val="18"/>
+                <w:szCs w:val="18"/>
+              </w:rPr>
+              <w:t>// Arrow function — sintaxe ES6 (veremos em detalhes no capítulo 5)</w:t>
+            </w:r>
+          </w:p>
+          <w:p>
+            <w:pPr>
+              <w:pStyle w:val="Normal"/>
+              <w:spacing w:before="0" w:after="0"/>
+              <w:rPr/>
+            </w:pPr>
+            <w:r>
+              <w:rPr>
+                <w:rFonts w:eastAsia="Courier New" w:cs="Courier New" w:ascii="Courier New" w:hAnsi="Courier New"/>
+                <w:color w:val="D4D4D4"/>
+                <w:sz w:val="18"/>
+                <w:szCs w:val="18"/>
+              </w:rPr>
+              <w:t>const bemVindo = (nome) =&gt; `Bem-vindo, ${nome}!`;</w:t>
+            </w:r>
+          </w:p>
+          <w:p>
+            <w:pPr>
+              <w:pStyle w:val="Normal"/>
+              <w:spacing w:before="0" w:after="0"/>
+              <w:rPr/>
+            </w:pPr>
+            <w:r>
+              <w:rPr/>
+            </w:r>
+          </w:p>
+          <w:p>
+            <w:pPr>
+              <w:pStyle w:val="Normal"/>
+              <w:spacing w:before="0" w:after="0"/>
+              <w:rPr/>
+            </w:pPr>
+            <w:r>
+              <w:rPr>
+                <w:rFonts w:eastAsia="Courier New" w:cs="Courier New" w:ascii="Courier New" w:hAnsi="Courier New"/>
+                <w:color w:val="D4D4D4"/>
+                <w:sz w:val="18"/>
+                <w:szCs w:val="18"/>
+              </w:rPr>
+              <w:t>// Funções como parâmetros (callback)</w:t>
+            </w:r>
+          </w:p>
+          <w:p>
+            <w:pPr>
+              <w:pStyle w:val="Normal"/>
+              <w:spacing w:before="0" w:after="0"/>
+              <w:rPr/>
+            </w:pPr>
+            <w:r>
+              <w:rPr>
+                <w:rFonts w:eastAsia="Courier New" w:cs="Courier New" w:ascii="Courier New" w:hAnsi="Courier New"/>
+                <w:color w:val="D4D4D4"/>
+                <w:sz w:val="18"/>
+                <w:szCs w:val="18"/>
+              </w:rPr>
+              <w:t>const nomes = ['Ana', 'Carlos', 'Maria'];</w:t>
+            </w:r>
+          </w:p>
+          <w:p>
+            <w:pPr>
+              <w:pStyle w:val="Normal"/>
+              <w:spacing w:before="0" w:after="0"/>
+              <w:rPr/>
+            </w:pPr>
+            <w:r>
+              <w:rPr>
+                <w:rFonts w:eastAsia="Courier New" w:cs="Courier New" w:ascii="Courier New" w:hAnsi="Courier New"/>
+                <w:color w:val="D4D4D4"/>
+                <w:sz w:val="18"/>
+                <w:szCs w:val="18"/>
+              </w:rPr>
+              <w:t>nomes.forEach(function(nome) {</w:t>
+            </w:r>
+          </w:p>
+          <w:p>
+            <w:pPr>
+              <w:pStyle w:val="Normal"/>
+              <w:spacing w:before="0" w:after="0"/>
+              <w:rPr/>
+            </w:pPr>
+            <w:r>
+              <w:rPr>
+                <w:rFonts w:eastAsia="Courier New" w:cs="Courier New" w:ascii="Courier New" w:hAnsi="Courier New"/>
+                <w:color w:val="D4D4D4"/>
+                <w:sz w:val="18"/>
+                <w:szCs w:val="18"/>
+              </w:rPr>
+              <w:t xml:space="preserve">  </w:t>
+            </w:r>
+            <w:r>
+              <w:rPr>
+                <w:rFonts w:eastAsia="Courier New" w:cs="Courier New" w:ascii="Courier New" w:hAnsi="Courier New"/>
+                <w:color w:val="D4D4D4"/>
+                <w:sz w:val="18"/>
+                <w:szCs w:val="18"/>
+              </w:rPr>
+              <w:t>console.log(saudacao(nome));</w:t>
+            </w:r>
+          </w:p>
+          <w:p>
+            <w:pPr>
+              <w:pStyle w:val="Normal"/>
+              <w:spacing w:before="0" w:after="0"/>
+              <w:rPr/>
+            </w:pPr>
+            <w:r>
+              <w:rPr>
+                <w:rFonts w:eastAsia="Courier New" w:cs="Courier New" w:ascii="Courier New" w:hAnsi="Courier New"/>
+                <w:color w:val="D4D4D4"/>
+                <w:sz w:val="18"/>
+                <w:szCs w:val="18"/>
+              </w:rPr>
+              <w:t>});</w:t>
+            </w:r>
+          </w:p>
+        </w:tc>
+      </w:tr>
+    </w:tbl>
+    <w:p>
+      <w:pPr>
+        <w:pStyle w:val="Normal"/>
+        <w:spacing w:before="200" w:after="0"/>
+        <w:rPr/>
+      </w:pPr>
+      <w:r>
+        <w:rPr/>
+      </w:r>
+    </w:p>
+    <w:p>
+      <w:pPr>
+        <w:pStyle w:val="Heading2"/>
+        <w:spacing w:before="300" w:after="150"/>
+        <w:rPr/>
+      </w:pPr>
+      <w:bookmarkStart w:id="6" w:name="__RefHeading___Toc1805_3484147082"/>
+      <w:bookmarkEnd w:id="6"/>
+      <w:r>
+        <w:rPr>
+          <w:rFonts w:eastAsia="Arial" w:cs="Arial"/>
+          <w:b/>
+          <w:bCs/>
+          <w:color w:val="2E75B6"/>
+          <w:sz w:val="28"/>
+          <w:szCs w:val="28"/>
+        </w:rPr>
+        <w:t>0.6. Escopo — onde as variáveis vivem</w:t>
+      </w:r>
+    </w:p>
+    <w:p>
+      <w:pPr>
+        <w:pStyle w:val="Normal"/>
+        <w:spacing w:before="120" w:after="120"/>
+        <w:rPr/>
+      </w:pPr>
+      <w:r>
+        <w:rPr>
+          <w:rFonts w:eastAsia="Arial" w:cs="Arial"/>
+          <w:sz w:val="22"/>
+          <w:szCs w:val="22"/>
+        </w:rPr>
+        <w:t>Escopo define onde uma variável é acessível no código. No JavaScript existem três níveis: global, de função e de bloco. Entender o escopo é essencial para compreender um dos principais problemas que o ES6 veio resolver.</w:t>
+      </w:r>
+    </w:p>
+    <w:p>
+      <w:pPr>
+        <w:pStyle w:val="Normal"/>
+        <w:spacing w:before="100" w:after="0"/>
+        <w:rPr/>
+      </w:pPr>
+      <w:r>
+        <w:rPr/>
+      </w:r>
+    </w:p>
+    <w:tbl>
+      <w:tblPr>
+        <w:tblW w:w="9026" w:type="dxa"/>
+        <w:jc w:val="left"/>
+        <w:tblInd w:w="0" w:type="dxa"/>
+        <w:tblLayout w:type="fixed"/>
+        <w:tblCellMar>
+          <w:top w:w="120" w:type="dxa"/>
+          <w:left w:w="200" w:type="dxa"/>
+          <w:bottom w:w="120" w:type="dxa"/>
+          <w:right w:w="200" w:type="dxa"/>
+        </w:tblCellMar>
+      </w:tblPr>
+      <w:tblGrid>
+        <w:gridCol w:w="9026"/>
+      </w:tblGrid>
+      <w:tr>
+        <w:trPr/>
+        <w:tc>
+          <w:tcPr>
+            <w:tcW w:w="9026" w:type="dxa"/>
+            <w:tcBorders/>
+            <w:shd w:fill="1E1E1E" w:val="clear"/>
+          </w:tcPr>
+          <w:p>
+            <w:pPr>
+              <w:pStyle w:val="Normal"/>
+              <w:spacing w:before="0" w:after="0"/>
+              <w:rPr/>
+            </w:pPr>
+            <w:r>
+              <w:rPr>
+                <w:rFonts w:eastAsia="Courier New" w:cs="Courier New" w:ascii="Courier New" w:hAnsi="Courier New"/>
+                <w:color w:val="D4D4D4"/>
+                <w:sz w:val="18"/>
+                <w:szCs w:val="18"/>
+              </w:rPr>
+              <w:t>// Escopo global — acessível em qualquer lugar</w:t>
+            </w:r>
+          </w:p>
+          <w:p>
+            <w:pPr>
+              <w:pStyle w:val="Normal"/>
+              <w:spacing w:before="0" w:after="0"/>
+              <w:rPr/>
+            </w:pPr>
+            <w:r>
+              <w:rPr>
+                <w:rFonts w:eastAsia="Courier New" w:cs="Courier New" w:ascii="Courier New" w:hAnsi="Courier New"/>
+                <w:color w:val="D4D4D4"/>
+                <w:sz w:val="18"/>
+                <w:szCs w:val="18"/>
+              </w:rPr>
+              <w:t>let mensagemGlobal = "Olá, mundo!";</w:t>
+            </w:r>
+          </w:p>
+          <w:p>
+            <w:pPr>
+              <w:pStyle w:val="Normal"/>
+              <w:spacing w:before="0" w:after="0"/>
+              <w:rPr/>
+            </w:pPr>
+            <w:r>
+              <w:rPr/>
+            </w:r>
+          </w:p>
+          <w:p>
+            <w:pPr>
+              <w:pStyle w:val="Normal"/>
+              <w:spacing w:before="0" w:after="0"/>
+              <w:rPr/>
+            </w:pPr>
+            <w:r>
+              <w:rPr>
+                <w:rFonts w:eastAsia="Courier New" w:cs="Courier New" w:ascii="Courier New" w:hAnsi="Courier New"/>
+                <w:color w:val="D4D4D4"/>
+                <w:sz w:val="18"/>
+                <w:szCs w:val="18"/>
+              </w:rPr>
+              <w:t>// Escopo de função — só acessível dentro da função</w:t>
+            </w:r>
+          </w:p>
+          <w:p>
+            <w:pPr>
+              <w:pStyle w:val="Normal"/>
+              <w:spacing w:before="0" w:after="0"/>
+              <w:rPr/>
+            </w:pPr>
+            <w:r>
+              <w:rPr>
+                <w:rFonts w:eastAsia="Courier New" w:cs="Courier New" w:ascii="Courier New" w:hAnsi="Courier New"/>
+                <w:color w:val="D4D4D4"/>
+                <w:sz w:val="18"/>
+                <w:szCs w:val="18"/>
+              </w:rPr>
+              <w:t>function calcular() {</w:t>
+            </w:r>
+          </w:p>
+          <w:p>
+            <w:pPr>
+              <w:pStyle w:val="Normal"/>
+              <w:spacing w:before="0" w:after="0"/>
+              <w:rPr/>
+            </w:pPr>
+            <w:r>
+              <w:rPr>
+                <w:rFonts w:eastAsia="Courier New" w:cs="Courier New" w:ascii="Courier New" w:hAnsi="Courier New"/>
+                <w:color w:val="D4D4D4"/>
+                <w:sz w:val="18"/>
+                <w:szCs w:val="18"/>
+              </w:rPr>
+              <w:t xml:space="preserve">  </w:t>
+            </w:r>
+            <w:r>
+              <w:rPr>
+                <w:rFonts w:eastAsia="Courier New" w:cs="Courier New" w:ascii="Courier New" w:hAnsi="Courier New"/>
+                <w:color w:val="D4D4D4"/>
+                <w:sz w:val="18"/>
+                <w:szCs w:val="18"/>
+              </w:rPr>
+              <w:t>let resultado = 42;          // só existe dentro de calcular()</w:t>
+            </w:r>
+          </w:p>
+          <w:p>
+            <w:pPr>
+              <w:pStyle w:val="Normal"/>
+              <w:spacing w:before="0" w:after="0"/>
+              <w:rPr/>
+            </w:pPr>
+            <w:r>
+              <w:rPr>
+                <w:rFonts w:eastAsia="Courier New" w:cs="Courier New" w:ascii="Courier New" w:hAnsi="Courier New"/>
+                <w:color w:val="D4D4D4"/>
+                <w:sz w:val="18"/>
+                <w:szCs w:val="18"/>
+              </w:rPr>
+              <w:t xml:space="preserve">  </w:t>
+            </w:r>
+            <w:r>
+              <w:rPr>
+                <w:rFonts w:eastAsia="Courier New" w:cs="Courier New" w:ascii="Courier New" w:hAnsi="Courier New"/>
+                <w:color w:val="D4D4D4"/>
+                <w:sz w:val="18"/>
+                <w:szCs w:val="18"/>
+              </w:rPr>
+              <w:t>console.log(resultado);      // OK</w:t>
+            </w:r>
+          </w:p>
+          <w:p>
+            <w:pPr>
+              <w:pStyle w:val="Normal"/>
+              <w:spacing w:before="0" w:after="0"/>
+              <w:rPr/>
+            </w:pPr>
+            <w:r>
+              <w:rPr>
+                <w:rFonts w:eastAsia="Courier New" w:cs="Courier New" w:ascii="Courier New" w:hAnsi="Courier New"/>
+                <w:color w:val="D4D4D4"/>
+                <w:sz w:val="18"/>
+                <w:szCs w:val="18"/>
+              </w:rPr>
+              <w:t>}</w:t>
+            </w:r>
+          </w:p>
+          <w:p>
+            <w:pPr>
+              <w:pStyle w:val="Normal"/>
+              <w:spacing w:before="0" w:after="0"/>
+              <w:rPr/>
+            </w:pPr>
+            <w:r>
+              <w:rPr>
+                <w:rFonts w:eastAsia="Courier New" w:cs="Courier New" w:ascii="Courier New" w:hAnsi="Courier New"/>
+                <w:color w:val="D4D4D4"/>
+                <w:sz w:val="18"/>
+                <w:szCs w:val="18"/>
+              </w:rPr>
+              <w:t>// console.log(resultado);     // ERRO — resultado não existe aqui</w:t>
+            </w:r>
+          </w:p>
+          <w:p>
+            <w:pPr>
+              <w:pStyle w:val="Normal"/>
+              <w:spacing w:before="0" w:after="0"/>
+              <w:rPr/>
+            </w:pPr>
+            <w:r>
+              <w:rPr/>
+            </w:r>
+          </w:p>
+          <w:p>
+            <w:pPr>
+              <w:pStyle w:val="Normal"/>
+              <w:spacing w:before="0" w:after="0"/>
+              <w:rPr/>
+            </w:pPr>
+            <w:r>
+              <w:rPr>
+                <w:rFonts w:eastAsia="Courier New" w:cs="Courier New" w:ascii="Courier New" w:hAnsi="Courier New"/>
+                <w:color w:val="D4D4D4"/>
+                <w:sz w:val="18"/>
+                <w:szCs w:val="18"/>
+              </w:rPr>
+              <w:t>// Escopo de bloco (let e const — ES6)</w:t>
+            </w:r>
+          </w:p>
+          <w:p>
+            <w:pPr>
+              <w:pStyle w:val="Normal"/>
+              <w:spacing w:before="0" w:after="0"/>
+              <w:rPr/>
+            </w:pPr>
+            <w:r>
+              <w:rPr>
+                <w:rFonts w:eastAsia="Courier New" w:cs="Courier New" w:ascii="Courier New" w:hAnsi="Courier New"/>
+                <w:color w:val="D4D4D4"/>
+                <w:sz w:val="18"/>
+                <w:szCs w:val="18"/>
+              </w:rPr>
+              <w:t>if (true) {</w:t>
+            </w:r>
+          </w:p>
+          <w:p>
+            <w:pPr>
+              <w:pStyle w:val="Normal"/>
+              <w:spacing w:before="0" w:after="0"/>
+              <w:rPr/>
+            </w:pPr>
+            <w:r>
+              <w:rPr>
+                <w:rFonts w:eastAsia="Courier New" w:cs="Courier New" w:ascii="Courier New" w:hAnsi="Courier New"/>
+                <w:color w:val="D4D4D4"/>
+                <w:sz w:val="18"/>
+                <w:szCs w:val="18"/>
+              </w:rPr>
+              <w:t xml:space="preserve">  </w:t>
+            </w:r>
+            <w:r>
+              <w:rPr>
+                <w:rFonts w:eastAsia="Courier New" w:cs="Courier New" w:ascii="Courier New" w:hAnsi="Courier New"/>
+                <w:color w:val="D4D4D4"/>
+                <w:sz w:val="18"/>
+                <w:szCs w:val="18"/>
+              </w:rPr>
+              <w:t>let bloqueado = "só aqui";</w:t>
+            </w:r>
+          </w:p>
+          <w:p>
+            <w:pPr>
+              <w:pStyle w:val="Normal"/>
+              <w:spacing w:before="0" w:after="0"/>
+              <w:rPr/>
+            </w:pPr>
+            <w:r>
+              <w:rPr>
+                <w:rFonts w:eastAsia="Courier New" w:cs="Courier New" w:ascii="Courier New" w:hAnsi="Courier New"/>
+                <w:color w:val="D4D4D4"/>
+                <w:sz w:val="18"/>
+                <w:szCs w:val="18"/>
+              </w:rPr>
+              <w:t xml:space="preserve">  </w:t>
+            </w:r>
+            <w:r>
+              <w:rPr>
+                <w:rFonts w:eastAsia="Courier New" w:cs="Courier New" w:ascii="Courier New" w:hAnsi="Courier New"/>
+                <w:color w:val="D4D4D4"/>
+                <w:sz w:val="18"/>
+                <w:szCs w:val="18"/>
+              </w:rPr>
+              <w:t>console.log(bloqueado);      // OK</w:t>
+            </w:r>
+          </w:p>
+          <w:p>
+            <w:pPr>
+              <w:pStyle w:val="Normal"/>
+              <w:spacing w:before="0" w:after="0"/>
+              <w:rPr/>
+            </w:pPr>
+            <w:r>
+              <w:rPr>
+                <w:rFonts w:eastAsia="Courier New" w:cs="Courier New" w:ascii="Courier New" w:hAnsi="Courier New"/>
+                <w:color w:val="D4D4D4"/>
+                <w:sz w:val="18"/>
+                <w:szCs w:val="18"/>
+              </w:rPr>
+              <w:t>}</w:t>
+            </w:r>
+          </w:p>
+          <w:p>
+            <w:pPr>
+              <w:pStyle w:val="Normal"/>
+              <w:spacing w:before="0" w:after="0"/>
+              <w:rPr/>
+            </w:pPr>
+            <w:r>
+              <w:rPr>
+                <w:rFonts w:eastAsia="Courier New" w:cs="Courier New" w:ascii="Courier New" w:hAnsi="Courier New"/>
+                <w:color w:val="D4D4D4"/>
+                <w:sz w:val="18"/>
+                <w:szCs w:val="18"/>
+              </w:rPr>
+              <w:t>// console.log(bloqueado);     // ERRO com let/const</w:t>
+            </w:r>
+          </w:p>
+          <w:p>
+            <w:pPr>
+              <w:pStyle w:val="Normal"/>
+              <w:spacing w:before="0" w:after="0"/>
+              <w:rPr/>
+            </w:pPr>
+            <w:r>
+              <w:rPr>
+                <w:rFonts w:eastAsia="Courier New" w:cs="Courier New" w:ascii="Courier New" w:hAnsi="Courier New"/>
+                <w:color w:val="D4D4D4"/>
+                <w:sz w:val="18"/>
+                <w:szCs w:val="18"/>
+              </w:rPr>
+              <w:t>// console.log(bloqueado);     // FUNCIONA com var — o problema do var!</w:t>
+            </w:r>
+          </w:p>
+        </w:tc>
+      </w:tr>
+    </w:tbl>
+    <w:p>
+      <w:pPr>
+        <w:pStyle w:val="Normal"/>
+        <w:spacing w:before="150" w:after="0"/>
+        <w:rPr/>
+      </w:pPr>
+      <w:r>
+        <w:rPr/>
+      </w:r>
+    </w:p>
+    <w:tbl>
+      <w:tblPr>
+        <w:tblW w:w="9026" w:type="dxa"/>
+        <w:jc w:val="left"/>
+        <w:tblInd w:w="0" w:type="dxa"/>
+        <w:tblLayout w:type="fixed"/>
+        <w:tblCellMar>
+          <w:top w:w="80" w:type="dxa"/>
+          <w:left w:w="160" w:type="dxa"/>
+          <w:bottom w:w="80" w:type="dxa"/>
+          <w:right w:w="160" w:type="dxa"/>
+        </w:tblCellMar>
+      </w:tblPr>
+      <w:tblGrid>
+        <w:gridCol w:w="9026"/>
+      </w:tblGrid>
+      <w:tr>
+        <w:trPr/>
+        <w:tc>
+          <w:tcPr>
+            <w:tcW w:w="9026" w:type="dxa"/>
+            <w:tcBorders>
+              <w:left w:val="single" w:sz="20" w:space="0" w:color="E65100"/>
+            </w:tcBorders>
+            <w:shd w:fill="FFF3E0" w:val="clear"/>
+          </w:tcPr>
+          <w:p>
+            <w:pPr>
+              <w:pStyle w:val="Normal"/>
+              <w:rPr/>
+            </w:pPr>
+            <w:r>
+              <w:rPr>
+                <w:rFonts w:eastAsia="Arial" w:cs="Arial"/>
+                <w:b/>
+                <w:bCs/>
+                <w:color w:val="E65100"/>
+                <w:sz w:val="22"/>
+                <w:szCs w:val="22"/>
+              </w:rPr>
+              <w:t xml:space="preserve">⚠ </w:t>
+            </w:r>
+            <w:r>
+              <w:rPr>
+                <w:rFonts w:eastAsia="Arial" w:cs="Arial"/>
+                <w:b/>
+                <w:bCs/>
+                <w:color w:val="E65100"/>
+                <w:sz w:val="22"/>
+                <w:szCs w:val="22"/>
+              </w:rPr>
+              <w:t xml:space="preserve">Atenção: </w:t>
+            </w:r>
+            <w:r>
+              <w:rPr>
+                <w:rFonts w:eastAsia="Arial" w:cs="Arial"/>
+                <w:sz w:val="22"/>
+                <w:szCs w:val="22"/>
+              </w:rPr>
+              <w:t>O comportamento do var com escopo é justamente um dos principais problemas que o ES6 veio corrigir com let e const. Veremos isso em detalhes no Capítulo 4. Por enquanto, prefira sempre let ou const no lugar de var.</w:t>
+            </w:r>
+          </w:p>
+        </w:tc>
+      </w:tr>
+    </w:tbl>
+    <w:p>
+      <w:pPr>
+        <w:pStyle w:val="Normal"/>
+        <w:spacing w:before="200" w:after="0"/>
+        <w:rPr/>
+      </w:pPr>
+      <w:r>
+        <w:rPr/>
+      </w:r>
+    </w:p>
+    <w:p>
+      <w:pPr>
+        <w:pStyle w:val="Heading2"/>
+        <w:spacing w:before="300" w:after="150"/>
+        <w:rPr/>
+      </w:pPr>
+      <w:bookmarkStart w:id="7" w:name="__RefHeading___Toc1807_3484147082"/>
+      <w:bookmarkEnd w:id="7"/>
+      <w:r>
+        <w:rPr>
+          <w:rFonts w:eastAsia="Arial" w:cs="Arial"/>
+          <w:b/>
+          <w:bCs/>
+          <w:color w:val="2E75B6"/>
+          <w:sz w:val="28"/>
+          <w:szCs w:val="28"/>
+        </w:rPr>
+        <w:t>0.7. JavaScript no contexto do projeto Tech Store</w:t>
+      </w:r>
+    </w:p>
+    <w:p>
+      <w:pPr>
+        <w:pStyle w:val="Normal"/>
+        <w:spacing w:before="120" w:after="120"/>
+        <w:rPr/>
+      </w:pPr>
+      <w:r>
+        <w:rPr>
+          <w:rFonts w:eastAsia="Arial" w:cs="Arial"/>
+          <w:sz w:val="22"/>
+          <w:szCs w:val="22"/>
+        </w:rPr>
+        <w:t>O projeto Tech Store que você está desenvolvendo já utiliza JavaScript em vários pontos. Antes de avançar para o ES6, vale identificar esses usos para reconhecê-los nos exemplos que virão:</w:t>
+      </w:r>
+    </w:p>
+    <w:p>
+      <w:pPr>
+        <w:pStyle w:val="Normal"/>
+        <w:spacing w:before="100" w:after="0"/>
+        <w:rPr/>
+      </w:pPr>
+      <w:r>
+        <w:rPr/>
+      </w:r>
+    </w:p>
+    <w:tbl>
+      <w:tblPr>
+        <w:tblW w:w="9026" w:type="dxa"/>
+        <w:jc w:val="left"/>
+        <w:tblInd w:w="0" w:type="dxa"/>
+        <w:tblLayout w:type="fixed"/>
+        <w:tblCellMar>
+          <w:top w:w="80" w:type="dxa"/>
+          <w:left w:w="120" w:type="dxa"/>
+          <w:bottom w:w="80" w:type="dxa"/>
+          <w:right w:w="120" w:type="dxa"/>
+        </w:tblCellMar>
+      </w:tblPr>
+      <w:tblGrid>
+        <w:gridCol w:w="3000"/>
+        <w:gridCol w:w="6025"/>
+      </w:tblGrid>
+      <w:tr>
+        <w:trPr>
+          <w:tblHeader w:val="true"/>
+        </w:trPr>
+        <w:tc>
+          <w:tcPr>
+            <w:tcW w:w="3000" w:type="dxa"/>
+            <w:tcBorders>
+              <w:top w:val="single" w:sz="2" w:space="0" w:color="2E75B6"/>
+              <w:left w:val="single" w:sz="2" w:space="0" w:color="2E75B6"/>
+              <w:bottom w:val="single" w:sz="2" w:space="0" w:color="2E75B6"/>
+              <w:right w:val="single" w:sz="2" w:space="0" w:color="2E75B6"/>
+            </w:tcBorders>
+            <w:shd w:fill="2E75B6" w:val="clear"/>
+          </w:tcPr>
+          <w:p>
+            <w:pPr>
+              <w:pStyle w:val="Normal"/>
+              <w:rPr/>
+            </w:pPr>
+            <w:r>
+              <w:rPr>
+                <w:rFonts w:eastAsia="Arial" w:cs="Arial"/>
+                <w:b/>
+                <w:bCs/>
+                <w:color w:val="FFFFFF"/>
+                <w:sz w:val="22"/>
+                <w:szCs w:val="22"/>
+              </w:rPr>
+              <w:t>Característica</w:t>
+            </w:r>
+          </w:p>
+        </w:tc>
+        <w:tc>
+          <w:tcPr>
+            <w:tcW w:w="6025" w:type="dxa"/>
+            <w:tcBorders>
+              <w:top w:val="single" w:sz="2" w:space="0" w:color="2E75B6"/>
+              <w:left w:val="single" w:sz="2" w:space="0" w:color="2E75B6"/>
+              <w:bottom w:val="single" w:sz="2" w:space="0" w:color="2E75B6"/>
+              <w:right w:val="single" w:sz="2" w:space="0" w:color="2E75B6"/>
+            </w:tcBorders>
+            <w:shd w:fill="2E75B6" w:val="clear"/>
+          </w:tcPr>
+          <w:p>
+            <w:pPr>
+              <w:pStyle w:val="Normal"/>
+              <w:rPr/>
+            </w:pPr>
+            <w:r>
+              <w:rPr>
+                <w:rFonts w:eastAsia="Arial" w:cs="Arial"/>
+                <w:b/>
+                <w:bCs/>
+                <w:color w:val="FFFFFF"/>
+                <w:sz w:val="22"/>
+                <w:szCs w:val="22"/>
+              </w:rPr>
+              <w:t>Descrição</w:t>
+            </w:r>
+          </w:p>
+        </w:tc>
+      </w:tr>
+      <w:tr>
+        <w:trPr/>
+        <w:tc>
+          <w:tcPr>
+            <w:tcW w:w="3000" w:type="dxa"/>
+            <w:tcBorders>
+              <w:top w:val="single" w:sz="2" w:space="0" w:color="2E75B6"/>
+              <w:left w:val="single" w:sz="2" w:space="0" w:color="2E75B6"/>
+              <w:bottom w:val="single" w:sz="2" w:space="0" w:color="2E75B6"/>
+              <w:right w:val="single" w:sz="2" w:space="0" w:color="2E75B6"/>
+            </w:tcBorders>
+            <w:shd w:fill="F5F5F5" w:val="clear"/>
+          </w:tcPr>
+          <w:p>
+            <w:pPr>
+              <w:pStyle w:val="Normal"/>
+              <w:rPr/>
+            </w:pPr>
+            <w:r>
+              <w:rPr>
+                <w:rFonts w:eastAsia="Arial" w:cs="Arial"/>
+                <w:b/>
+                <w:bCs/>
+                <w:sz w:val="22"/>
+                <w:szCs w:val="22"/>
+              </w:rPr>
+              <w:t>localStorage</w:t>
+            </w:r>
+          </w:p>
+        </w:tc>
+        <w:tc>
+          <w:tcPr>
+            <w:tcW w:w="6025" w:type="dxa"/>
+            <w:tcBorders>
+              <w:top w:val="single" w:sz="2" w:space="0" w:color="2E75B6"/>
+              <w:left w:val="single" w:sz="2" w:space="0" w:color="2E75B6"/>
+              <w:bottom w:val="single" w:sz="2" w:space="0" w:color="2E75B6"/>
+              <w:right w:val="single" w:sz="2" w:space="0" w:color="2E75B6"/>
+            </w:tcBorders>
+            <w:shd w:fill="F5F5F5" w:val="clear"/>
+          </w:tcPr>
+          <w:p>
+            <w:pPr>
+              <w:pStyle w:val="Normal"/>
+              <w:rPr/>
+            </w:pPr>
+            <w:r>
+              <w:rPr>
+                <w:rFonts w:eastAsia="Arial" w:cs="Arial"/>
+                <w:sz w:val="22"/>
+                <w:szCs w:val="22"/>
+              </w:rPr>
+              <w:t>Salva o tema escolhido (dark/light) no browser para persistir entre visitas</w:t>
+            </w:r>
+          </w:p>
+        </w:tc>
+      </w:tr>
+      <w:tr>
+        <w:trPr/>
+        <w:tc>
+          <w:tcPr>
+            <w:tcW w:w="3000" w:type="dxa"/>
+            <w:tcBorders>
+              <w:top w:val="single" w:sz="2" w:space="0" w:color="2E75B6"/>
+              <w:left w:val="single" w:sz="2" w:space="0" w:color="2E75B6"/>
+              <w:bottom w:val="single" w:sz="2" w:space="0" w:color="2E75B6"/>
+              <w:right w:val="single" w:sz="2" w:space="0" w:color="2E75B6"/>
+            </w:tcBorders>
+            <w:shd w:fill="FFFFFF" w:val="clear"/>
+          </w:tcPr>
+          <w:p>
+            <w:pPr>
+              <w:pStyle w:val="Normal"/>
+              <w:rPr/>
+            </w:pPr>
+            <w:r>
+              <w:rPr>
+                <w:rFonts w:eastAsia="Arial" w:cs="Arial"/>
+                <w:b/>
+                <w:bCs/>
+                <w:sz w:val="22"/>
+                <w:szCs w:val="22"/>
+              </w:rPr>
+              <w:t>addEventListener</w:t>
+            </w:r>
+          </w:p>
+        </w:tc>
+        <w:tc>
+          <w:tcPr>
+            <w:tcW w:w="6025" w:type="dxa"/>
+            <w:tcBorders>
+              <w:top w:val="single" w:sz="2" w:space="0" w:color="2E75B6"/>
+              <w:left w:val="single" w:sz="2" w:space="0" w:color="2E75B6"/>
+              <w:bottom w:val="single" w:sz="2" w:space="0" w:color="2E75B6"/>
+              <w:right w:val="single" w:sz="2" w:space="0" w:color="2E75B6"/>
+            </w:tcBorders>
+            <w:shd w:fill="FFFFFF" w:val="clear"/>
+          </w:tcPr>
+          <w:p>
+            <w:pPr>
+              <w:pStyle w:val="Normal"/>
+              <w:rPr/>
+            </w:pPr>
+            <w:r>
+              <w:rPr>
+                <w:rFonts w:eastAsia="Arial" w:cs="Arial"/>
+                <w:sz w:val="22"/>
+                <w:szCs w:val="22"/>
+              </w:rPr>
+              <w:t>Escuta o clique no botão de tema e aciona a troca</w:t>
+            </w:r>
+          </w:p>
+        </w:tc>
+      </w:tr>
+      <w:tr>
+        <w:trPr/>
+        <w:tc>
+          <w:tcPr>
+            <w:tcW w:w="3000" w:type="dxa"/>
+            <w:tcBorders>
+              <w:top w:val="single" w:sz="2" w:space="0" w:color="2E75B6"/>
+              <w:left w:val="single" w:sz="2" w:space="0" w:color="2E75B6"/>
+              <w:bottom w:val="single" w:sz="2" w:space="0" w:color="2E75B6"/>
+              <w:right w:val="single" w:sz="2" w:space="0" w:color="2E75B6"/>
+            </w:tcBorders>
+            <w:shd w:fill="F5F5F5" w:val="clear"/>
+          </w:tcPr>
+          <w:p>
+            <w:pPr>
+              <w:pStyle w:val="Normal"/>
+              <w:rPr/>
+            </w:pPr>
+            <w:r>
+              <w:rPr>
+                <w:rFonts w:eastAsia="Arial" w:cs="Arial"/>
+                <w:b/>
+                <w:bCs/>
+                <w:sz w:val="22"/>
+                <w:szCs w:val="22"/>
+              </w:rPr>
+              <w:t>setAttribute</w:t>
+            </w:r>
+          </w:p>
+        </w:tc>
+        <w:tc>
+          <w:tcPr>
+            <w:tcW w:w="6025" w:type="dxa"/>
+            <w:tcBorders>
+              <w:top w:val="single" w:sz="2" w:space="0" w:color="2E75B6"/>
+              <w:left w:val="single" w:sz="2" w:space="0" w:color="2E75B6"/>
+              <w:bottom w:val="single" w:sz="2" w:space="0" w:color="2E75B6"/>
+              <w:right w:val="single" w:sz="2" w:space="0" w:color="2E75B6"/>
+            </w:tcBorders>
+            <w:shd w:fill="F5F5F5" w:val="clear"/>
+          </w:tcPr>
+          <w:p>
+            <w:pPr>
+              <w:pStyle w:val="Normal"/>
+              <w:rPr/>
+            </w:pPr>
+            <w:r>
+              <w:rPr>
+                <w:rFonts w:eastAsia="Arial" w:cs="Arial"/>
+                <w:sz w:val="22"/>
+                <w:szCs w:val="22"/>
+              </w:rPr>
+              <w:t>Altera o atributo data-bs-theme no HTML para mudar o tema</w:t>
+            </w:r>
+          </w:p>
+        </w:tc>
+      </w:tr>
+      <w:tr>
+        <w:trPr/>
+        <w:tc>
+          <w:tcPr>
+            <w:tcW w:w="3000" w:type="dxa"/>
+            <w:tcBorders>
+              <w:top w:val="single" w:sz="2" w:space="0" w:color="2E75B6"/>
+              <w:left w:val="single" w:sz="2" w:space="0" w:color="2E75B6"/>
+              <w:bottom w:val="single" w:sz="2" w:space="0" w:color="2E75B6"/>
+              <w:right w:val="single" w:sz="2" w:space="0" w:color="2E75B6"/>
+            </w:tcBorders>
+            <w:shd w:fill="FFFFFF" w:val="clear"/>
+          </w:tcPr>
+          <w:p>
+            <w:pPr>
+              <w:pStyle w:val="Normal"/>
+              <w:rPr/>
+            </w:pPr>
+            <w:r>
+              <w:rPr>
+                <w:rFonts w:eastAsia="Arial" w:cs="Arial"/>
+                <w:b/>
+                <w:bCs/>
+                <w:sz w:val="22"/>
+                <w:szCs w:val="22"/>
+              </w:rPr>
+              <w:t>fetch + .then()</w:t>
+            </w:r>
+          </w:p>
+        </w:tc>
+        <w:tc>
+          <w:tcPr>
+            <w:tcW w:w="6025" w:type="dxa"/>
+            <w:tcBorders>
+              <w:top w:val="single" w:sz="2" w:space="0" w:color="2E75B6"/>
+              <w:left w:val="single" w:sz="2" w:space="0" w:color="2E75B6"/>
+              <w:bottom w:val="single" w:sz="2" w:space="0" w:color="2E75B6"/>
+              <w:right w:val="single" w:sz="2" w:space="0" w:color="2E75B6"/>
+            </w:tcBorders>
+            <w:shd w:fill="FFFFFF" w:val="clear"/>
+          </w:tcPr>
+          <w:p>
+            <w:pPr>
+              <w:pStyle w:val="Normal"/>
+              <w:rPr/>
+            </w:pPr>
+            <w:r>
+              <w:rPr>
+                <w:rFonts w:eastAsia="Arial" w:cs="Arial"/>
+                <w:sz w:val="22"/>
+                <w:szCs w:val="22"/>
+              </w:rPr>
+              <w:t>Busca os dados de endereço na API do ViaCEP ao informar o CEP</w:t>
+            </w:r>
+          </w:p>
+        </w:tc>
+      </w:tr>
+      <w:tr>
+        <w:trPr/>
+        <w:tc>
+          <w:tcPr>
+            <w:tcW w:w="3000" w:type="dxa"/>
+            <w:tcBorders>
+              <w:top w:val="single" w:sz="2" w:space="0" w:color="2E75B6"/>
+              <w:left w:val="single" w:sz="2" w:space="0" w:color="2E75B6"/>
+              <w:bottom w:val="single" w:sz="2" w:space="0" w:color="2E75B6"/>
+              <w:right w:val="single" w:sz="2" w:space="0" w:color="2E75B6"/>
+            </w:tcBorders>
+            <w:shd w:fill="F5F5F5" w:val="clear"/>
+          </w:tcPr>
+          <w:p>
+            <w:pPr>
+              <w:pStyle w:val="Normal"/>
+              <w:rPr/>
+            </w:pPr>
+            <w:r>
+              <w:rPr>
+                <w:rFonts w:eastAsia="Arial" w:cs="Arial"/>
+                <w:b/>
+                <w:bCs/>
+                <w:sz w:val="22"/>
+                <w:szCs w:val="22"/>
+              </w:rPr>
+              <w:t>getElementById</w:t>
+            </w:r>
+          </w:p>
+        </w:tc>
+        <w:tc>
+          <w:tcPr>
+            <w:tcW w:w="6025" w:type="dxa"/>
+            <w:tcBorders>
+              <w:top w:val="single" w:sz="2" w:space="0" w:color="2E75B6"/>
+              <w:left w:val="single" w:sz="2" w:space="0" w:color="2E75B6"/>
+              <w:bottom w:val="single" w:sz="2" w:space="0" w:color="2E75B6"/>
+              <w:right w:val="single" w:sz="2" w:space="0" w:color="2E75B6"/>
+            </w:tcBorders>
+            <w:shd w:fill="F5F5F5" w:val="clear"/>
+          </w:tcPr>
+          <w:p>
+            <w:pPr>
+              <w:pStyle w:val="Normal"/>
+              <w:rPr/>
+            </w:pPr>
+            <w:r>
+              <w:rPr>
+                <w:rFonts w:eastAsia="Arial" w:cs="Arial"/>
+                <w:sz w:val="22"/>
+                <w:szCs w:val="22"/>
+              </w:rPr>
+              <w:t>Seleciona elementos do formulário para preencher automaticamente</w:t>
+            </w:r>
+          </w:p>
+        </w:tc>
+      </w:tr>
+      <w:tr>
+        <w:trPr/>
+        <w:tc>
+          <w:tcPr>
+            <w:tcW w:w="3000" w:type="dxa"/>
+            <w:tcBorders>
+              <w:top w:val="single" w:sz="2" w:space="0" w:color="2E75B6"/>
+              <w:left w:val="single" w:sz="2" w:space="0" w:color="2E75B6"/>
+              <w:bottom w:val="single" w:sz="2" w:space="0" w:color="2E75B6"/>
+              <w:right w:val="single" w:sz="2" w:space="0" w:color="2E75B6"/>
+            </w:tcBorders>
+            <w:shd w:fill="FFFFFF" w:val="clear"/>
+          </w:tcPr>
+          <w:p>
+            <w:pPr>
+              <w:pStyle w:val="Normal"/>
+              <w:rPr/>
+            </w:pPr>
+            <w:r>
+              <w:rPr>
+                <w:rFonts w:eastAsia="Arial" w:cs="Arial"/>
+                <w:b/>
+                <w:bCs/>
+                <w:sz w:val="22"/>
+                <w:szCs w:val="22"/>
+              </w:rPr>
+              <w:t>document.querySelector</w:t>
+            </w:r>
+          </w:p>
+        </w:tc>
+        <w:tc>
+          <w:tcPr>
+            <w:tcW w:w="6025" w:type="dxa"/>
+            <w:tcBorders>
+              <w:top w:val="single" w:sz="2" w:space="0" w:color="2E75B6"/>
+              <w:left w:val="single" w:sz="2" w:space="0" w:color="2E75B6"/>
+              <w:bottom w:val="single" w:sz="2" w:space="0" w:color="2E75B6"/>
+              <w:right w:val="single" w:sz="2" w:space="0" w:color="2E75B6"/>
+            </w:tcBorders>
+            <w:shd w:fill="FFFFFF" w:val="clear"/>
+          </w:tcPr>
+          <w:p>
+            <w:pPr>
+              <w:pStyle w:val="Normal"/>
+              <w:rPr/>
+            </w:pPr>
+            <w:r>
+              <w:rPr>
+                <w:rFonts w:eastAsia="Arial" w:cs="Arial"/>
+                <w:sz w:val="22"/>
+                <w:szCs w:val="22"/>
+              </w:rPr>
+              <w:t>Seleciona elementos da página para manipulação</w:t>
+            </w:r>
+          </w:p>
+        </w:tc>
+      </w:tr>
+    </w:tbl>
+    <w:p>
+      <w:pPr>
+        <w:pStyle w:val="Normal"/>
+        <w:spacing w:before="150" w:after="0"/>
+        <w:rPr/>
+      </w:pPr>
+      <w:r>
+        <w:rPr/>
+      </w:r>
+    </w:p>
+    <w:tbl>
+      <w:tblPr>
+        <w:tblW w:w="9026" w:type="dxa"/>
+        <w:jc w:val="left"/>
+        <w:tblInd w:w="0" w:type="dxa"/>
+        <w:tblLayout w:type="fixed"/>
+        <w:tblCellMar>
+          <w:top w:w="80" w:type="dxa"/>
+          <w:left w:w="160" w:type="dxa"/>
+          <w:bottom w:w="80" w:type="dxa"/>
+          <w:right w:w="160" w:type="dxa"/>
+        </w:tblCellMar>
+      </w:tblPr>
+      <w:tblGrid>
+        <w:gridCol w:w="9026"/>
+      </w:tblGrid>
+      <w:tr>
+        <w:trPr/>
+        <w:tc>
+          <w:tcPr>
+            <w:tcW w:w="9026" w:type="dxa"/>
+            <w:tcBorders>
+              <w:left w:val="single" w:sz="20" w:space="0" w:color="2E7D32"/>
+            </w:tcBorders>
+            <w:shd w:fill="E8F5E9" w:val="clear"/>
+          </w:tcPr>
+          <w:p>
+            <w:pPr>
+              <w:pStyle w:val="Normal"/>
+              <w:rPr/>
+            </w:pPr>
+            <w:r>
+              <w:rPr>
+                <w:rFonts w:eastAsia="Arial" w:cs="Arial"/>
+                <w:b/>
+                <w:bCs/>
+                <w:color w:val="2E7D32"/>
+                <w:sz w:val="22"/>
+                <w:szCs w:val="22"/>
+              </w:rPr>
+              <w:t xml:space="preserve">💡 </w:t>
+            </w:r>
+            <w:r>
+              <w:rPr>
+                <w:rFonts w:eastAsia="Arial" w:cs="Arial"/>
+                <w:b/>
+                <w:bCs/>
+                <w:color w:val="2E7D32"/>
+                <w:sz w:val="22"/>
+                <w:szCs w:val="22"/>
+              </w:rPr>
+              <w:t xml:space="preserve">Dica: </w:t>
+            </w:r>
+            <w:r>
+              <w:rPr>
+                <w:rFonts w:eastAsia="Arial" w:cs="Arial"/>
+                <w:sz w:val="22"/>
+                <w:szCs w:val="22"/>
+              </w:rPr>
+              <w:t>Todo esse código já está escrito em JavaScript ES5/ES6 no seu main.js. Ao longo desta apostila, você entenderá exatamente por que cada linha foi escrita dessa forma — e como o ES6 tornou esse código mais limpo e legível do que seria em JavaScript pré-2015.</w:t>
+            </w:r>
+          </w:p>
+        </w:tc>
+      </w:tr>
+    </w:tbl>
+    <w:p>
+      <w:pPr>
+        <w:pStyle w:val="Normal"/>
+        <w:spacing w:before="300" w:after="0"/>
+        <w:rPr/>
+      </w:pPr>
+      <w:r>
+        <w:rPr/>
+      </w:r>
+    </w:p>
+    <w:p>
+      <w:pPr>
+        <w:pStyle w:val="Normal"/>
+        <w:rPr/>
+      </w:pPr>
+      <w:r>
         <w:rPr/>
       </w:r>
       <w:r>
@@ -1202,8 +4283,8 @@
         <w:spacing w:before="0" w:after="200"/>
         <w:rPr/>
       </w:pPr>
-      <w:bookmarkStart w:id="0" w:name="__RefHeading___Toc3524_503637031"/>
-      <w:bookmarkEnd w:id="0"/>
+      <w:bookmarkStart w:id="8" w:name="__RefHeading___Toc3524_503637031"/>
+      <w:bookmarkEnd w:id="8"/>
       <w:r>
         <w:rPr>
           <w:rFonts w:eastAsia="Arial" w:cs="Arial"/>
@@ -1709,8 +4790,8 @@
         <w:spacing w:before="400" w:after="200"/>
         <w:rPr/>
       </w:pPr>
-      <w:bookmarkStart w:id="1" w:name="__RefHeading___Toc3526_503637031"/>
-      <w:bookmarkEnd w:id="1"/>
+      <w:bookmarkStart w:id="9" w:name="__RefHeading___Toc3526_503637031"/>
+      <w:bookmarkEnd w:id="9"/>
       <w:r>
         <w:rPr>
           <w:rFonts w:eastAsia="Arial" w:cs="Arial"/>
@@ -2842,8 +5923,8 @@
         <w:spacing w:before="400" w:after="200"/>
         <w:rPr/>
       </w:pPr>
-      <w:bookmarkStart w:id="2" w:name="__RefHeading___Toc3528_503637031"/>
-      <w:bookmarkEnd w:id="2"/>
+      <w:bookmarkStart w:id="10" w:name="__RefHeading___Toc3528_503637031"/>
+      <w:bookmarkEnd w:id="10"/>
       <w:r>
         <w:rPr>
           <w:rFonts w:eastAsia="Arial" w:cs="Arial"/>
@@ -2909,7 +5990,7 @@
         <w:pStyle w:val="ListParagraph"/>
         <w:numPr>
           <w:ilvl w:val="0"/>
-          <w:numId w:val="24"/>
+          <w:numId w:val="2"/>
         </w:numPr>
         <w:spacing w:before="40" w:after="60"/>
         <w:rPr/>
@@ -2928,7 +6009,7 @@
         <w:pStyle w:val="ListParagraph"/>
         <w:numPr>
           <w:ilvl w:val="0"/>
-          <w:numId w:val="25"/>
+          <w:numId w:val="24"/>
         </w:numPr>
         <w:spacing w:before="40" w:after="60"/>
         <w:rPr/>
@@ -2947,7 +6028,7 @@
         <w:pStyle w:val="ListParagraph"/>
         <w:numPr>
           <w:ilvl w:val="0"/>
-          <w:numId w:val="26"/>
+          <w:numId w:val="25"/>
         </w:numPr>
         <w:spacing w:before="40" w:after="60"/>
         <w:rPr/>
@@ -2966,7 +6047,7 @@
         <w:pStyle w:val="ListParagraph"/>
         <w:numPr>
           <w:ilvl w:val="0"/>
-          <w:numId w:val="27"/>
+          <w:numId w:val="26"/>
         </w:numPr>
         <w:spacing w:before="40" w:after="60"/>
         <w:rPr/>
@@ -2985,7 +6066,7 @@
         <w:pStyle w:val="ListParagraph"/>
         <w:numPr>
           <w:ilvl w:val="0"/>
-          <w:numId w:val="28"/>
+          <w:numId w:val="27"/>
         </w:numPr>
         <w:spacing w:before="40" w:after="60"/>
         <w:rPr/>
@@ -3162,8 +6243,8 @@
         <w:spacing w:before="0" w:after="200"/>
         <w:rPr/>
       </w:pPr>
-      <w:bookmarkStart w:id="3" w:name="__RefHeading___Toc3530_503637031"/>
-      <w:bookmarkEnd w:id="3"/>
+      <w:bookmarkStart w:id="11" w:name="__RefHeading___Toc3530_503637031"/>
+      <w:bookmarkEnd w:id="11"/>
       <w:r>
         <w:rPr>
           <w:rFonts w:eastAsia="Arial" w:cs="Arial"/>
@@ -3211,8 +6292,8 @@
         <w:spacing w:before="300" w:after="150"/>
         <w:rPr/>
       </w:pPr>
-      <w:bookmarkStart w:id="4" w:name="__RefHeading___Toc3532_503637031"/>
-      <w:bookmarkEnd w:id="4"/>
+      <w:bookmarkStart w:id="12" w:name="__RefHeading___Toc3532_503637031"/>
+      <w:bookmarkEnd w:id="12"/>
       <w:r>
         <w:rPr>
           <w:rFonts w:eastAsia="Arial" w:cs="Arial"/>
@@ -3504,8 +6585,8 @@
         <w:spacing w:before="300" w:after="150"/>
         <w:rPr/>
       </w:pPr>
-      <w:bookmarkStart w:id="5" w:name="__RefHeading___Toc3534_503637031"/>
-      <w:bookmarkEnd w:id="5"/>
+      <w:bookmarkStart w:id="13" w:name="__RefHeading___Toc3534_503637031"/>
+      <w:bookmarkEnd w:id="13"/>
       <w:r>
         <w:rPr>
           <w:rFonts w:eastAsia="Arial" w:cs="Arial"/>
@@ -3797,8 +6878,8 @@
         <w:spacing w:before="300" w:after="150"/>
         <w:rPr/>
       </w:pPr>
-      <w:bookmarkStart w:id="6" w:name="__RefHeading___Toc3536_503637031"/>
-      <w:bookmarkEnd w:id="6"/>
+      <w:bookmarkStart w:id="14" w:name="__RefHeading___Toc3536_503637031"/>
+      <w:bookmarkEnd w:id="14"/>
       <w:r>
         <w:rPr>
           <w:rFonts w:eastAsia="Arial" w:cs="Arial"/>
@@ -4603,8 +7684,8 @@
         <w:spacing w:before="0" w:after="200"/>
         <w:rPr/>
       </w:pPr>
-      <w:bookmarkStart w:id="7" w:name="__RefHeading___Toc3538_503637031"/>
-      <w:bookmarkEnd w:id="7"/>
+      <w:bookmarkStart w:id="15" w:name="__RefHeading___Toc3538_503637031"/>
+      <w:bookmarkEnd w:id="15"/>
       <w:r>
         <w:rPr>
           <w:rFonts w:eastAsia="Arial" w:cs="Arial"/>
@@ -4652,8 +7733,8 @@
         <w:spacing w:before="300" w:after="150"/>
         <w:rPr/>
       </w:pPr>
-      <w:bookmarkStart w:id="8" w:name="__RefHeading___Toc3540_503637031"/>
-      <w:bookmarkEnd w:id="8"/>
+      <w:bookmarkStart w:id="16" w:name="__RefHeading___Toc3540_503637031"/>
+      <w:bookmarkEnd w:id="16"/>
       <w:r>
         <w:rPr>
           <w:rFonts w:eastAsia="Arial" w:cs="Arial"/>
@@ -5112,8 +8193,8 @@
         <w:spacing w:before="300" w:after="150"/>
         <w:rPr/>
       </w:pPr>
-      <w:bookmarkStart w:id="9" w:name="__RefHeading___Toc3542_503637031"/>
-      <w:bookmarkEnd w:id="9"/>
+      <w:bookmarkStart w:id="17" w:name="__RefHeading___Toc3542_503637031"/>
+      <w:bookmarkEnd w:id="17"/>
       <w:r>
         <w:rPr>
           <w:rFonts w:eastAsia="Arial" w:cs="Arial"/>
@@ -5618,8 +8699,8 @@
         <w:spacing w:before="300" w:after="150"/>
         <w:rPr/>
       </w:pPr>
-      <w:bookmarkStart w:id="10" w:name="__RefHeading___Toc3544_503637031"/>
-      <w:bookmarkEnd w:id="10"/>
+      <w:bookmarkStart w:id="18" w:name="__RefHeading___Toc3544_503637031"/>
+      <w:bookmarkEnd w:id="18"/>
       <w:r>
         <w:rPr>
           <w:rFonts w:eastAsia="Arial" w:cs="Arial"/>
@@ -6043,8 +9124,8 @@
         <w:spacing w:before="0" w:after="200"/>
         <w:rPr/>
       </w:pPr>
-      <w:bookmarkStart w:id="11" w:name="__RefHeading___Toc3546_503637031"/>
-      <w:bookmarkEnd w:id="11"/>
+      <w:bookmarkStart w:id="19" w:name="__RefHeading___Toc3546_503637031"/>
+      <w:bookmarkEnd w:id="19"/>
       <w:r>
         <w:rPr>
           <w:rFonts w:eastAsia="Arial" w:cs="Arial"/>
@@ -6643,8 +9724,8 @@
         <w:spacing w:before="0" w:after="200"/>
         <w:rPr/>
       </w:pPr>
-      <w:bookmarkStart w:id="12" w:name="__RefHeading___Toc3548_503637031"/>
-      <w:bookmarkEnd w:id="12"/>
+      <w:bookmarkStart w:id="20" w:name="__RefHeading___Toc3548_503637031"/>
+      <w:bookmarkEnd w:id="20"/>
       <w:r>
         <w:rPr>
           <w:rFonts w:eastAsia="Arial" w:cs="Arial"/>
@@ -6678,8 +9759,8 @@
         <w:spacing w:before="300" w:after="150"/>
         <w:rPr/>
       </w:pPr>
-      <w:bookmarkStart w:id="13" w:name="__RefHeading___Toc3550_503637031"/>
-      <w:bookmarkEnd w:id="13"/>
+      <w:bookmarkStart w:id="21" w:name="__RefHeading___Toc3550_503637031"/>
+      <w:bookmarkEnd w:id="21"/>
       <w:r>
         <w:rPr>
           <w:rFonts w:eastAsia="Arial" w:cs="Arial"/>
@@ -7347,8 +10428,8 @@
         <w:spacing w:before="300" w:after="150"/>
         <w:rPr/>
       </w:pPr>
-      <w:bookmarkStart w:id="14" w:name="__RefHeading___Toc3552_503637031"/>
-      <w:bookmarkEnd w:id="14"/>
+      <w:bookmarkStart w:id="22" w:name="__RefHeading___Toc3552_503637031"/>
+      <w:bookmarkEnd w:id="22"/>
       <w:r>
         <w:rPr>
           <w:rFonts w:eastAsia="Arial" w:cs="Arial"/>
@@ -7858,8 +10939,8 @@
         <w:spacing w:before="0" w:after="200"/>
         <w:rPr/>
       </w:pPr>
-      <w:bookmarkStart w:id="15" w:name="__RefHeading___Toc3554_503637031"/>
-      <w:bookmarkEnd w:id="15"/>
+      <w:bookmarkStart w:id="23" w:name="__RefHeading___Toc3554_503637031"/>
+      <w:bookmarkEnd w:id="23"/>
       <w:r>
         <w:rPr>
           <w:rFonts w:eastAsia="Arial" w:cs="Arial"/>
@@ -8477,8 +11558,8 @@
         <w:spacing w:before="400" w:after="200"/>
         <w:rPr/>
       </w:pPr>
-      <w:bookmarkStart w:id="16" w:name="__RefHeading___Toc3556_503637031"/>
-      <w:bookmarkEnd w:id="16"/>
+      <w:bookmarkStart w:id="24" w:name="__RefHeading___Toc3556_503637031"/>
+      <w:bookmarkEnd w:id="24"/>
       <w:r>
         <w:rPr>
           <w:rFonts w:eastAsia="Arial" w:cs="Arial"/>
@@ -8512,8 +11593,8 @@
         <w:spacing w:before="300" w:after="150"/>
         <w:rPr/>
       </w:pPr>
-      <w:bookmarkStart w:id="17" w:name="__RefHeading___Toc3558_503637031"/>
-      <w:bookmarkEnd w:id="17"/>
+      <w:bookmarkStart w:id="25" w:name="__RefHeading___Toc3558_503637031"/>
+      <w:bookmarkEnd w:id="25"/>
       <w:r>
         <w:rPr>
           <w:rFonts w:eastAsia="Arial" w:cs="Arial"/>
@@ -8707,8 +11788,8 @@
           <w:szCs w:val="28"/>
         </w:rPr>
       </w:pPr>
-      <w:bookmarkStart w:id="18" w:name="__RefHeading___Toc3560_503637031"/>
-      <w:bookmarkEnd w:id="18"/>
+      <w:bookmarkStart w:id="26" w:name="__RefHeading___Toc3560_503637031"/>
+      <w:bookmarkEnd w:id="26"/>
       <w:r>
         <w:rPr>
           <w:rFonts w:eastAsia="Arial" w:cs="Arial"/>
@@ -9252,8 +12333,8 @@
         <w:spacing w:before="0" w:after="200"/>
         <w:rPr/>
       </w:pPr>
-      <w:bookmarkStart w:id="19" w:name="__RefHeading___Toc3562_503637031"/>
-      <w:bookmarkEnd w:id="19"/>
+      <w:bookmarkStart w:id="27" w:name="__RefHeading___Toc3562_503637031"/>
+      <w:bookmarkEnd w:id="27"/>
       <w:r>
         <w:rPr>
           <w:rFonts w:eastAsia="Arial" w:cs="Arial"/>
@@ -9287,8 +12368,8 @@
         <w:spacing w:before="300" w:after="150"/>
         <w:rPr/>
       </w:pPr>
-      <w:bookmarkStart w:id="20" w:name="__RefHeading___Toc3564_503637031"/>
-      <w:bookmarkEnd w:id="20"/>
+      <w:bookmarkStart w:id="28" w:name="__RefHeading___Toc3564_503637031"/>
+      <w:bookmarkEnd w:id="28"/>
       <w:r>
         <w:rPr>
           <w:rFonts w:eastAsia="Arial" w:cs="Arial"/>
@@ -9769,8 +12850,8 @@
         <w:spacing w:before="300" w:after="150"/>
         <w:rPr/>
       </w:pPr>
-      <w:bookmarkStart w:id="21" w:name="__RefHeading___Toc3566_503637031"/>
-      <w:bookmarkEnd w:id="21"/>
+      <w:bookmarkStart w:id="29" w:name="__RefHeading___Toc3566_503637031"/>
+      <w:bookmarkEnd w:id="29"/>
       <w:r>
         <w:rPr>
           <w:rFonts w:eastAsia="Arial" w:cs="Arial"/>
@@ -10645,8 +13726,8 @@
         <w:spacing w:before="0" w:after="200"/>
         <w:rPr/>
       </w:pPr>
-      <w:bookmarkStart w:id="22" w:name="__RefHeading___Toc3568_503637031"/>
-      <w:bookmarkEnd w:id="22"/>
+      <w:bookmarkStart w:id="30" w:name="__RefHeading___Toc3568_503637031"/>
+      <w:bookmarkEnd w:id="30"/>
       <w:r>
         <w:rPr>
           <w:rFonts w:eastAsia="Arial" w:cs="Arial"/>
@@ -12101,8 +15182,8 @@
         <w:spacing w:before="0" w:after="200"/>
         <w:rPr/>
       </w:pPr>
-      <w:bookmarkStart w:id="23" w:name="__RefHeading___Toc3570_503637031"/>
-      <w:bookmarkEnd w:id="23"/>
+      <w:bookmarkStart w:id="31" w:name="__RefHeading___Toc3570_503637031"/>
+      <w:bookmarkEnd w:id="31"/>
       <w:r>
         <w:rPr>
           <w:rFonts w:eastAsia="Arial" w:cs="Arial"/>
@@ -12136,8 +15217,8 @@
         <w:spacing w:before="300" w:after="150"/>
         <w:rPr/>
       </w:pPr>
-      <w:bookmarkStart w:id="24" w:name="__RefHeading___Toc3572_503637031"/>
-      <w:bookmarkEnd w:id="24"/>
+      <w:bookmarkStart w:id="32" w:name="__RefHeading___Toc3572_503637031"/>
+      <w:bookmarkEnd w:id="32"/>
       <w:r>
         <w:rPr>
           <w:rFonts w:eastAsia="Arial" w:cs="Arial"/>
@@ -12501,8 +15582,8 @@
         <w:spacing w:before="300" w:after="150"/>
         <w:rPr/>
       </w:pPr>
-      <w:bookmarkStart w:id="25" w:name="__RefHeading___Toc3574_503637031"/>
-      <w:bookmarkEnd w:id="25"/>
+      <w:bookmarkStart w:id="33" w:name="__RefHeading___Toc3574_503637031"/>
+      <w:bookmarkEnd w:id="33"/>
       <w:r>
         <w:rPr>
           <w:rFonts w:eastAsia="Arial" w:cs="Arial"/>
@@ -13491,8 +16572,8 @@
         <w:spacing w:before="300" w:after="150"/>
         <w:rPr/>
       </w:pPr>
-      <w:bookmarkStart w:id="26" w:name="__RefHeading___Toc3576_503637031"/>
-      <w:bookmarkEnd w:id="26"/>
+      <w:bookmarkStart w:id="34" w:name="__RefHeading___Toc3576_503637031"/>
+      <w:bookmarkEnd w:id="34"/>
       <w:r>
         <w:rPr>
           <w:rFonts w:eastAsia="Arial" w:cs="Arial"/>
@@ -14019,8 +17100,8 @@
         <w:spacing w:before="0" w:after="200"/>
         <w:rPr/>
       </w:pPr>
-      <w:bookmarkStart w:id="27" w:name="__RefHeading___Toc3578_503637031"/>
-      <w:bookmarkEnd w:id="27"/>
+      <w:bookmarkStart w:id="35" w:name="__RefHeading___Toc3578_503637031"/>
+      <w:bookmarkEnd w:id="35"/>
       <w:r>
         <w:rPr>
           <w:rFonts w:eastAsia="Arial" w:cs="Arial"/>
@@ -14054,8 +17135,8 @@
         <w:spacing w:before="300" w:after="150"/>
         <w:rPr/>
       </w:pPr>
-      <w:bookmarkStart w:id="28" w:name="__RefHeading___Toc3580_503637031"/>
-      <w:bookmarkEnd w:id="28"/>
+      <w:bookmarkStart w:id="36" w:name="__RefHeading___Toc3580_503637031"/>
+      <w:bookmarkEnd w:id="36"/>
       <w:r>
         <w:rPr>
           <w:rFonts w:eastAsia="Arial" w:cs="Arial"/>
@@ -14542,8 +17623,8 @@
         <w:spacing w:before="300" w:after="150"/>
         <w:rPr/>
       </w:pPr>
-      <w:bookmarkStart w:id="29" w:name="__RefHeading___Toc3582_503637031"/>
-      <w:bookmarkEnd w:id="29"/>
+      <w:bookmarkStart w:id="37" w:name="__RefHeading___Toc3582_503637031"/>
+      <w:bookmarkEnd w:id="37"/>
       <w:r>
         <w:rPr>
           <w:rFonts w:eastAsia="Arial" w:cs="Arial"/>
@@ -15097,8 +18178,8 @@
         <w:spacing w:before="0" w:after="200"/>
         <w:rPr/>
       </w:pPr>
-      <w:bookmarkStart w:id="30" w:name="__RefHeading___Toc3584_503637031"/>
-      <w:bookmarkEnd w:id="30"/>
+      <w:bookmarkStart w:id="38" w:name="__RefHeading___Toc3584_503637031"/>
+      <w:bookmarkEnd w:id="38"/>
       <w:r>
         <w:rPr>
           <w:rFonts w:eastAsia="Arial" w:cs="Arial"/>
@@ -15132,8 +18213,8 @@
         <w:spacing w:before="300" w:after="150"/>
         <w:rPr/>
       </w:pPr>
-      <w:bookmarkStart w:id="31" w:name="__RefHeading___Toc3586_503637031"/>
-      <w:bookmarkEnd w:id="31"/>
+      <w:bookmarkStart w:id="39" w:name="__RefHeading___Toc3586_503637031"/>
+      <w:bookmarkEnd w:id="39"/>
       <w:r>
         <w:rPr>
           <w:rFonts w:eastAsia="Arial" w:cs="Arial"/>
@@ -15719,8 +18800,8 @@
         <w:spacing w:before="300" w:after="150"/>
         <w:rPr/>
       </w:pPr>
-      <w:bookmarkStart w:id="32" w:name="__RefHeading___Toc3588_503637031"/>
-      <w:bookmarkEnd w:id="32"/>
+      <w:bookmarkStart w:id="40" w:name="__RefHeading___Toc3588_503637031"/>
+      <w:bookmarkEnd w:id="40"/>
       <w:r>
         <w:rPr>
           <w:rFonts w:eastAsia="Arial" w:cs="Arial"/>
@@ -16222,8 +19303,8 @@
         <w:spacing w:before="0" w:after="200"/>
         <w:rPr/>
       </w:pPr>
-      <w:bookmarkStart w:id="33" w:name="__RefHeading___Toc3590_503637031"/>
-      <w:bookmarkEnd w:id="33"/>
+      <w:bookmarkStart w:id="41" w:name="__RefHeading___Toc3590_503637031"/>
+      <w:bookmarkEnd w:id="41"/>
       <w:r>
         <w:rPr>
           <w:rFonts w:eastAsia="Arial" w:cs="Arial"/>
@@ -17022,8 +20103,8 @@
         <w:spacing w:before="400" w:after="200"/>
         <w:rPr/>
       </w:pPr>
-      <w:bookmarkStart w:id="34" w:name="__RefHeading___Toc3592_503637031"/>
-      <w:bookmarkEnd w:id="34"/>
+      <w:bookmarkStart w:id="42" w:name="__RefHeading___Toc3592_503637031"/>
+      <w:bookmarkEnd w:id="42"/>
       <w:r>
         <w:rPr>
           <w:rFonts w:eastAsia="Arial" w:cs="Arial"/>
@@ -17659,7 +20740,14 @@
         </w:rPr>
       </w:pPr>
       <w:r>
-        <w:rPr/>
+        <w:rPr>
+          <w:rFonts w:eastAsia="Arial" w:cs="Arial"/>
+          <w:b/>
+          <w:bCs/>
+          <w:color w:val="1A3A5C"/>
+          <w:sz w:val="36"/>
+          <w:szCs w:val="36"/>
+        </w:rPr>
       </w:r>
       <w:r>
         <w:br w:type="page"/>
@@ -17674,8 +20762,8 @@
         <w:spacing w:before="0" w:after="200"/>
         <w:rPr/>
       </w:pPr>
-      <w:bookmarkStart w:id="35" w:name="__RefHeading___Toc3596_503637031"/>
-      <w:bookmarkEnd w:id="35"/>
+      <w:bookmarkStart w:id="43" w:name="__RefHeading___Toc3596_503637031"/>
+      <w:bookmarkEnd w:id="43"/>
       <w:r>
         <w:rPr>
           <w:rFonts w:eastAsia="Arial" w:cs="Arial"/>
@@ -17710,18 +20798,7 @@
           <w:sz w:val="28"/>
           <w:szCs w:val="28"/>
         </w:rPr>
-        <w:t xml:space="preserve">Exercício </w:t>
-      </w:r>
-      <w:r>
-        <w:rPr>
-          <w:rFonts w:eastAsia="Arial" w:cs="Arial"/>
-          <w:b/>
-          <w:bCs/>
-          <w:color w:val="2E75B6"/>
-          <w:sz w:val="28"/>
-          <w:szCs w:val="28"/>
-        </w:rPr>
-        <w:t>1</w:t>
+        <w:t>Exercício 1</w:t>
       </w:r>
     </w:p>
     <w:p>
@@ -17751,8 +20828,8 @@
         <w:spacing w:before="0" w:after="200"/>
         <w:rPr/>
       </w:pPr>
-      <w:bookmarkStart w:id="36" w:name="__RefHeading___Toc3616_503637031"/>
-      <w:bookmarkEnd w:id="36"/>
+      <w:bookmarkStart w:id="44" w:name="__RefHeading___Toc3616_503637031"/>
+      <w:bookmarkEnd w:id="44"/>
       <w:r>
         <w:rPr>
           <w:rFonts w:eastAsia="Arial" w:cs="Arial"/>
@@ -17785,8 +20862,8 @@
         <w:spacing w:before="300" w:after="150"/>
         <w:rPr/>
       </w:pPr>
-      <w:bookmarkStart w:id="37" w:name="__RefHeading___Toc3618_503637031"/>
-      <w:bookmarkEnd w:id="37"/>
+      <w:bookmarkStart w:id="45" w:name="__RefHeading___Toc3618_503637031"/>
+      <w:bookmarkEnd w:id="45"/>
       <w:r>
         <w:rPr>
           <w:rFonts w:eastAsia="Arial" w:cs="Arial"/>
@@ -17804,7 +20881,7 @@
         <w:pStyle w:val="ListParagraph"/>
         <w:numPr>
           <w:ilvl w:val="0"/>
-          <w:numId w:val="29"/>
+          <w:numId w:val="28"/>
         </w:numPr>
         <w:spacing w:before="40" w:after="60"/>
         <w:rPr/>
@@ -17823,7 +20900,7 @@
         <w:pStyle w:val="ListParagraph"/>
         <w:numPr>
           <w:ilvl w:val="0"/>
-          <w:numId w:val="30"/>
+          <w:numId w:val="29"/>
         </w:numPr>
         <w:spacing w:before="40" w:after="60"/>
         <w:rPr/>
@@ -17842,7 +20919,7 @@
         <w:pStyle w:val="ListParagraph"/>
         <w:numPr>
           <w:ilvl w:val="0"/>
-          <w:numId w:val="31"/>
+          <w:numId w:val="30"/>
         </w:numPr>
         <w:spacing w:before="40" w:after="60"/>
         <w:rPr/>
@@ -17876,8 +20953,8 @@
         <w:spacing w:before="300" w:after="150"/>
         <w:rPr/>
       </w:pPr>
-      <w:bookmarkStart w:id="38" w:name="__RefHeading___Toc3620_503637031"/>
-      <w:bookmarkEnd w:id="38"/>
+      <w:bookmarkStart w:id="46" w:name="__RefHeading___Toc3620_503637031"/>
+      <w:bookmarkEnd w:id="46"/>
       <w:r>
         <w:rPr>
           <w:rFonts w:eastAsia="Arial" w:cs="Arial"/>
@@ -17895,7 +20972,7 @@
         <w:pStyle w:val="ListParagraph"/>
         <w:numPr>
           <w:ilvl w:val="0"/>
-          <w:numId w:val="32"/>
+          <w:numId w:val="31"/>
         </w:numPr>
         <w:spacing w:before="40" w:after="60"/>
         <w:rPr/>
@@ -17914,7 +20991,7 @@
         <w:pStyle w:val="ListParagraph"/>
         <w:numPr>
           <w:ilvl w:val="0"/>
-          <w:numId w:val="33"/>
+          <w:numId w:val="32"/>
         </w:numPr>
         <w:spacing w:before="40" w:after="60"/>
         <w:rPr/>
@@ -17933,7 +21010,7 @@
         <w:pStyle w:val="ListParagraph"/>
         <w:numPr>
           <w:ilvl w:val="0"/>
-          <w:numId w:val="34"/>
+          <w:numId w:val="33"/>
         </w:numPr>
         <w:spacing w:before="40" w:after="60"/>
         <w:rPr/>
@@ -17952,7 +21029,7 @@
         <w:pStyle w:val="ListParagraph"/>
         <w:numPr>
           <w:ilvl w:val="0"/>
-          <w:numId w:val="35"/>
+          <w:numId w:val="34"/>
         </w:numPr>
         <w:spacing w:before="40" w:after="60"/>
         <w:rPr/>
@@ -17986,8 +21063,8 @@
         <w:spacing w:before="300" w:after="150"/>
         <w:rPr/>
       </w:pPr>
-      <w:bookmarkStart w:id="39" w:name="__RefHeading___Toc3622_503637031"/>
-      <w:bookmarkEnd w:id="39"/>
+      <w:bookmarkStart w:id="47" w:name="__RefHeading___Toc3622_503637031"/>
+      <w:bookmarkEnd w:id="47"/>
       <w:r>
         <w:rPr>
           <w:rFonts w:eastAsia="Arial" w:cs="Arial"/>
@@ -18005,7 +21082,7 @@
         <w:pStyle w:val="ListParagraph"/>
         <w:numPr>
           <w:ilvl w:val="0"/>
-          <w:numId w:val="36"/>
+          <w:numId w:val="35"/>
         </w:numPr>
         <w:spacing w:before="40" w:after="60"/>
         <w:rPr/>
@@ -18024,7 +21101,7 @@
         <w:pStyle w:val="ListParagraph"/>
         <w:numPr>
           <w:ilvl w:val="0"/>
-          <w:numId w:val="37"/>
+          <w:numId w:val="36"/>
         </w:numPr>
         <w:spacing w:before="40" w:after="60"/>
         <w:rPr/>
@@ -18043,7 +21120,7 @@
         <w:pStyle w:val="ListParagraph"/>
         <w:numPr>
           <w:ilvl w:val="0"/>
-          <w:numId w:val="38"/>
+          <w:numId w:val="37"/>
         </w:numPr>
         <w:spacing w:before="40" w:after="60"/>
         <w:rPr/>
@@ -18062,7 +21139,7 @@
         <w:pStyle w:val="ListParagraph"/>
         <w:numPr>
           <w:ilvl w:val="0"/>
-          <w:numId w:val="39"/>
+          <w:numId w:val="38"/>
         </w:numPr>
         <w:spacing w:before="40" w:after="60"/>
         <w:rPr/>
@@ -18081,7 +21158,7 @@
         <w:pStyle w:val="ListParagraph"/>
         <w:numPr>
           <w:ilvl w:val="0"/>
-          <w:numId w:val="40"/>
+          <w:numId w:val="39"/>
         </w:numPr>
         <w:spacing w:before="40" w:after="60"/>
         <w:rPr/>
@@ -18115,8 +21192,8 @@
         <w:spacing w:before="300" w:after="150"/>
         <w:rPr/>
       </w:pPr>
-      <w:bookmarkStart w:id="40" w:name="__RefHeading___Toc3624_503637031"/>
-      <w:bookmarkEnd w:id="40"/>
+      <w:bookmarkStart w:id="48" w:name="__RefHeading___Toc3624_503637031"/>
+      <w:bookmarkEnd w:id="48"/>
       <w:r>
         <w:rPr>
           <w:rFonts w:eastAsia="Arial" w:cs="Arial"/>
@@ -18134,7 +21211,7 @@
         <w:pStyle w:val="ListParagraph"/>
         <w:numPr>
           <w:ilvl w:val="0"/>
-          <w:numId w:val="41"/>
+          <w:numId w:val="40"/>
         </w:numPr>
         <w:spacing w:before="40" w:after="60"/>
         <w:rPr/>
@@ -18153,7 +21230,7 @@
         <w:pStyle w:val="ListParagraph"/>
         <w:numPr>
           <w:ilvl w:val="0"/>
-          <w:numId w:val="42"/>
+          <w:numId w:val="41"/>
         </w:numPr>
         <w:spacing w:before="40" w:after="60"/>
         <w:rPr/>
@@ -18172,7 +21249,7 @@
         <w:pStyle w:val="ListParagraph"/>
         <w:numPr>
           <w:ilvl w:val="0"/>
-          <w:numId w:val="43"/>
+          <w:numId w:val="42"/>
         </w:numPr>
         <w:spacing w:before="40" w:after="60"/>
         <w:rPr/>
@@ -18545,7 +21622,7 @@
     </w:r>
     <w:r>
       <w:rPr/>
-      <w:t>27</w:t>
+      <w:t>31</w:t>
     </w:r>
     <w:r>
       <w:rPr/>
@@ -18574,7 +21651,7 @@
     </w:r>
     <w:r>
       <w:rPr/>
-      <w:t>27</w:t>
+      <w:t>31</w:t>
     </w:r>
     <w:r>
       <w:rPr/>
@@ -18618,7 +21695,7 @@
     </w:r>
     <w:r>
       <w:rPr/>
-      <w:t>27</w:t>
+      <w:t>31</w:t>
     </w:r>
     <w:r>
       <w:rPr/>
@@ -18647,7 +21724,7 @@
     </w:r>
     <w:r>
       <w:rPr/>
-      <w:t>27</w:t>
+      <w:t>31</w:t>
     </w:r>
     <w:r>
       <w:rPr/>
@@ -21584,70 +24661,67 @@
     <w:abstractNumId w:val="22"/>
   </w:num>
   <w:num w:numId="23">
-    <w:abstractNumId w:val="1"/>
+    <w:abstractNumId w:val="2"/>
     <w:lvlOverride w:ilvl="0">
       <w:startOverride w:val="1"/>
     </w:lvlOverride>
   </w:num>
   <w:num w:numId="24">
-    <w:abstractNumId w:val="1"/>
+    <w:abstractNumId w:val="2"/>
   </w:num>
   <w:num w:numId="25">
-    <w:abstractNumId w:val="1"/>
+    <w:abstractNumId w:val="2"/>
   </w:num>
   <w:num w:numId="26">
-    <w:abstractNumId w:val="1"/>
+    <w:abstractNumId w:val="2"/>
   </w:num>
   <w:num w:numId="27">
-    <w:abstractNumId w:val="1"/>
+    <w:abstractNumId w:val="2"/>
   </w:num>
   <w:num w:numId="28">
-    <w:abstractNumId w:val="1"/>
+    <w:abstractNumId w:val="2"/>
   </w:num>
   <w:num w:numId="29">
-    <w:abstractNumId w:val="1"/>
+    <w:abstractNumId w:val="2"/>
   </w:num>
   <w:num w:numId="30">
-    <w:abstractNumId w:val="1"/>
+    <w:abstractNumId w:val="2"/>
   </w:num>
   <w:num w:numId="31">
-    <w:abstractNumId w:val="1"/>
+    <w:abstractNumId w:val="2"/>
   </w:num>
   <w:num w:numId="32">
-    <w:abstractNumId w:val="1"/>
+    <w:abstractNumId w:val="2"/>
   </w:num>
   <w:num w:numId="33">
-    <w:abstractNumId w:val="1"/>
+    <w:abstractNumId w:val="2"/>
   </w:num>
   <w:num w:numId="34">
-    <w:abstractNumId w:val="1"/>
+    <w:abstractNumId w:val="2"/>
   </w:num>
   <w:num w:numId="35">
-    <w:abstractNumId w:val="1"/>
+    <w:abstractNumId w:val="2"/>
   </w:num>
   <w:num w:numId="36">
-    <w:abstractNumId w:val="1"/>
+    <w:abstractNumId w:val="2"/>
   </w:num>
   <w:num w:numId="37">
-    <w:abstractNumId w:val="1"/>
+    <w:abstractNumId w:val="2"/>
   </w:num>
   <w:num w:numId="38">
-    <w:abstractNumId w:val="1"/>
+    <w:abstractNumId w:val="2"/>
   </w:num>
   <w:num w:numId="39">
-    <w:abstractNumId w:val="1"/>
+    <w:abstractNumId w:val="2"/>
   </w:num>
   <w:num w:numId="40">
-    <w:abstractNumId w:val="1"/>
+    <w:abstractNumId w:val="2"/>
   </w:num>
   <w:num w:numId="41">
-    <w:abstractNumId w:val="1"/>
+    <w:abstractNumId w:val="2"/>
   </w:num>
   <w:num w:numId="42">
-    <w:abstractNumId w:val="1"/>
-  </w:num>
-  <w:num w:numId="43">
-    <w:abstractNumId w:val="1"/>
+    <w:abstractNumId w:val="2"/>
   </w:num>
 </w:numbering>
 </file>
@@ -21690,7 +24764,7 @@
   </w:style>
   <w:style w:type="paragraph" w:styleId="Heading1">
     <w:name w:val="heading 1"/>
-    <w:basedOn w:val="Ttulo"/>
+    <w:basedOn w:val="Ttulouser"/>
     <w:qFormat/>
     <w:pPr>
       <w:spacing w:before="400" w:after="200"/>
@@ -21707,7 +24781,7 @@
   </w:style>
   <w:style w:type="paragraph" w:styleId="Heading2">
     <w:name w:val="heading 2"/>
-    <w:basedOn w:val="Ttulo"/>
+    <w:basedOn w:val="Ttulouser"/>
     <w:qFormat/>
     <w:pPr>
       <w:spacing w:before="300" w:after="150"/>
@@ -21724,7 +24798,7 @@
   </w:style>
   <w:style w:type="paragraph" w:styleId="Heading3">
     <w:name w:val="heading 3"/>
-    <w:basedOn w:val="Ttulo"/>
+    <w:basedOn w:val="Ttulouser"/>
     <w:qFormat/>
     <w:pPr>
       <w:spacing w:before="200" w:after="100"/>
@@ -21741,7 +24815,7 @@
   </w:style>
   <w:style w:type="paragraph" w:styleId="Heading4">
     <w:name w:val="heading 4"/>
-    <w:basedOn w:val="Ttulo"/>
+    <w:basedOn w:val="Ttulouser"/>
     <w:qFormat/>
     <w:pPr/>
     <w:rPr>
@@ -21752,7 +24826,7 @@
   </w:style>
   <w:style w:type="paragraph" w:styleId="Heading5">
     <w:name w:val="heading 5"/>
-    <w:basedOn w:val="Ttulo"/>
+    <w:basedOn w:val="Ttulouser"/>
     <w:qFormat/>
     <w:pPr/>
     <w:rPr>
@@ -21761,7 +24835,7 @@
   </w:style>
   <w:style w:type="paragraph" w:styleId="Heading6">
     <w:name w:val="heading 6"/>
-    <w:basedOn w:val="Ttulo"/>
+    <w:basedOn w:val="Ttulouser"/>
     <w:qFormat/>
     <w:pPr/>
     <w:rPr>
@@ -21777,8 +24851,8 @@
       <w:u w:val="single"/>
     </w:rPr>
   </w:style>
-  <w:style w:type="character" w:styleId="Caracteresdenotaderodap">
-    <w:name w:val="Caracteres de nota de rodapé"/>
+  <w:style w:type="character" w:styleId="Caracteresdenotaderodapuser">
+    <w:name w:val="Caracteres de nota de rodapé (user)"/>
     <w:uiPriority w:val="99"/>
     <w:semiHidden/>
     <w:unhideWhenUsed/>
@@ -21787,8 +24861,8 @@
       <w:vertAlign w:val="superscript"/>
     </w:rPr>
   </w:style>
-  <w:style w:type="character" w:styleId="Caracteresdenotaderodapuser">
-    <w:name w:val="Caracteres de nota de rodapé (user)"/>
+  <w:style w:type="character" w:styleId="Caracteresdenotaderodap">
+    <w:name w:val="Caracteres de nota de rodapé"/>
     <w:qFormat/>
     <w:rPr>
       <w:vertAlign w:val="superscript"/>
@@ -21810,6 +24884,11 @@
       <w:sz w:val="20"/>
       <w:szCs w:val="20"/>
     </w:rPr>
+  </w:style>
+  <w:style w:type="character" w:styleId="Vnculodendiceuser">
+    <w:name w:val="Vínculo de índice (user)"/>
+    <w:qFormat/>
+    <w:rPr/>
   </w:style>
   <w:style w:type="character" w:styleId="Vnculodendice">
     <w:name w:val="Vínculo de índice"/>
@@ -21902,7 +24981,7 @@
   </w:style>
   <w:style w:type="paragraph" w:styleId="Title">
     <w:name w:val="Title"/>
-    <w:basedOn w:val="Ttulo"/>
+    <w:basedOn w:val="Ttulouser"/>
     <w:qFormat/>
     <w:pPr/>
     <w:rPr>
@@ -21965,6 +25044,13 @@
       <w:szCs w:val="20"/>
     </w:rPr>
   </w:style>
+  <w:style w:type="paragraph" w:styleId="Cabealhoerodapuser">
+    <w:name w:val="Cabeçalho e rodapé (user)"/>
+    <w:basedOn w:val="Normal"/>
+    <w:qFormat/>
+    <w:pPr/>
+    <w:rPr/>
+  </w:style>
   <w:style w:type="paragraph" w:styleId="Cabealhoerodap">
     <w:name w:val="Cabeçalho e rodapé"/>
     <w:basedOn w:val="Normal"/>
@@ -21972,28 +25058,21 @@
     <w:pPr/>
     <w:rPr/>
   </w:style>
-  <w:style w:type="paragraph" w:styleId="Cabealhoerodapuser">
-    <w:name w:val="Cabeçalho e rodapé (user)"/>
-    <w:basedOn w:val="Normal"/>
-    <w:qFormat/>
-    <w:pPr/>
-    <w:rPr/>
-  </w:style>
   <w:style w:type="paragraph" w:styleId="Header">
     <w:name w:val="header"/>
-    <w:basedOn w:val="Cabealhoerodap"/>
+    <w:basedOn w:val="Cabealhoerodapuser"/>
     <w:pPr/>
     <w:rPr/>
   </w:style>
   <w:style w:type="paragraph" w:styleId="Footer">
     <w:name w:val="footer"/>
-    <w:basedOn w:val="Cabealhoerodap"/>
+    <w:basedOn w:val="Cabealhoerodapuser"/>
     <w:pPr/>
     <w:rPr/>
   </w:style>
   <w:style w:type="paragraph" w:styleId="IndexHeading">
     <w:name w:val="index heading"/>
-    <w:basedOn w:val="Ttulo"/>
+    <w:basedOn w:val="Ttulouser"/>
     <w:pPr>
       <w:suppressLineNumbers/>
       <w:ind w:hanging="0" w:left="0"/>
@@ -22022,7 +25101,7 @@
   </w:style>
   <w:style w:type="paragraph" w:styleId="TOC1">
     <w:name w:val="toc 1"/>
-    <w:basedOn w:val="ndice"/>
+    <w:basedOn w:val="ndiceuser"/>
     <w:pPr>
       <w:tabs>
         <w:tab w:val="clear" w:pos="720"/>
@@ -22034,7 +25113,7 @@
   </w:style>
   <w:style w:type="paragraph" w:styleId="TOC2">
     <w:name w:val="toc 2"/>
-    <w:basedOn w:val="ndice"/>
+    <w:basedOn w:val="ndiceuser"/>
     <w:pPr>
       <w:tabs>
         <w:tab w:val="clear" w:pos="720"/>

--- a/Aula4/Apostila_ES6_ECMAScript6.docx
+++ b/Aula4/Apostila_ES6_ECMAScript6.docx
@@ -357,6 +357,11 @@
                 <w:rStyle w:val="Vnculodendice"/>
               </w:rPr>
               <w:t>0. Introdução ao JavaScript</w:t>
+            </w:r>
+            <w:r>
+              <w:rPr>
+                <w:rStyle w:val="Vnculodendice"/>
+              </w:rPr>
               <w:tab/>
               <w:t>3</w:t>
             </w:r>
@@ -978,7 +983,7 @@
               </w:rPr>
               <w:t>12. Promises</w:t>
               <w:tab/>
-              <w:t>22</w:t>
+              <w:t>21</w:t>
             </w:r>
           </w:hyperlink>
         </w:p>
@@ -998,7 +1003,7 @@
               </w:rPr>
               <w:t>12.1. Estados de uma Promise</w:t>
               <w:tab/>
-              <w:t>22</w:t>
+              <w:t>21</w:t>
             </w:r>
           </w:hyperlink>
         </w:p>
@@ -1018,7 +1023,7 @@
               </w:rPr>
               <w:t>12.2. Criando e Consumindo Promises</w:t>
               <w:tab/>
-              <w:t>22</w:t>
+              <w:t>21</w:t>
             </w:r>
           </w:hyperlink>
         </w:p>
@@ -1038,7 +1043,7 @@
               </w:rPr>
               <w:t>12.3. Async / Await (ES2017 — baseado em Promises)</w:t>
               <w:tab/>
-              <w:t>23</w:t>
+              <w:t>22</w:t>
             </w:r>
           </w:hyperlink>
         </w:p>
@@ -1058,7 +1063,7 @@
               </w:rPr>
               <w:t>13. Iteradores e Generators</w:t>
               <w:tab/>
-              <w:t>24</w:t>
+              <w:t>23</w:t>
             </w:r>
           </w:hyperlink>
         </w:p>
@@ -1078,7 +1083,7 @@
               </w:rPr>
               <w:t>13.1. for...of</w:t>
               <w:tab/>
-              <w:t>24</w:t>
+              <w:t>23</w:t>
             </w:r>
           </w:hyperlink>
         </w:p>
@@ -1098,7 +1103,7 @@
               </w:rPr>
               <w:t>13.2. Generator Functions</w:t>
               <w:tab/>
-              <w:t>24</w:t>
+              <w:t>23</w:t>
             </w:r>
           </w:hyperlink>
         </w:p>
@@ -1118,7 +1123,7 @@
               </w:rPr>
               <w:t>14. Map e Set</w:t>
               <w:tab/>
-              <w:t>25</w:t>
+              <w:t>24</w:t>
             </w:r>
           </w:hyperlink>
         </w:p>
@@ -1138,7 +1143,7 @@
               </w:rPr>
               <w:t>14.1. Map</w:t>
               <w:tab/>
-              <w:t>25</w:t>
+              <w:t>24</w:t>
             </w:r>
           </w:hyperlink>
         </w:p>
@@ -1158,7 +1163,7 @@
               </w:rPr>
               <w:t>14.2. Set</w:t>
               <w:tab/>
-              <w:t>25</w:t>
+              <w:t>24</w:t>
             </w:r>
           </w:hyperlink>
         </w:p>
@@ -1178,7 +1183,7 @@
               </w:rPr>
               <w:t>15. Symbol</w:t>
               <w:tab/>
-              <w:t>27</w:t>
+              <w:t>26</w:t>
             </w:r>
           </w:hyperlink>
         </w:p>
@@ -1198,27 +1203,7 @@
               </w:rPr>
               <w:t>16. Proxy e Reflect</w:t>
               <w:tab/>
-              <w:t>27</w:t>
-            </w:r>
-          </w:hyperlink>
-        </w:p>
-        <w:p>
-          <w:pPr>
-            <w:pStyle w:val="TOC1"/>
-            <w:tabs>
-              <w:tab w:val="clear" w:pos="9346"/>
-              <w:tab w:val="right" w:pos="9345" w:leader="dot"/>
-            </w:tabs>
-            <w:rPr/>
-          </w:pPr>
-          <w:hyperlink w:anchor="__RefHeading___Toc3596_503637031">
-            <w:r>
-              <w:rPr>
-                <w:rStyle w:val="Vnculodendice"/>
-              </w:rPr>
-              <w:t>18. Exercícios Práticos</w:t>
-              <w:tab/>
-              <w:t>29</w:t>
+              <w:t>26</w:t>
             </w:r>
           </w:hyperlink>
         </w:p>
@@ -1236,9 +1221,9 @@
               <w:rPr>
                 <w:rStyle w:val="Vnculodendice"/>
               </w:rPr>
-              <w:t>20. Referências e Leituras Complementares</w:t>
+              <w:t>17. Referências e Leituras Complementares</w:t>
               <w:tab/>
-              <w:t>30</w:t>
+              <w:t>28</w:t>
             </w:r>
           </w:hyperlink>
         </w:p>
@@ -1258,7 +1243,7 @@
               </w:rPr>
               <w:t>Documentação Oficial</w:t>
               <w:tab/>
-              <w:t>30</w:t>
+              <w:t>28</w:t>
             </w:r>
           </w:hyperlink>
         </w:p>
@@ -1278,7 +1263,7 @@
               </w:rPr>
               <w:t>Livros Recomendados</w:t>
               <w:tab/>
-              <w:t>30</w:t>
+              <w:t>28</w:t>
             </w:r>
           </w:hyperlink>
         </w:p>
@@ -1298,7 +1283,7 @@
               </w:rPr>
               <w:t>Ferramentas e Ambientes de Prática</w:t>
               <w:tab/>
-              <w:t>30</w:t>
+              <w:t>28</w:t>
             </w:r>
           </w:hyperlink>
         </w:p>
@@ -1318,7 +1303,7 @@
               </w:rPr>
               <w:t>Cursos e Tutoriais Online</w:t>
               <w:tab/>
-              <w:t>30</w:t>
+              <w:t>28</w:t>
             </w:r>
           </w:hyperlink>
           <w:r>
@@ -1395,23 +1380,7 @@
           <w:sz w:val="22"/>
           <w:szCs w:val="22"/>
         </w:rPr>
-        <w:t xml:space="preserve">Antes de </w:t>
-      </w:r>
-      <w:r>
-        <w:rPr>
-          <w:rFonts w:eastAsia="Arial" w:cs="Arial"/>
-          <w:sz w:val="22"/>
-          <w:szCs w:val="22"/>
-        </w:rPr>
-        <w:t>ver as novidades do</w:t>
-      </w:r>
-      <w:r>
-        <w:rPr>
-          <w:rFonts w:eastAsia="Arial" w:cs="Arial"/>
-          <w:sz w:val="22"/>
-          <w:szCs w:val="22"/>
-        </w:rPr>
-        <w:t xml:space="preserve"> ECMAScript 6, é essencial entender o que é o JavaScript, como ele funciona e por que se tornou a linguagem mais utilizada no desenvolvimento web moderno.</w:t>
+        <w:t>Antes de ver as novidades do ECMAScript 6, é essencial entender o que é o JavaScript, como ele funciona e por que se tornou a linguagem mais utilizada no desenvolvimento web moderno.</w:t>
       </w:r>
     </w:p>
     <w:p>
@@ -2027,7 +1996,7 @@
         <w:pStyle w:val="ListParagraph"/>
         <w:numPr>
           <w:ilvl w:val="0"/>
-          <w:numId w:val="2"/>
+          <w:numId w:val="1"/>
         </w:numPr>
         <w:spacing w:before="40" w:after="60"/>
         <w:rPr/>
@@ -2046,7 +2015,7 @@
         <w:pStyle w:val="ListParagraph"/>
         <w:numPr>
           <w:ilvl w:val="0"/>
-          <w:numId w:val="2"/>
+          <w:numId w:val="1"/>
         </w:numPr>
         <w:spacing w:before="40" w:after="60"/>
         <w:rPr/>
@@ -2065,7 +2034,7 @@
         <w:pStyle w:val="ListParagraph"/>
         <w:numPr>
           <w:ilvl w:val="0"/>
-          <w:numId w:val="2"/>
+          <w:numId w:val="1"/>
         </w:numPr>
         <w:spacing w:before="40" w:after="60"/>
         <w:rPr/>
@@ -2084,7 +2053,7 @@
         <w:pStyle w:val="ListParagraph"/>
         <w:numPr>
           <w:ilvl w:val="0"/>
-          <w:numId w:val="2"/>
+          <w:numId w:val="1"/>
         </w:numPr>
         <w:spacing w:before="40" w:after="60"/>
         <w:rPr/>
@@ -2103,7 +2072,7 @@
         <w:pStyle w:val="ListParagraph"/>
         <w:numPr>
           <w:ilvl w:val="0"/>
-          <w:numId w:val="2"/>
+          <w:numId w:val="1"/>
         </w:numPr>
         <w:spacing w:before="40" w:after="60"/>
         <w:rPr/>
@@ -2122,7 +2091,7 @@
         <w:pStyle w:val="ListParagraph"/>
         <w:numPr>
           <w:ilvl w:val="0"/>
-          <w:numId w:val="2"/>
+          <w:numId w:val="1"/>
         </w:numPr>
         <w:spacing w:before="40" w:after="60"/>
         <w:rPr/>
@@ -5982,7 +5951,7 @@
           <w:sz w:val="22"/>
           <w:szCs w:val="22"/>
         </w:rPr>
-        <w:t>Resolvia limitações graves do var (escopo de função, hoisting inesperado)</w:t>
+        <w:t>Resolvia limitações graves do var (escopo de função, hoisting [içamento de variáveis para o top do arquivo] inesperado)</w:t>
       </w:r>
     </w:p>
     <w:p>
@@ -5990,7 +5959,7 @@
         <w:pStyle w:val="ListParagraph"/>
         <w:numPr>
           <w:ilvl w:val="0"/>
-          <w:numId w:val="2"/>
+          <w:numId w:val="1"/>
         </w:numPr>
         <w:spacing w:before="40" w:after="60"/>
         <w:rPr/>
@@ -9063,7 +9032,12 @@
             <w:pPr>
               <w:pStyle w:val="Normal"/>
               <w:spacing w:before="0" w:after="0"/>
-              <w:rPr/>
+              <w:rPr>
+                <w:rFonts w:ascii="Courier New" w:hAnsi="Courier New" w:eastAsia="Courier New" w:cs="Courier New"/>
+                <w:color w:val="D4D4D4"/>
+                <w:sz w:val="18"/>
+                <w:szCs w:val="18"/>
+              </w:rPr>
             </w:pPr>
             <w:r>
               <w:rPr>
@@ -15169,9 +15143,6 @@
           <w:szCs w:val="22"/>
         </w:rPr>
       </w:r>
-      <w:r>
-        <w:br w:type="page"/>
-      </w:r>
     </w:p>
     <w:p>
       <w:pPr>
@@ -15180,7 +15151,41 @@
           <w:bottom w:val="single" w:sz="8" w:space="4" w:color="2E75B6"/>
         </w:pBdr>
         <w:spacing w:before="0" w:after="200"/>
-        <w:rPr/>
+        <w:rPr>
+          <w:rFonts w:eastAsia="Arial" w:cs="Arial"/>
+          <w:b/>
+          <w:bCs/>
+          <w:color w:val="1A3A5C"/>
+          <w:sz w:val="36"/>
+          <w:szCs w:val="36"/>
+        </w:rPr>
+      </w:pPr>
+      <w:r>
+        <w:rPr>
+          <w:rFonts w:eastAsia="Arial" w:cs="Arial"/>
+          <w:b/>
+          <w:bCs/>
+          <w:color w:val="1A3A5C"/>
+          <w:sz w:val="36"/>
+          <w:szCs w:val="36"/>
+        </w:rPr>
+      </w:r>
+    </w:p>
+    <w:p>
+      <w:pPr>
+        <w:pStyle w:val="Heading1"/>
+        <w:pBdr>
+          <w:bottom w:val="single" w:sz="8" w:space="4" w:color="2E75B6"/>
+        </w:pBdr>
+        <w:spacing w:before="0" w:after="200"/>
+        <w:rPr>
+          <w:rFonts w:eastAsia="Arial" w:cs="Arial"/>
+          <w:b/>
+          <w:bCs/>
+          <w:color w:val="1A3A5C"/>
+          <w:sz w:val="36"/>
+          <w:szCs w:val="36"/>
+        </w:rPr>
       </w:pPr>
       <w:bookmarkStart w:id="31" w:name="__RefHeading___Toc3570_503637031"/>
       <w:bookmarkEnd w:id="31"/>
@@ -20762,7 +20767,7 @@
         <w:spacing w:before="0" w:after="200"/>
         <w:rPr/>
       </w:pPr>
-      <w:bookmarkStart w:id="43" w:name="__RefHeading___Toc3596_503637031"/>
+      <w:bookmarkStart w:id="43" w:name="__RefHeading___Toc3616_503637031"/>
       <w:bookmarkEnd w:id="43"/>
       <w:r>
         <w:rPr>
@@ -20773,97 +20778,17 @@
           <w:sz w:val="36"/>
           <w:szCs w:val="36"/>
         </w:rPr>
-        <w:t>18. Exercícios Práticos</w:t>
+        <w:t>17. Referências e Leituras Complementares</w:t>
       </w:r>
     </w:p>
     <w:p>
       <w:pPr>
-        <w:pStyle w:val="Normal"/>
-        <w:rPr/>
-      </w:pPr>
-      <w:r>
-        <w:rPr>
-          <w:rFonts w:eastAsia="Arial" w:cs="Arial"/>
-          <w:sz w:val="22"/>
-          <w:szCs w:val="22"/>
-        </w:rPr>
-        <w:t xml:space="preserve"> </w:t>
-      </w:r>
-      <w:r>
-        <w:rPr>
-          <w:rFonts w:eastAsia="Arial" w:cs="Arial"/>
-          <w:b/>
-          <w:bCs/>
-          <w:color w:val="2E75B6"/>
-          <w:sz w:val="28"/>
-          <w:szCs w:val="28"/>
-        </w:rPr>
-        <w:t>Exercício 1</w:t>
-      </w:r>
-    </w:p>
-    <w:p>
-      <w:pPr>
-        <w:pStyle w:val="Normal"/>
-        <w:spacing w:before="80" w:after="120"/>
-        <w:rPr/>
-      </w:pPr>
-      <w:r>
-        <w:rPr>
-          <w:rFonts w:eastAsia="Arial" w:cs="Arial"/>
-          <w:sz w:val="22"/>
-          <w:szCs w:val="22"/>
-        </w:rPr>
-        <w:t>Vamos transformar o código javascript do nosso projeto em typescript.</w:t>
-      </w:r>
-      <w:r>
-        <w:br w:type="page"/>
-      </w:r>
-    </w:p>
-    <w:p>
-      <w:pPr>
-        <w:pStyle w:val="Heading1"/>
-        <w:pBdr>
-          <w:bottom w:val="single" w:sz="8" w:space="4" w:color="2E75B6"/>
-        </w:pBdr>
-        <w:spacing w:before="0" w:after="200"/>
-        <w:rPr/>
-      </w:pPr>
-      <w:bookmarkStart w:id="44" w:name="__RefHeading___Toc3616_503637031"/>
-      <w:bookmarkEnd w:id="44"/>
-      <w:r>
-        <w:rPr>
-          <w:rFonts w:eastAsia="Arial" w:cs="Arial"/>
-          <w:b/>
-          <w:bCs/>
-          <w:color w:val="1A3A5C"/>
-          <w:sz w:val="36"/>
-          <w:szCs w:val="36"/>
-        </w:rPr>
-        <w:t>20. Referências e Leituras Complementares</w:t>
-      </w:r>
-    </w:p>
-    <w:p>
-      <w:pPr>
-        <w:pStyle w:val="Normal"/>
-        <w:rPr/>
-      </w:pPr>
-      <w:r>
-        <w:rPr>
-          <w:rFonts w:eastAsia="Arial" w:cs="Arial"/>
-          <w:sz w:val="22"/>
-          <w:szCs w:val="22"/>
-        </w:rPr>
-        <w:t xml:space="preserve"> </w:t>
-      </w:r>
-    </w:p>
-    <w:p>
-      <w:pPr>
         <w:pStyle w:val="Heading2"/>
         <w:spacing w:before="300" w:after="150"/>
         <w:rPr/>
       </w:pPr>
-      <w:bookmarkStart w:id="45" w:name="__RefHeading___Toc3618_503637031"/>
-      <w:bookmarkEnd w:id="45"/>
+      <w:bookmarkStart w:id="44" w:name="__RefHeading___Toc3618_503637031"/>
+      <w:bookmarkEnd w:id="44"/>
       <w:r>
         <w:rPr>
           <w:rFonts w:eastAsia="Arial" w:cs="Arial"/>
@@ -20953,8 +20878,8 @@
         <w:spacing w:before="300" w:after="150"/>
         <w:rPr/>
       </w:pPr>
-      <w:bookmarkStart w:id="46" w:name="__RefHeading___Toc3620_503637031"/>
-      <w:bookmarkEnd w:id="46"/>
+      <w:bookmarkStart w:id="45" w:name="__RefHeading___Toc3620_503637031"/>
+      <w:bookmarkEnd w:id="45"/>
       <w:r>
         <w:rPr>
           <w:rFonts w:eastAsia="Arial" w:cs="Arial"/>
@@ -21063,8 +20988,8 @@
         <w:spacing w:before="300" w:after="150"/>
         <w:rPr/>
       </w:pPr>
-      <w:bookmarkStart w:id="47" w:name="__RefHeading___Toc3622_503637031"/>
-      <w:bookmarkEnd w:id="47"/>
+      <w:bookmarkStart w:id="46" w:name="__RefHeading___Toc3622_503637031"/>
+      <w:bookmarkEnd w:id="46"/>
       <w:r>
         <w:rPr>
           <w:rFonts w:eastAsia="Arial" w:cs="Arial"/>
@@ -21192,8 +21117,8 @@
         <w:spacing w:before="300" w:after="150"/>
         <w:rPr/>
       </w:pPr>
-      <w:bookmarkStart w:id="48" w:name="__RefHeading___Toc3624_503637031"/>
-      <w:bookmarkEnd w:id="48"/>
+      <w:bookmarkStart w:id="47" w:name="__RefHeading___Toc3624_503637031"/>
+      <w:bookmarkEnd w:id="47"/>
       <w:r>
         <w:rPr>
           <w:rFonts w:eastAsia="Arial" w:cs="Arial"/>
@@ -21622,7 +21547,7 @@
     </w:r>
     <w:r>
       <w:rPr/>
-      <w:t>31</w:t>
+      <w:t>14</w:t>
     </w:r>
     <w:r>
       <w:rPr/>
@@ -21651,7 +21576,7 @@
     </w:r>
     <w:r>
       <w:rPr/>
-      <w:t>31</w:t>
+      <w:t>28</w:t>
     </w:r>
     <w:r>
       <w:rPr/>
@@ -21695,7 +21620,7 @@
     </w:r>
     <w:r>
       <w:rPr/>
-      <w:t>31</w:t>
+      <w:t>14</w:t>
     </w:r>
     <w:r>
       <w:rPr/>
@@ -21724,7 +21649,7 @@
     </w:r>
     <w:r>
       <w:rPr/>
-      <w:t>31</w:t>
+      <w:t>28</w:t>
     </w:r>
     <w:r>
       <w:rPr/>
@@ -24661,67 +24586,67 @@
     <w:abstractNumId w:val="22"/>
   </w:num>
   <w:num w:numId="23">
-    <w:abstractNumId w:val="2"/>
+    <w:abstractNumId w:val="1"/>
     <w:lvlOverride w:ilvl="0">
       <w:startOverride w:val="1"/>
     </w:lvlOverride>
   </w:num>
   <w:num w:numId="24">
-    <w:abstractNumId w:val="2"/>
+    <w:abstractNumId w:val="1"/>
   </w:num>
   <w:num w:numId="25">
-    <w:abstractNumId w:val="2"/>
+    <w:abstractNumId w:val="1"/>
   </w:num>
   <w:num w:numId="26">
-    <w:abstractNumId w:val="2"/>
+    <w:abstractNumId w:val="1"/>
   </w:num>
   <w:num w:numId="27">
-    <w:abstractNumId w:val="2"/>
+    <w:abstractNumId w:val="1"/>
   </w:num>
   <w:num w:numId="28">
-    <w:abstractNumId w:val="2"/>
+    <w:abstractNumId w:val="1"/>
   </w:num>
   <w:num w:numId="29">
-    <w:abstractNumId w:val="2"/>
+    <w:abstractNumId w:val="1"/>
   </w:num>
   <w:num w:numId="30">
-    <w:abstractNumId w:val="2"/>
+    <w:abstractNumId w:val="1"/>
   </w:num>
   <w:num w:numId="31">
-    <w:abstractNumId w:val="2"/>
+    <w:abstractNumId w:val="1"/>
   </w:num>
   <w:num w:numId="32">
-    <w:abstractNumId w:val="2"/>
+    <w:abstractNumId w:val="1"/>
   </w:num>
   <w:num w:numId="33">
-    <w:abstractNumId w:val="2"/>
+    <w:abstractNumId w:val="1"/>
   </w:num>
   <w:num w:numId="34">
-    <w:abstractNumId w:val="2"/>
+    <w:abstractNumId w:val="1"/>
   </w:num>
   <w:num w:numId="35">
-    <w:abstractNumId w:val="2"/>
+    <w:abstractNumId w:val="1"/>
   </w:num>
   <w:num w:numId="36">
-    <w:abstractNumId w:val="2"/>
+    <w:abstractNumId w:val="1"/>
   </w:num>
   <w:num w:numId="37">
-    <w:abstractNumId w:val="2"/>
+    <w:abstractNumId w:val="1"/>
   </w:num>
   <w:num w:numId="38">
-    <w:abstractNumId w:val="2"/>
+    <w:abstractNumId w:val="1"/>
   </w:num>
   <w:num w:numId="39">
-    <w:abstractNumId w:val="2"/>
+    <w:abstractNumId w:val="1"/>
   </w:num>
   <w:num w:numId="40">
-    <w:abstractNumId w:val="2"/>
+    <w:abstractNumId w:val="1"/>
   </w:num>
   <w:num w:numId="41">
-    <w:abstractNumId w:val="2"/>
+    <w:abstractNumId w:val="1"/>
   </w:num>
   <w:num w:numId="42">
-    <w:abstractNumId w:val="2"/>
+    <w:abstractNumId w:val="1"/>
   </w:num>
 </w:numbering>
 </file>
@@ -24764,7 +24689,7 @@
   </w:style>
   <w:style w:type="paragraph" w:styleId="Heading1">
     <w:name w:val="heading 1"/>
-    <w:basedOn w:val="Ttulouser"/>
+    <w:basedOn w:val="Ttulo"/>
     <w:qFormat/>
     <w:pPr>
       <w:spacing w:before="400" w:after="200"/>
@@ -24781,7 +24706,7 @@
   </w:style>
   <w:style w:type="paragraph" w:styleId="Heading2">
     <w:name w:val="heading 2"/>
-    <w:basedOn w:val="Ttulouser"/>
+    <w:basedOn w:val="Ttulo"/>
     <w:qFormat/>
     <w:pPr>
       <w:spacing w:before="300" w:after="150"/>
@@ -24798,7 +24723,7 @@
   </w:style>
   <w:style w:type="paragraph" w:styleId="Heading3">
     <w:name w:val="heading 3"/>
-    <w:basedOn w:val="Ttulouser"/>
+    <w:basedOn w:val="Ttulo"/>
     <w:qFormat/>
     <w:pPr>
       <w:spacing w:before="200" w:after="100"/>
@@ -24815,7 +24740,7 @@
   </w:style>
   <w:style w:type="paragraph" w:styleId="Heading4">
     <w:name w:val="heading 4"/>
-    <w:basedOn w:val="Ttulouser"/>
+    <w:basedOn w:val="Ttulo"/>
     <w:qFormat/>
     <w:pPr/>
     <w:rPr>
@@ -24826,7 +24751,7 @@
   </w:style>
   <w:style w:type="paragraph" w:styleId="Heading5">
     <w:name w:val="heading 5"/>
-    <w:basedOn w:val="Ttulouser"/>
+    <w:basedOn w:val="Ttulo"/>
     <w:qFormat/>
     <w:pPr/>
     <w:rPr>
@@ -24835,7 +24760,7 @@
   </w:style>
   <w:style w:type="paragraph" w:styleId="Heading6">
     <w:name w:val="heading 6"/>
-    <w:basedOn w:val="Ttulouser"/>
+    <w:basedOn w:val="Ttulo"/>
     <w:qFormat/>
     <w:pPr/>
     <w:rPr>
@@ -24851,8 +24776,8 @@
       <w:u w:val="single"/>
     </w:rPr>
   </w:style>
-  <w:style w:type="character" w:styleId="Caracteresdenotaderodapuser">
-    <w:name w:val="Caracteres de nota de rodapé (user)"/>
+  <w:style w:type="character" w:styleId="Caracteresdenotaderodap">
+    <w:name w:val="Caracteres de nota de rodapé"/>
     <w:uiPriority w:val="99"/>
     <w:semiHidden/>
     <w:unhideWhenUsed/>
@@ -24861,8 +24786,8 @@
       <w:vertAlign w:val="superscript"/>
     </w:rPr>
   </w:style>
-  <w:style w:type="character" w:styleId="Caracteresdenotaderodap">
-    <w:name w:val="Caracteres de nota de rodapé"/>
+  <w:style w:type="character" w:styleId="Caracteresdenotaderodapuser">
+    <w:name w:val="Caracteres de nota de rodapé (user)"/>
     <w:qFormat/>
     <w:rPr>
       <w:vertAlign w:val="superscript"/>
@@ -24885,13 +24810,13 @@
       <w:szCs w:val="20"/>
     </w:rPr>
   </w:style>
-  <w:style w:type="character" w:styleId="Vnculodendiceuser">
-    <w:name w:val="Vínculo de índice (user)"/>
+  <w:style w:type="character" w:styleId="Vnculodendice">
+    <w:name w:val="Vínculo de índice"/>
     <w:qFormat/>
     <w:rPr/>
   </w:style>
-  <w:style w:type="character" w:styleId="Vnculodendice">
-    <w:name w:val="Vínculo de índice"/>
+  <w:style w:type="character" w:styleId="Vnculodendiceuser">
+    <w:name w:val="Vínculo de índice (user)"/>
     <w:qFormat/>
     <w:rPr/>
   </w:style>
@@ -24981,7 +24906,7 @@
   </w:style>
   <w:style w:type="paragraph" w:styleId="Title">
     <w:name w:val="Title"/>
-    <w:basedOn w:val="Ttulouser"/>
+    <w:basedOn w:val="Ttulo"/>
     <w:qFormat/>
     <w:pPr/>
     <w:rPr>
@@ -25044,6 +24969,13 @@
       <w:szCs w:val="20"/>
     </w:rPr>
   </w:style>
+  <w:style w:type="paragraph" w:styleId="Cabealhoerodap">
+    <w:name w:val="Cabeçalho e rodapé"/>
+    <w:basedOn w:val="Normal"/>
+    <w:qFormat/>
+    <w:pPr/>
+    <w:rPr/>
+  </w:style>
   <w:style w:type="paragraph" w:styleId="Cabealhoerodapuser">
     <w:name w:val="Cabeçalho e rodapé (user)"/>
     <w:basedOn w:val="Normal"/>
@@ -25051,28 +24983,21 @@
     <w:pPr/>
     <w:rPr/>
   </w:style>
-  <w:style w:type="paragraph" w:styleId="Cabealhoerodap">
-    <w:name w:val="Cabeçalho e rodapé"/>
-    <w:basedOn w:val="Normal"/>
-    <w:qFormat/>
-    <w:pPr/>
-    <w:rPr/>
-  </w:style>
   <w:style w:type="paragraph" w:styleId="Header">
     <w:name w:val="header"/>
-    <w:basedOn w:val="Cabealhoerodapuser"/>
+    <w:basedOn w:val="Cabealhoerodap"/>
     <w:pPr/>
     <w:rPr/>
   </w:style>
   <w:style w:type="paragraph" w:styleId="Footer">
     <w:name w:val="footer"/>
-    <w:basedOn w:val="Cabealhoerodapuser"/>
+    <w:basedOn w:val="Cabealhoerodap"/>
     <w:pPr/>
     <w:rPr/>
   </w:style>
   <w:style w:type="paragraph" w:styleId="IndexHeading">
     <w:name w:val="index heading"/>
-    <w:basedOn w:val="Ttulouser"/>
+    <w:basedOn w:val="Ttulo"/>
     <w:pPr>
       <w:suppressLineNumbers/>
       <w:ind w:hanging="0" w:left="0"/>
@@ -25101,7 +25026,7 @@
   </w:style>
   <w:style w:type="paragraph" w:styleId="TOC1">
     <w:name w:val="toc 1"/>
-    <w:basedOn w:val="ndiceuser"/>
+    <w:basedOn w:val="ndice"/>
     <w:pPr>
       <w:tabs>
         <w:tab w:val="clear" w:pos="720"/>
@@ -25113,7 +25038,7 @@
   </w:style>
   <w:style w:type="paragraph" w:styleId="TOC2">
     <w:name w:val="toc 2"/>
-    <w:basedOn w:val="ndiceuser"/>
+    <w:basedOn w:val="ndice"/>
     <w:pPr>
       <w:tabs>
         <w:tab w:val="clear" w:pos="720"/>
